--- a/sql/SQL INTERVIEW QUESTIONS.docx
+++ b/sql/SQL INTERVIEW QUESTIONS.docx
@@ -1263,6 +1263,83 @@
       </w:r>
     </w:p>
     <w:p>
+      <w:pPr>
+        <w:ind w:left="360"/>
+      </w:pPr>
+      <w:r>
+        <w:rPr>
+          <w:b/>
+          <w:bCs/>
+        </w:rPr>
+        <w:t>75. How do you check for NULL values in SQL?</w:t>
+      </w:r>
+    </w:p>
+    <w:p>
+      <w:pPr>
+        <w:ind w:left="1080" w:firstLine="360"/>
+      </w:pPr>
+      <w:r>
+        <w:t xml:space="preserve">IS NULL vs = NULL </w:t>
+      </w:r>
+    </w:p>
+    <w:p>
+      <w:pPr>
+        <w:ind w:left="720" w:firstLine="720"/>
+      </w:pPr>
+      <w:r>
+        <w:t xml:space="preserve">How to find rows where a column is NULL. </w:t>
+      </w:r>
+    </w:p>
+    <w:p>
+      <w:pPr>
+        <w:ind w:left="360"/>
+      </w:pPr>
+      <w:r>
+        <w:rPr>
+          <w:b/>
+          <w:bCs/>
+        </w:rPr>
+        <w:lastRenderedPageBreak/>
+        <w:t>76. What is the difference between COUNT(*) and COUNT(column) when NULL values are present?</w:t>
+      </w:r>
+    </w:p>
+    <w:p>
+      <w:pPr>
+        <w:ind w:left="1080" w:firstLine="360"/>
+      </w:pPr>
+      <w:r>
+        <w:t xml:space="preserve">Tests whether you understand how NULL affects COUNT(). </w:t>
+      </w:r>
+    </w:p>
+    <w:p>
+      <w:pPr>
+        <w:ind w:left="360"/>
+      </w:pPr>
+      <w:r>
+        <w:rPr>
+          <w:b/>
+          <w:bCs/>
+        </w:rPr>
+        <w:t>77. How can you replace NULL values with a default value in SQL?</w:t>
+      </w:r>
+    </w:p>
+    <w:p>
+      <w:pPr>
+        <w:ind w:left="720" w:firstLine="720"/>
+      </w:pPr>
+      <w:r>
+        <w:t xml:space="preserve">COALESCE() </w:t>
+      </w:r>
+    </w:p>
+    <w:p>
+      <w:pPr>
+        <w:ind w:left="720" w:firstLine="720"/>
+      </w:pPr>
+      <w:r>
+        <w:t>Example: replacing NULL department with 'Not Assigned'.</w:t>
+      </w:r>
+    </w:p>
+    <w:p>
       <w:r>
         <w:pict w14:anchorId="6AC660D1">
           <v:rect id="_x0000_i1039" style="width:0;height:1.5pt" o:hralign="center" o:hrstd="t" o:hr="t" fillcolor="#a0a0a0" stroked="f"/>
@@ -1307,7 +1384,6 @@
         </w:numPr>
       </w:pPr>
       <w:r>
-        <w:lastRenderedPageBreak/>
         <w:t>Select all records.</w:t>
       </w:r>
     </w:p>
@@ -1517,6 +1593,7 @@
         </w:numPr>
       </w:pPr>
       <w:r>
+        <w:lastRenderedPageBreak/>
         <w:t>Highest salary by department.</w:t>
       </w:r>
     </w:p>
@@ -1616,7 +1693,6 @@
         </w:numPr>
       </w:pPr>
       <w:r>
-        <w:lastRenderedPageBreak/>
         <w:t>Second highest salary.</w:t>
       </w:r>
     </w:p>
@@ -1826,6 +1902,7 @@
         </w:numPr>
       </w:pPr>
       <w:r>
+        <w:lastRenderedPageBreak/>
         <w:t>Monthly sales report.</w:t>
       </w:r>
     </w:p>
@@ -1925,7 +2002,6 @@
           <w:b/>
           <w:bCs/>
         </w:rPr>
-        <w:lastRenderedPageBreak/>
         <w:t>Case Statements</w:t>
       </w:r>
     </w:p>
@@ -2129,6 +2205,7 @@
         </w:numPr>
       </w:pPr>
       <w:r>
+        <w:lastRenderedPageBreak/>
         <w:t>Nth Highest Salary</w:t>
       </w:r>
     </w:p>
@@ -2228,7 +2305,6 @@
         </w:numPr>
       </w:pPr>
       <w:r>
-        <w:lastRenderedPageBreak/>
         <w:t>RANK()</w:t>
       </w:r>
     </w:p>
@@ -2389,7 +2465,6 @@
           <w:sz w:val="28"/>
           <w:szCs w:val="28"/>
         </w:rPr>
-        <w:lastRenderedPageBreak/>
         <w:t>SQL Basics</w:t>
       </w:r>
     </w:p>
@@ -2528,6 +2603,7 @@
     </w:p>
     <w:p>
       <w:r>
+        <w:lastRenderedPageBreak/>
         <w:t>Instead say:</w:t>
       </w:r>
     </w:p>
@@ -2622,7 +2698,6 @@
                 <w:b/>
                 <w:bCs/>
               </w:rPr>
-              <w:lastRenderedPageBreak/>
               <w:t>SQL</w:t>
             </w:r>
           </w:p>
@@ -2895,6 +2970,7 @@
     </w:p>
     <w:p>
       <w:r>
+        <w:lastRenderedPageBreak/>
         <w:t>Data Definition Language</w:t>
       </w:r>
     </w:p>
@@ -2935,7 +3011,6 @@
     </w:p>
     <w:p>
       <w:r>
-        <w:lastRenderedPageBreak/>
         <w:t>CREATE TABLE Employees(</w:t>
       </w:r>
     </w:p>
@@ -3060,6 +3135,7 @@
     </w:p>
     <w:p>
       <w:r>
+        <w:lastRenderedPageBreak/>
         <w:t>Example:</w:t>
       </w:r>
     </w:p>
@@ -3112,7 +3188,6 @@
     </w:p>
     <w:p>
       <w:r>
-        <w:lastRenderedPageBreak/>
         <w:t>Used for permissions.</w:t>
       </w:r>
     </w:p>
@@ -3265,6 +3340,7 @@
         </w:numPr>
       </w:pPr>
       <w:r>
+        <w:lastRenderedPageBreak/>
         <w:t>Patients</w:t>
       </w:r>
     </w:p>
@@ -3345,7 +3421,6 @@
     </w:p>
     <w:p>
       <w:r>
-        <w:lastRenderedPageBreak/>
         <w:t>A table is a database object that stores data in rows and columns.</w:t>
       </w:r>
     </w:p>
@@ -3809,6 +3884,7 @@
                 <w:b/>
                 <w:bCs/>
               </w:rPr>
+              <w:lastRenderedPageBreak/>
               <w:t>Salary</w:t>
             </w:r>
           </w:p>
@@ -3883,7 +3959,6 @@
     </w:p>
     <w:p>
       <w:r>
-        <w:lastRenderedPageBreak/>
         <w:pict w14:anchorId="48AED9C7">
           <v:rect id="_x0000_i1066" style="width:0;height:1.5pt" o:hralign="center" o:hrstd="t" o:hr="t" fillcolor="#a0a0a0" stroked="f"/>
         </w:pict>
@@ -4023,6 +4098,7 @@
     </w:p>
     <w:p>
       <w:r>
+        <w:lastRenderedPageBreak/>
         <w:t>Think of a schema as:</w:t>
       </w:r>
     </w:p>
@@ -4091,7 +4167,6 @@
     </w:p>
     <w:p>
       <w:r>
-        <w:lastRenderedPageBreak/>
         <w:t xml:space="preserve">A </w:t>
       </w:r>
       <w:r>
@@ -4264,6 +4339,7 @@
     </w:p>
     <w:p>
       <w:r>
+        <w:lastRenderedPageBreak/>
         <w:t xml:space="preserve">    dept_name VARCHAR(50)</w:t>
       </w:r>
     </w:p>
@@ -4295,7 +4371,6 @@
     </w:p>
     <w:p>
       <w:r>
-        <w:lastRenderedPageBreak/>
         <w:t xml:space="preserve">    FOREIGN KEY (dept_id) REFERENCES departments(dept_id)</w:t>
       </w:r>
     </w:p>
@@ -4623,6 +4698,7 @@
     </w:p>
     <w:p>
       <w:r>
+        <w:lastRenderedPageBreak/>
         <w:t>student_id   course_id</w:t>
       </w:r>
     </w:p>
@@ -4658,7 +4734,6 @@
     </w:p>
     <w:p>
       <w:r>
-        <w:lastRenderedPageBreak/>
         <w:t>SQL example:</w:t>
       </w:r>
     </w:p>
@@ -4780,6 +4855,7 @@
     </w:p>
     <w:p>
       <w:r>
+        <w:lastRenderedPageBreak/>
         <w:t>emp_id</w:t>
       </w:r>
     </w:p>
@@ -4825,7 +4901,6 @@
           <w:b/>
           <w:bCs/>
         </w:rPr>
-        <w:lastRenderedPageBreak/>
         <w:t>13. What is a Unique Key?</w:t>
       </w:r>
     </w:p>
@@ -4955,6 +5030,7 @@
     </w:p>
     <w:p>
       <w:r>
+        <w:lastRenderedPageBreak/>
         <w:t>For example, this is invalid:</w:t>
       </w:r>
     </w:p>
@@ -4984,7 +5060,6 @@
           <w:b/>
           <w:bCs/>
         </w:rPr>
-        <w:lastRenderedPageBreak/>
         <w:t>Short interview answer:</w:t>
       </w:r>
       <w:r>
@@ -5160,6 +5235,7 @@
     </w:p>
     <w:p>
       <w:r>
+        <w:lastRenderedPageBreak/>
         <w:t>Constraints are rules applied to table columns to ensure valid, accurate, and consistent data.</w:t>
       </w:r>
     </w:p>
@@ -5207,7 +5283,6 @@
     </w:p>
     <w:p>
       <w:r>
-        <w:lastRenderedPageBreak/>
         <w:t>Example:</w:t>
       </w:r>
     </w:p>
@@ -5489,6 +5564,7 @@
     </w:p>
     <w:p>
       <w:r>
+        <w:lastRenderedPageBreak/>
         <w:t xml:space="preserve">    age INT CHECK (age &gt;= 18)</w:t>
       </w:r>
     </w:p>
@@ -5514,7 +5590,6 @@
     </w:p>
     <w:p>
       <w:r>
-        <w:lastRenderedPageBreak/>
         <w:t>Another example:</w:t>
       </w:r>
     </w:p>
@@ -5664,6 +5739,7 @@
           <w:b/>
           <w:bCs/>
         </w:rPr>
+        <w:lastRenderedPageBreak/>
         <w:t>19. What is AUTO_INCREMENT?</w:t>
       </w:r>
     </w:p>
@@ -5684,152 +5760,152 @@
     </w:p>
     <w:p>
       <w:r>
+        <w:t>CREATE TABLE employees (</w:t>
+      </w:r>
+    </w:p>
+    <w:p>
+      <w:r>
+        <w:t xml:space="preserve">    emp_id INT AUTO_INCREMENT PRIMARY KEY,</w:t>
+      </w:r>
+    </w:p>
+    <w:p>
+      <w:r>
+        <w:t xml:space="preserve">    emp_name VARCHAR(50)</w:t>
+      </w:r>
+    </w:p>
+    <w:p>
+      <w:r>
+        <w:t>);</w:t>
+      </w:r>
+    </w:p>
+    <w:p>
+      <w:r>
+        <w:t>Then:</w:t>
+      </w:r>
+    </w:p>
+    <w:p>
+      <w:r>
+        <w:t>INSERT INTO employees(emp_name)</w:t>
+      </w:r>
+    </w:p>
+    <w:p>
+      <w:r>
+        <w:t>VALUES ('Mohan');</w:t>
+      </w:r>
+    </w:p>
+    <w:p>
+      <w:r>
+        <w:t>SQL automatically generates:</w:t>
+      </w:r>
+    </w:p>
+    <w:p>
+      <w:r>
+        <w:t>emp_id = 1</w:t>
+      </w:r>
+    </w:p>
+    <w:p>
+      <w:r>
+        <w:t>and the next inserted employee may get:</w:t>
+      </w:r>
+    </w:p>
+    <w:p>
+      <w:r>
+        <w:t>emp_id = 2</w:t>
+      </w:r>
+    </w:p>
+    <w:p>
+      <w:pPr>
+        <w:rPr>
+          <w:b/>
+          <w:bCs/>
+        </w:rPr>
+      </w:pPr>
+      <w:r>
+        <w:rPr>
+          <w:b/>
+          <w:bCs/>
+        </w:rPr>
+        <w:t>Important interview note</w:t>
+      </w:r>
+    </w:p>
+    <w:p>
+      <w:r>
+        <w:t xml:space="preserve">AUTO_INCREMENT is </w:t>
+      </w:r>
+      <w:r>
+        <w:rPr>
+          <w:b/>
+          <w:bCs/>
+        </w:rPr>
+        <w:t>database-specific syntax</w:t>
+      </w:r>
+      <w:r>
+        <w:t>.</w:t>
+      </w:r>
+    </w:p>
+    <w:p>
+      <w:r>
+        <w:t>For example:</w:t>
+      </w:r>
+    </w:p>
+    <w:p>
+      <w:r>
+        <w:t>MySQL      → AUTO_INCREMENT</w:t>
+      </w:r>
+    </w:p>
+    <w:p>
+      <w:r>
+        <w:t>SQL Server → IDENTITY</w:t>
+      </w:r>
+    </w:p>
+    <w:p>
+      <w:r>
+        <w:t>PostgreSQL → GENERATED ... AS IDENTITY</w:t>
+      </w:r>
+    </w:p>
+    <w:p>
+      <w:r>
+        <w:t>So the concept is the same, but the syntax differs.</w:t>
+      </w:r>
+    </w:p>
+    <w:p>
+      <w:pPr>
+        <w:rPr>
+          <w:b/>
+          <w:bCs/>
+        </w:rPr>
+      </w:pPr>
+      <w:r>
+        <w:rPr>
+          <w:b/>
+          <w:bCs/>
+        </w:rPr>
+        <w:t>Short interview answer</w:t>
+      </w:r>
+    </w:p>
+    <w:p>
+      <w:r>
+        <w:t>AUTO_INCREMENT automatically generates sequential numeric values for a column, usually for a primary key, whenever new rows are inserted.</w:t>
+      </w:r>
+    </w:p>
+    <w:p>
+      <w:r>
+        <w:t>A very useful memory line for these five is:</w:t>
+      </w:r>
+    </w:p>
+    <w:p>
+      <w:r>
+        <w:t>Constraint   Purpose</w:t>
+      </w:r>
+    </w:p>
+    <w:p>
+      <w:r>
+        <w:t>NOT NULL     No missing value</w:t>
+      </w:r>
+    </w:p>
+    <w:p>
+      <w:r>
         <w:lastRenderedPageBreak/>
-        <w:t>CREATE TABLE employees (</w:t>
-      </w:r>
-    </w:p>
-    <w:p>
-      <w:r>
-        <w:t xml:space="preserve">    emp_id INT AUTO_INCREMENT PRIMARY KEY,</w:t>
-      </w:r>
-    </w:p>
-    <w:p>
-      <w:r>
-        <w:t xml:space="preserve">    emp_name VARCHAR(50)</w:t>
-      </w:r>
-    </w:p>
-    <w:p>
-      <w:r>
-        <w:t>);</w:t>
-      </w:r>
-    </w:p>
-    <w:p>
-      <w:r>
-        <w:t>Then:</w:t>
-      </w:r>
-    </w:p>
-    <w:p>
-      <w:r>
-        <w:t>INSERT INTO employees(emp_name)</w:t>
-      </w:r>
-    </w:p>
-    <w:p>
-      <w:r>
-        <w:t>VALUES ('Mohan');</w:t>
-      </w:r>
-    </w:p>
-    <w:p>
-      <w:r>
-        <w:t>SQL automatically generates:</w:t>
-      </w:r>
-    </w:p>
-    <w:p>
-      <w:r>
-        <w:t>emp_id = 1</w:t>
-      </w:r>
-    </w:p>
-    <w:p>
-      <w:r>
-        <w:t>and the next inserted employee may get:</w:t>
-      </w:r>
-    </w:p>
-    <w:p>
-      <w:r>
-        <w:t>emp_id = 2</w:t>
-      </w:r>
-    </w:p>
-    <w:p>
-      <w:pPr>
-        <w:rPr>
-          <w:b/>
-          <w:bCs/>
-        </w:rPr>
-      </w:pPr>
-      <w:r>
-        <w:rPr>
-          <w:b/>
-          <w:bCs/>
-        </w:rPr>
-        <w:t>Important interview note</w:t>
-      </w:r>
-    </w:p>
-    <w:p>
-      <w:r>
-        <w:t xml:space="preserve">AUTO_INCREMENT is </w:t>
-      </w:r>
-      <w:r>
-        <w:rPr>
-          <w:b/>
-          <w:bCs/>
-        </w:rPr>
-        <w:t>database-specific syntax</w:t>
-      </w:r>
-      <w:r>
-        <w:t>.</w:t>
-      </w:r>
-    </w:p>
-    <w:p>
-      <w:r>
-        <w:t>For example:</w:t>
-      </w:r>
-    </w:p>
-    <w:p>
-      <w:r>
-        <w:t>MySQL      → AUTO_INCREMENT</w:t>
-      </w:r>
-    </w:p>
-    <w:p>
-      <w:r>
-        <w:t>SQL Server → IDENTITY</w:t>
-      </w:r>
-    </w:p>
-    <w:p>
-      <w:r>
-        <w:t>PostgreSQL → GENERATED ... AS IDENTITY</w:t>
-      </w:r>
-    </w:p>
-    <w:p>
-      <w:r>
-        <w:t>So the concept is the same, but the syntax differs.</w:t>
-      </w:r>
-    </w:p>
-    <w:p>
-      <w:pPr>
-        <w:rPr>
-          <w:b/>
-          <w:bCs/>
-        </w:rPr>
-      </w:pPr>
-      <w:r>
-        <w:rPr>
-          <w:b/>
-          <w:bCs/>
-        </w:rPr>
-        <w:t>Short interview answer</w:t>
-      </w:r>
-    </w:p>
-    <w:p>
-      <w:r>
-        <w:t>AUTO_INCREMENT automatically generates sequential numeric values for a column, usually for a primary key, whenever new rows are inserted.</w:t>
-      </w:r>
-    </w:p>
-    <w:p>
-      <w:r>
-        <w:t>A very useful memory line for these five is:</w:t>
-      </w:r>
-    </w:p>
-    <w:p>
-      <w:r>
-        <w:t>Constraint   Purpose</w:t>
-      </w:r>
-    </w:p>
-    <w:p>
-      <w:r>
-        <w:t>NOT NULL     No missing value</w:t>
-      </w:r>
-    </w:p>
-    <w:p>
-      <w:r>
         <w:t>UNIQUE       No duplicate value</w:t>
       </w:r>
     </w:p>
@@ -5865,7 +5941,6 @@
           <w:sz w:val="28"/>
           <w:szCs w:val="28"/>
         </w:rPr>
-        <w:lastRenderedPageBreak/>
         <w:t>Joins</w:t>
       </w:r>
     </w:p>
@@ -5948,7 +6023,7 @@
     <w:p>
       <w:r>
         <w:pict w14:anchorId="031E6A64">
-          <v:rect id="_x0000_i1133" style="width:0;height:1.5pt" o:hralign="center" o:hrstd="t" o:hr="t" fillcolor="#a0a0a0" stroked="f"/>
+          <v:rect id="_x0000_i1079" style="width:0;height:1.5pt" o:hralign="center" o:hrstd="t" o:hr="t" fillcolor="#a0a0a0" stroked="f"/>
         </w:pict>
       </w:r>
     </w:p>
@@ -6025,7 +6100,7 @@
     <w:p>
       <w:r>
         <w:pict w14:anchorId="40E42897">
-          <v:rect id="_x0000_i1134" style="width:0;height:1.5pt" o:hralign="center" o:hrstd="t" o:hr="t" fillcolor="#a0a0a0" stroked="f"/>
+          <v:rect id="_x0000_i1080" style="width:0;height:1.5pt" o:hralign="center" o:hrstd="t" o:hr="t" fillcolor="#a0a0a0" stroked="f"/>
         </w:pict>
       </w:r>
     </w:p>
@@ -6041,6 +6116,7 @@
           <w:b/>
           <w:bCs/>
         </w:rPr>
+        <w:lastRenderedPageBreak/>
         <w:t>22. What is a LEFT JOIN?</w:t>
       </w:r>
     </w:p>
@@ -6061,7 +6137,194 @@
     </w:p>
     <w:p>
       <w:r>
+        <w:t>SELECT e.emp_name, d.dept_name</w:t>
+      </w:r>
+    </w:p>
+    <w:p>
+      <w:r>
+        <w:t>FROM employees e</w:t>
+      </w:r>
+    </w:p>
+    <w:p>
+      <w:r>
+        <w:t>LEFT JOIN departments d</w:t>
+      </w:r>
+    </w:p>
+    <w:p>
+      <w:r>
+        <w:t>ON e.dept_id = d.dept_id;</w:t>
+      </w:r>
+    </w:p>
+    <w:p>
+      <w:pPr>
+        <w:rPr>
+          <w:b/>
+          <w:bCs/>
+        </w:rPr>
+      </w:pPr>
+      <w:r>
+        <w:rPr>
+          <w:b/>
+          <w:bCs/>
+        </w:rPr>
+        <w:t>Short interview answer</w:t>
+      </w:r>
+    </w:p>
+    <w:p>
+      <w:r>
+        <w:t>LEFT JOIN returns all records from the left table and matching records from the right table; non-matching right-side values are returned as NULL.</w:t>
+      </w:r>
+    </w:p>
+    <w:p>
+      <w:r>
+        <w:pict w14:anchorId="0BF5ED6C">
+          <v:rect id="_x0000_i1081" style="width:0;height:1.5pt" o:hralign="center" o:hrstd="t" o:hr="t" fillcolor="#a0a0a0" stroked="f"/>
+        </w:pict>
+      </w:r>
+    </w:p>
+    <w:p>
+      <w:pPr>
+        <w:rPr>
+          <w:b/>
+          <w:bCs/>
+        </w:rPr>
+      </w:pPr>
+      <w:r>
+        <w:rPr>
+          <w:b/>
+          <w:bCs/>
+        </w:rPr>
+        <w:t>23. What is a RIGHT JOIN?</w:t>
+      </w:r>
+    </w:p>
+    <w:p>
+      <w:r>
+        <w:t>RIGHT JOIN returns all rows from the right table and matching rows from the left table.</w:t>
+      </w:r>
+    </w:p>
+    <w:p>
+      <w:r>
+        <w:t>If there is no matching row in the left table, the left-side columns return NULL.</w:t>
+      </w:r>
+    </w:p>
+    <w:p>
+      <w:r>
+        <w:t>Example:</w:t>
+      </w:r>
+    </w:p>
+    <w:p>
+      <w:r>
+        <w:t>SELECT e.emp_name, d.dept_name</w:t>
+      </w:r>
+    </w:p>
+    <w:p>
+      <w:r>
+        <w:t>FROM employees e</w:t>
+      </w:r>
+    </w:p>
+    <w:p>
+      <w:r>
+        <w:t>RIGHT JOIN departments d</w:t>
+      </w:r>
+    </w:p>
+    <w:p>
+      <w:r>
+        <w:t>ON e.dept_id = d.dept_id;</w:t>
+      </w:r>
+    </w:p>
+    <w:p>
+      <w:pPr>
+        <w:rPr>
+          <w:b/>
+          <w:bCs/>
+        </w:rPr>
+      </w:pPr>
+      <w:r>
+        <w:rPr>
+          <w:b/>
+          <w:bCs/>
+        </w:rPr>
+        <w:t>Short interview answer</w:t>
+      </w:r>
+    </w:p>
+    <w:p>
+      <w:r>
+        <w:t>RIGHT JOIN returns all rows from the right table and matching rows from the left table; non-matching left-side values appear as NULL.</w:t>
+      </w:r>
+    </w:p>
+    <w:p>
+      <w:r>
+        <w:pict w14:anchorId="74A1F411">
+          <v:rect id="_x0000_i1082" style="width:0;height:1.5pt" o:hralign="center" o:hrstd="t" o:hr="t" fillcolor="#a0a0a0" stroked="f"/>
+        </w:pict>
+      </w:r>
+    </w:p>
+    <w:p>
+      <w:pPr>
+        <w:rPr>
+          <w:b/>
+          <w:bCs/>
+        </w:rPr>
+      </w:pPr>
+      <w:r>
+        <w:rPr>
+          <w:b/>
+          <w:bCs/>
+        </w:rPr>
+        <w:t>24. What is a FULL OUTER JOIN?</w:t>
+      </w:r>
+    </w:p>
+    <w:p>
+      <w:r>
+        <w:t>FULL OUTER JOIN returns:</w:t>
+      </w:r>
+    </w:p>
+    <w:p>
+      <w:pPr>
+        <w:numPr>
+          <w:ilvl w:val="0"/>
+          <w:numId w:val="36"/>
+        </w:numPr>
+      </w:pPr>
+      <w:r>
+        <w:t>all matching rows</w:t>
+      </w:r>
+    </w:p>
+    <w:p>
+      <w:pPr>
+        <w:numPr>
+          <w:ilvl w:val="0"/>
+          <w:numId w:val="36"/>
+        </w:numPr>
+      </w:pPr>
+      <w:r>
+        <w:t>all non-matching rows from the left table</w:t>
+      </w:r>
+    </w:p>
+    <w:p>
+      <w:pPr>
+        <w:numPr>
+          <w:ilvl w:val="0"/>
+          <w:numId w:val="36"/>
+        </w:numPr>
+      </w:pPr>
+      <w:r>
+        <w:t>all non-matching rows from the right table</w:t>
+      </w:r>
+    </w:p>
+    <w:p>
+      <w:r>
         <w:lastRenderedPageBreak/>
+        <w:t>Where no match exists, the missing side contains NULL.</w:t>
+      </w:r>
+    </w:p>
+    <w:p>
+      <w:r>
+        <w:t>Example:</w:t>
+      </w:r>
+    </w:p>
+    <w:p>
+      <w:r>
         <w:t>SELECT e.emp_name, d.dept_name</w:t>
       </w:r>
     </w:p>
@@ -6072,7 +6335,7 @@
     </w:p>
     <w:p>
       <w:r>
-        <w:t>LEFT JOIN departments d</w:t>
+        <w:t>FULL OUTER JOIN departments d</w:t>
       </w:r>
     </w:p>
     <w:p>
@@ -6097,13 +6360,18 @@
     </w:p>
     <w:p>
       <w:r>
-        <w:t>LEFT JOIN returns all records from the left table and matching records from the right table; non-matching right-side values are returned as NULL.</w:t>
-      </w:r>
-    </w:p>
-    <w:p>
-      <w:r>
-        <w:pict w14:anchorId="0BF5ED6C">
-          <v:rect id="_x0000_i1135" style="width:0;height:1.5pt" o:hralign="center" o:hrstd="t" o:hr="t" fillcolor="#a0a0a0" stroked="f"/>
+        <w:t>FULL OUTER JOIN returns all matched and unmatched rows from both tables.</w:t>
+      </w:r>
+    </w:p>
+    <w:p>
+      <w:r>
+        <w:t>Important note: MySQL does not support FULL OUTER JOIN directly.</w:t>
+      </w:r>
+    </w:p>
+    <w:p>
+      <w:r>
+        <w:pict w14:anchorId="041D13FC">
+          <v:rect id="_x0000_i1083" style="width:0;height:1.5pt" o:hralign="center" o:hrstd="t" o:hr="t" fillcolor="#a0a0a0" stroked="f"/>
         </w:pict>
       </w:r>
     </w:p>
@@ -6119,17 +6387,42 @@
           <w:b/>
           <w:bCs/>
         </w:rPr>
-        <w:t>23. What is a RIGHT JOIN?</w:t>
-      </w:r>
-    </w:p>
-    <w:p>
-      <w:r>
-        <w:t>RIGHT JOIN returns all rows from the right table and matching rows from the left table.</w:t>
-      </w:r>
-    </w:p>
-    <w:p>
-      <w:r>
-        <w:t>If there is no matching row in the left table, the left-side columns return NULL.</w:t>
+        <w:t>25. What is a CROSS JOIN?</w:t>
+      </w:r>
+    </w:p>
+    <w:p>
+      <w:r>
+        <w:t>CROSS JOIN returns the Cartesian product of two tables.</w:t>
+      </w:r>
+    </w:p>
+    <w:p>
+      <w:r>
+        <w:t>That means every row from the first table is combined with every row from the second table.</w:t>
+      </w:r>
+    </w:p>
+    <w:p>
+      <w:r>
+        <w:t>If:</w:t>
+      </w:r>
+    </w:p>
+    <w:p>
+      <w:r>
+        <w:t>Table A → 3 rows</w:t>
+      </w:r>
+    </w:p>
+    <w:p>
+      <w:r>
+        <w:t>Table B → 4 rows</w:t>
+      </w:r>
+    </w:p>
+    <w:p>
+      <w:r>
+        <w:t>then:</w:t>
+      </w:r>
+    </w:p>
+    <w:p>
+      <w:r>
+        <w:t>CROSS JOIN → 12 rows</w:t>
       </w:r>
     </w:p>
     <w:p>
@@ -6139,7 +6432,105 @@
     </w:p>
     <w:p>
       <w:r>
-        <w:t>SELECT e.emp_name, d.dept_name</w:t>
+        <w:t>SELECT *</w:t>
+      </w:r>
+    </w:p>
+    <w:p>
+      <w:r>
+        <w:t>FROM employees</w:t>
+      </w:r>
+    </w:p>
+    <w:p>
+      <w:r>
+        <w:t>CROSS JOIN departments;</w:t>
+      </w:r>
+    </w:p>
+    <w:p>
+      <w:pPr>
+        <w:rPr>
+          <w:b/>
+          <w:bCs/>
+        </w:rPr>
+      </w:pPr>
+      <w:r>
+        <w:rPr>
+          <w:b/>
+          <w:bCs/>
+        </w:rPr>
+        <w:t>Short interview answer</w:t>
+      </w:r>
+    </w:p>
+    <w:p>
+      <w:r>
+        <w:t>CROSS JOIN returns every possible combination of rows from the two tables.</w:t>
+      </w:r>
+    </w:p>
+    <w:p>
+      <w:r>
+        <w:pict w14:anchorId="6A945BEC">
+          <v:rect id="_x0000_i1084" style="width:0;height:1.5pt" o:hralign="center" o:hrstd="t" o:hr="t" fillcolor="#a0a0a0" stroked="f"/>
+        </w:pict>
+      </w:r>
+    </w:p>
+    <w:p>
+      <w:pPr>
+        <w:rPr>
+          <w:b/>
+          <w:bCs/>
+        </w:rPr>
+      </w:pPr>
+      <w:r>
+        <w:rPr>
+          <w:b/>
+          <w:bCs/>
+        </w:rPr>
+        <w:t>26. What is a SELF JOIN?</w:t>
+      </w:r>
+    </w:p>
+    <w:p>
+      <w:r>
+        <w:t>A SELF JOIN is when a table is joined with itself.</w:t>
+      </w:r>
+    </w:p>
+    <w:p>
+      <w:r>
+        <w:lastRenderedPageBreak/>
+        <w:t>It is commonly used for hierarchical relationships, such as employee-manager data.</w:t>
+      </w:r>
+    </w:p>
+    <w:p>
+      <w:r>
+        <w:t>Suppose:</w:t>
+      </w:r>
+    </w:p>
+    <w:p>
+      <w:r>
+        <w:t>emp_id</w:t>
+      </w:r>
+    </w:p>
+    <w:p>
+      <w:r>
+        <w:t>emp_name</w:t>
+      </w:r>
+    </w:p>
+    <w:p>
+      <w:r>
+        <w:t>manager_id</w:t>
+      </w:r>
+    </w:p>
+    <w:p>
+      <w:r>
+        <w:t>Then:</w:t>
+      </w:r>
+    </w:p>
+    <w:p>
+      <w:r>
+        <w:t>SELECT e.emp_name AS employee,</w:t>
+      </w:r>
+    </w:p>
+    <w:p>
+      <w:r>
+        <w:t xml:space="preserve">       m.emp_name AS manager</w:t>
       </w:r>
     </w:p>
     <w:p>
@@ -6149,12 +6540,17 @@
     </w:p>
     <w:p>
       <w:r>
-        <w:t>RIGHT JOIN departments d</w:t>
-      </w:r>
-    </w:p>
-    <w:p>
-      <w:r>
-        <w:t>ON e.dept_id = d.dept_id;</w:t>
+        <w:t>LEFT JOIN employees m</w:t>
+      </w:r>
+    </w:p>
+    <w:p>
+      <w:r>
+        <w:t>ON e.manager_id = m.emp_id;</w:t>
+      </w:r>
+    </w:p>
+    <w:p>
+      <w:r>
+        <w:t>Here, the same table is used twice with different aliases.</w:t>
       </w:r>
     </w:p>
     <w:p>
@@ -6174,334 +6570,13 @@
     </w:p>
     <w:p>
       <w:r>
-        <w:t>RIGHT JOIN returns all rows from the right table and matching rows from the left table; non-matching left-side values appear as NULL.</w:t>
-      </w:r>
-    </w:p>
-    <w:p>
-      <w:r>
-        <w:pict w14:anchorId="74A1F411">
-          <v:rect id="_x0000_i1136" style="width:0;height:1.5pt" o:hralign="center" o:hrstd="t" o:hr="t" fillcolor="#a0a0a0" stroked="f"/>
-        </w:pict>
-      </w:r>
-    </w:p>
-    <w:p>
-      <w:pPr>
-        <w:rPr>
-          <w:b/>
-          <w:bCs/>
-        </w:rPr>
-      </w:pPr>
-      <w:r>
-        <w:rPr>
-          <w:b/>
-          <w:bCs/>
-        </w:rPr>
-        <w:t>24. What is a FULL OUTER JOIN?</w:t>
-      </w:r>
-    </w:p>
-    <w:p>
-      <w:r>
-        <w:t>FULL OUTER JOIN returns:</w:t>
-      </w:r>
-    </w:p>
-    <w:p>
-      <w:pPr>
-        <w:numPr>
-          <w:ilvl w:val="0"/>
-          <w:numId w:val="36"/>
-        </w:numPr>
-      </w:pPr>
-      <w:r>
-        <w:t>all matching rows</w:t>
-      </w:r>
-    </w:p>
-    <w:p>
-      <w:pPr>
-        <w:numPr>
-          <w:ilvl w:val="0"/>
-          <w:numId w:val="36"/>
-        </w:numPr>
-      </w:pPr>
-      <w:r>
-        <w:t>all non-matching rows from the left table</w:t>
-      </w:r>
-    </w:p>
-    <w:p>
-      <w:pPr>
-        <w:numPr>
-          <w:ilvl w:val="0"/>
-          <w:numId w:val="36"/>
-        </w:numPr>
-      </w:pPr>
-      <w:r>
-        <w:t>all non-matching rows from the right table</w:t>
-      </w:r>
-    </w:p>
-    <w:p>
-      <w:r>
-        <w:t>Where no match exists, the missing side contains NULL.</w:t>
-      </w:r>
-    </w:p>
-    <w:p>
-      <w:r>
-        <w:t>Example:</w:t>
-      </w:r>
-    </w:p>
-    <w:p>
-      <w:r>
-        <w:t>SELECT e.emp_name, d.dept_name</w:t>
-      </w:r>
-    </w:p>
-    <w:p>
-      <w:r>
-        <w:t>FROM employees e</w:t>
-      </w:r>
-    </w:p>
-    <w:p>
-      <w:r>
-        <w:lastRenderedPageBreak/>
-        <w:t>FULL OUTER JOIN departments d</w:t>
-      </w:r>
-    </w:p>
-    <w:p>
-      <w:r>
-        <w:t>ON e.dept_id = d.dept_id;</w:t>
-      </w:r>
-    </w:p>
-    <w:p>
-      <w:pPr>
-        <w:rPr>
-          <w:b/>
-          <w:bCs/>
-        </w:rPr>
-      </w:pPr>
-      <w:r>
-        <w:rPr>
-          <w:b/>
-          <w:bCs/>
-        </w:rPr>
-        <w:t>Short interview answer</w:t>
-      </w:r>
-    </w:p>
-    <w:p>
-      <w:r>
-        <w:t>FULL OUTER JOIN returns all matched and unmatched rows from both tables.</w:t>
-      </w:r>
-    </w:p>
-    <w:p>
-      <w:r>
-        <w:t>Important note: MySQL does not support FULL OUTER JOIN directly.</w:t>
-      </w:r>
-    </w:p>
-    <w:p>
-      <w:r>
-        <w:pict w14:anchorId="041D13FC">
-          <v:rect id="_x0000_i1137" style="width:0;height:1.5pt" o:hralign="center" o:hrstd="t" o:hr="t" fillcolor="#a0a0a0" stroked="f"/>
-        </w:pict>
-      </w:r>
-    </w:p>
-    <w:p>
-      <w:pPr>
-        <w:rPr>
-          <w:b/>
-          <w:bCs/>
-        </w:rPr>
-      </w:pPr>
-      <w:r>
-        <w:rPr>
-          <w:b/>
-          <w:bCs/>
-        </w:rPr>
-        <w:t>25. What is a CROSS JOIN?</w:t>
-      </w:r>
-    </w:p>
-    <w:p>
-      <w:r>
-        <w:t>CROSS JOIN returns the Cartesian product of two tables.</w:t>
-      </w:r>
-    </w:p>
-    <w:p>
-      <w:r>
-        <w:t>That means every row from the first table is combined with every row from the second table.</w:t>
-      </w:r>
-    </w:p>
-    <w:p>
-      <w:r>
-        <w:t>If:</w:t>
-      </w:r>
-    </w:p>
-    <w:p>
-      <w:r>
-        <w:t>Table A → 3 rows</w:t>
-      </w:r>
-    </w:p>
-    <w:p>
-      <w:r>
-        <w:t>Table B → 4 rows</w:t>
-      </w:r>
-    </w:p>
-    <w:p>
-      <w:r>
-        <w:t>then:</w:t>
-      </w:r>
-    </w:p>
-    <w:p>
-      <w:r>
-        <w:t>CROSS JOIN → 12 rows</w:t>
-      </w:r>
-    </w:p>
-    <w:p>
-      <w:r>
-        <w:t>Example:</w:t>
-      </w:r>
-    </w:p>
-    <w:p>
-      <w:r>
-        <w:t>SELECT *</w:t>
-      </w:r>
-    </w:p>
-    <w:p>
-      <w:r>
-        <w:t>FROM employees</w:t>
-      </w:r>
-    </w:p>
-    <w:p>
-      <w:r>
-        <w:t>CROSS JOIN departments;</w:t>
-      </w:r>
-    </w:p>
-    <w:p>
-      <w:pPr>
-        <w:rPr>
-          <w:b/>
-          <w:bCs/>
-        </w:rPr>
-      </w:pPr>
-      <w:r>
-        <w:rPr>
-          <w:b/>
-          <w:bCs/>
-        </w:rPr>
-        <w:t>Short interview answer</w:t>
-      </w:r>
-    </w:p>
-    <w:p>
-      <w:r>
-        <w:t>CROSS JOIN returns every possible combination of rows from the two tables.</w:t>
-      </w:r>
-    </w:p>
-    <w:p>
-      <w:r>
-        <w:pict w14:anchorId="6A945BEC">
-          <v:rect id="_x0000_i1138" style="width:0;height:1.5pt" o:hralign="center" o:hrstd="t" o:hr="t" fillcolor="#a0a0a0" stroked="f"/>
-        </w:pict>
-      </w:r>
-    </w:p>
-    <w:p>
-      <w:pPr>
-        <w:rPr>
-          <w:b/>
-          <w:bCs/>
-        </w:rPr>
-      </w:pPr>
-      <w:r>
-        <w:rPr>
-          <w:b/>
-          <w:bCs/>
-        </w:rPr>
-        <w:t>26. What is a SELF JOIN?</w:t>
-      </w:r>
-    </w:p>
-    <w:p>
-      <w:r>
-        <w:t>A SELF JOIN is when a table is joined with itself.</w:t>
-      </w:r>
-    </w:p>
-    <w:p>
-      <w:r>
-        <w:t>It is commonly used for hierarchical relationships, such as employee-manager data.</w:t>
-      </w:r>
-    </w:p>
-    <w:p>
-      <w:r>
-        <w:t>Suppose:</w:t>
-      </w:r>
-    </w:p>
-    <w:p>
-      <w:r>
-        <w:t>emp_id</w:t>
-      </w:r>
-    </w:p>
-    <w:p>
-      <w:r>
-        <w:t>emp_name</w:t>
-      </w:r>
-    </w:p>
-    <w:p>
-      <w:r>
-        <w:lastRenderedPageBreak/>
-        <w:t>manager_id</w:t>
-      </w:r>
-    </w:p>
-    <w:p>
-      <w:r>
-        <w:t>Then:</w:t>
-      </w:r>
-    </w:p>
-    <w:p>
-      <w:r>
-        <w:t>SELECT e.emp_name AS employee,</w:t>
-      </w:r>
-    </w:p>
-    <w:p>
-      <w:r>
-        <w:t xml:space="preserve">       m.emp_name AS manager</w:t>
-      </w:r>
-    </w:p>
-    <w:p>
-      <w:r>
-        <w:t>FROM employees e</w:t>
-      </w:r>
-    </w:p>
-    <w:p>
-      <w:r>
-        <w:t>LEFT JOIN employees m</w:t>
-      </w:r>
-    </w:p>
-    <w:p>
-      <w:r>
-        <w:t>ON e.manager_id = m.emp_id;</w:t>
-      </w:r>
-    </w:p>
-    <w:p>
-      <w:r>
-        <w:t>Here, the same table is used twice with different aliases.</w:t>
-      </w:r>
-    </w:p>
-    <w:p>
-      <w:pPr>
-        <w:rPr>
-          <w:b/>
-          <w:bCs/>
-        </w:rPr>
-      </w:pPr>
-      <w:r>
-        <w:rPr>
-          <w:b/>
-          <w:bCs/>
-        </w:rPr>
-        <w:t>Short interview answer</w:t>
-      </w:r>
-    </w:p>
-    <w:p>
-      <w:r>
         <w:t>A SELF JOIN joins a table with itself, usually to compare rows within the same table or represent hierarchical relationships such as employee-manager relationships.</w:t>
       </w:r>
     </w:p>
     <w:p>
       <w:r>
         <w:pict w14:anchorId="58976179">
-          <v:rect id="_x0000_i1139" style="width:0;height:1.5pt" o:hralign="center" o:hrstd="t" o:hr="t" fillcolor="#a0a0a0" stroked="f"/>
+          <v:rect id="_x0000_i1085" style="width:0;height:1.5pt" o:hralign="center" o:hrstd="t" o:hr="t" fillcolor="#a0a0a0" stroked="f"/>
         </w:pict>
       </w:r>
     </w:p>
@@ -6697,7 +6772,7 @@
     <w:p>
       <w:r>
         <w:pict w14:anchorId="428338A5">
-          <v:rect id="_x0000_i1140" style="width:0;height:1.5pt" o:hralign="center" o:hrstd="t" o:hr="t" fillcolor="#a0a0a0" stroked="f"/>
+          <v:rect id="_x0000_i1086" style="width:0;height:1.5pt" o:hralign="center" o:hrstd="t" o:hr="t" fillcolor="#a0a0a0" stroked="f"/>
         </w:pict>
       </w:r>
     </w:p>
@@ -6755,6 +6830,7 @@
                 <w:b/>
                 <w:bCs/>
               </w:rPr>
+              <w:lastRenderedPageBreak/>
               <w:t>CROSS JOIN</w:t>
             </w:r>
           </w:p>
@@ -6901,437 +6977,228 @@
     </w:tbl>
     <w:p>
       <w:r>
+        <w:t>Example:</w:t>
+      </w:r>
+    </w:p>
+    <w:p>
+      <w:r>
+        <w:t>A = 5 rows</w:t>
+      </w:r>
+    </w:p>
+    <w:p>
+      <w:r>
+        <w:t>B = 4 rows</w:t>
+      </w:r>
+    </w:p>
+    <w:p/>
+    <w:p>
+      <w:r>
+        <w:t>CROSS JOIN = 20 rows</w:t>
+      </w:r>
+    </w:p>
+    <w:p>
+      <w:r>
+        <w:t>An INNER JOIN could return any number of matching rows depending on the condition.</w:t>
+      </w:r>
+    </w:p>
+    <w:p>
+      <w:pPr>
+        <w:rPr>
+          <w:b/>
+          <w:bCs/>
+        </w:rPr>
+      </w:pPr>
+      <w:r>
+        <w:rPr>
+          <w:b/>
+          <w:bCs/>
+        </w:rPr>
+        <w:t>Short interview answer</w:t>
+      </w:r>
+    </w:p>
+    <w:p>
+      <w:r>
+        <w:t>CROSS JOIN returns the Cartesian product of two tables, while INNER JOIN returns only rows that satisfy the join condition.</w:t>
+      </w:r>
+    </w:p>
+    <w:p>
+      <w:r>
+        <w:pict w14:anchorId="3F20FC0A">
+          <v:rect id="_x0000_i1087" style="width:0;height:1.5pt" o:hralign="center" o:hrstd="t" o:hr="t" fillcolor="#a0a0a0" stroked="f"/>
+        </w:pict>
+      </w:r>
+    </w:p>
+    <w:p>
+      <w:pPr>
+        <w:rPr>
+          <w:b/>
+          <w:bCs/>
+        </w:rPr>
+      </w:pPr>
+      <w:r>
+        <w:rPr>
+          <w:b/>
+          <w:bCs/>
+        </w:rPr>
+        <w:t>29. When would you use a SELF JOIN?</w:t>
+      </w:r>
+    </w:p>
+    <w:p>
+      <w:r>
+        <w:t>A SELF JOIN is used when records within the same table need to be compared or related to one another.</w:t>
+      </w:r>
+    </w:p>
+    <w:p>
+      <w:r>
+        <w:t>Common use cases:</w:t>
+      </w:r>
+    </w:p>
+    <w:p>
+      <w:pPr>
+        <w:numPr>
+          <w:ilvl w:val="0"/>
+          <w:numId w:val="37"/>
+        </w:numPr>
+      </w:pPr>
+      <w:r>
+        <w:t>employee-manager hierarchy</w:t>
+      </w:r>
+    </w:p>
+    <w:p>
+      <w:pPr>
+        <w:numPr>
+          <w:ilvl w:val="0"/>
+          <w:numId w:val="37"/>
+        </w:numPr>
+      </w:pPr>
+      <w:r>
+        <w:t>parent-child relationships</w:t>
+      </w:r>
+    </w:p>
+    <w:p>
+      <w:pPr>
+        <w:numPr>
+          <w:ilvl w:val="0"/>
+          <w:numId w:val="37"/>
+        </w:numPr>
+      </w:pPr>
+      <w:r>
+        <w:t>comparing employees in the same department</w:t>
+      </w:r>
+    </w:p>
+    <w:p>
+      <w:pPr>
+        <w:numPr>
+          <w:ilvl w:val="0"/>
+          <w:numId w:val="37"/>
+        </w:numPr>
+      </w:pPr>
+      <w:r>
+        <w:t>finding related rows within one table</w:t>
+      </w:r>
+    </w:p>
+    <w:p>
+      <w:r>
+        <w:t>Example:</w:t>
+      </w:r>
+    </w:p>
+    <w:p>
+      <w:r>
+        <w:t>SELECT e.emp_name AS employee,</w:t>
+      </w:r>
+    </w:p>
+    <w:p>
+      <w:r>
+        <w:t xml:space="preserve">       m.emp_name AS manager</w:t>
+      </w:r>
+    </w:p>
+    <w:p>
+      <w:r>
+        <w:t>FROM employees e</w:t>
+      </w:r>
+    </w:p>
+    <w:p>
+      <w:r>
+        <w:t>LEFT JOIN employees m</w:t>
+      </w:r>
+    </w:p>
+    <w:p>
+      <w:r>
         <w:lastRenderedPageBreak/>
-        <w:t>Example:</w:t>
-      </w:r>
-    </w:p>
-    <w:p>
-      <w:r>
-        <w:t>A = 5 rows</w:t>
-      </w:r>
-    </w:p>
-    <w:p>
-      <w:r>
-        <w:t>B = 4 rows</w:t>
+        <w:t>ON e.manager_id = m.emp_id;</w:t>
+      </w:r>
+    </w:p>
+    <w:p>
+      <w:pPr>
+        <w:rPr>
+          <w:b/>
+          <w:bCs/>
+        </w:rPr>
+      </w:pPr>
+      <w:r>
+        <w:rPr>
+          <w:b/>
+          <w:bCs/>
+        </w:rPr>
+        <w:t>Short interview answer</w:t>
+      </w:r>
+    </w:p>
+    <w:p>
+      <w:r>
+        <w:t>A SELF JOIN is commonly used when data in one table has a relationship with other rows in the same table, such as employees and their managers.</w:t>
+      </w:r>
+    </w:p>
+    <w:p>
+      <w:r>
+        <w:t>For interview memory, the simplest summary is:</w:t>
+      </w:r>
+    </w:p>
+    <w:p>
+      <w:r>
+        <w:t>INNER → matching only</w:t>
+      </w:r>
+    </w:p>
+    <w:p>
+      <w:r>
+        <w:t>LEFT  → all left + matching right</w:t>
+      </w:r>
+    </w:p>
+    <w:p>
+      <w:r>
+        <w:t>RIGHT → all right + matching left</w:t>
+      </w:r>
+    </w:p>
+    <w:p>
+      <w:r>
+        <w:t>FULL  → everything from both</w:t>
+      </w:r>
+    </w:p>
+    <w:p>
+      <w:r>
+        <w:t>CROSS → every combination</w:t>
+      </w:r>
+    </w:p>
+    <w:p>
+      <w:r>
+        <w:t>SELF  → table joined with itself</w:t>
+      </w:r>
+    </w:p>
+    <w:p>
+      <w:r>
+        <w:t xml:space="preserve">These cover your </w:t>
+      </w:r>
+      <w:r>
+        <w:rPr>
+          <w:b/>
+          <w:bCs/>
+        </w:rPr>
+        <w:t>Questions 20–29: Joins</w:t>
+      </w:r>
+      <w:r>
+        <w:t>.</w:t>
       </w:r>
     </w:p>
     <w:p/>
-    <w:p>
-      <w:r>
-        <w:t>CROSS JOIN = 20 rows</w:t>
-      </w:r>
-    </w:p>
-    <w:p>
-      <w:r>
-        <w:t>An INNER JOIN could return any number of matching rows depending on the condition.</w:t>
-      </w:r>
-    </w:p>
-    <w:p>
-      <w:pPr>
-        <w:rPr>
-          <w:b/>
-          <w:bCs/>
-        </w:rPr>
-      </w:pPr>
-      <w:r>
-        <w:rPr>
-          <w:b/>
-          <w:bCs/>
-        </w:rPr>
-        <w:t>Short interview answer</w:t>
-      </w:r>
-    </w:p>
-    <w:p>
-      <w:r>
-        <w:t>CROSS JOIN returns the Cartesian product of two tables, while INNER JOIN returns only rows that satisfy the join condition.</w:t>
-      </w:r>
-    </w:p>
-    <w:p>
-      <w:r>
-        <w:pict w14:anchorId="3F20FC0A">
-          <v:rect id="_x0000_i1141" style="width:0;height:1.5pt" o:hralign="center" o:hrstd="t" o:hr="t" fillcolor="#a0a0a0" stroked="f"/>
-        </w:pict>
-      </w:r>
-    </w:p>
-    <w:p>
-      <w:pPr>
-        <w:rPr>
-          <w:b/>
-          <w:bCs/>
-        </w:rPr>
-      </w:pPr>
-      <w:r>
-        <w:rPr>
-          <w:b/>
-          <w:bCs/>
-        </w:rPr>
-        <w:t>29. When would you use a SELF JOIN?</w:t>
-      </w:r>
-    </w:p>
-    <w:p>
-      <w:r>
-        <w:t>A SELF JOIN is used when records within the same table need to be compared or related to one another.</w:t>
-      </w:r>
-    </w:p>
-    <w:p>
-      <w:r>
-        <w:t>Common use cases:</w:t>
-      </w:r>
-    </w:p>
-    <w:p>
-      <w:pPr>
-        <w:numPr>
-          <w:ilvl w:val="0"/>
-          <w:numId w:val="37"/>
-        </w:numPr>
-      </w:pPr>
-      <w:r>
-        <w:t>employee-manager hierarchy</w:t>
-      </w:r>
-    </w:p>
-    <w:p>
-      <w:pPr>
-        <w:numPr>
-          <w:ilvl w:val="0"/>
-          <w:numId w:val="37"/>
-        </w:numPr>
-      </w:pPr>
-      <w:r>
-        <w:t>parent-child relationships</w:t>
-      </w:r>
-    </w:p>
-    <w:p>
-      <w:pPr>
-        <w:numPr>
-          <w:ilvl w:val="0"/>
-          <w:numId w:val="37"/>
-        </w:numPr>
-      </w:pPr>
-      <w:r>
-        <w:t>comparing employees in the same department</w:t>
-      </w:r>
-    </w:p>
-    <w:p>
-      <w:pPr>
-        <w:numPr>
-          <w:ilvl w:val="0"/>
-          <w:numId w:val="37"/>
-        </w:numPr>
-      </w:pPr>
-      <w:r>
-        <w:t>finding related rows within one table</w:t>
-      </w:r>
-    </w:p>
-    <w:p>
-      <w:r>
-        <w:t>Example:</w:t>
-      </w:r>
-    </w:p>
-    <w:p>
-      <w:r>
-        <w:t>SELECT e.emp_name AS employee,</w:t>
-      </w:r>
-    </w:p>
-    <w:p>
-      <w:r>
-        <w:t xml:space="preserve">       m.emp_name AS manager</w:t>
-      </w:r>
-    </w:p>
-    <w:p>
-      <w:r>
-        <w:t>FROM employees e</w:t>
-      </w:r>
-    </w:p>
-    <w:p>
-      <w:r>
-        <w:t>LEFT JOIN employees m</w:t>
-      </w:r>
-    </w:p>
-    <w:p>
-      <w:r>
-        <w:t>ON e.manager_id = m.emp_id;</w:t>
-      </w:r>
-    </w:p>
-    <w:p>
-      <w:pPr>
-        <w:rPr>
-          <w:b/>
-          <w:bCs/>
-        </w:rPr>
-      </w:pPr>
-      <w:r>
-        <w:rPr>
-          <w:b/>
-          <w:bCs/>
-        </w:rPr>
-        <w:t>Short interview answer</w:t>
-      </w:r>
-    </w:p>
-    <w:p>
-      <w:r>
-        <w:t>A SELF JOIN is commonly used when data in one table has a relationship with other rows in the same table, such as employees and their managers.</w:t>
-      </w:r>
-    </w:p>
-    <w:p>
-      <w:r>
-        <w:t>For interview memory, the simplest summary is:</w:t>
-      </w:r>
-    </w:p>
-    <w:p>
-      <w:r>
-        <w:t>INNER → matching only</w:t>
-      </w:r>
-    </w:p>
-    <w:p>
-      <w:r>
-        <w:lastRenderedPageBreak/>
-        <w:t>LEFT  → all left + matching right</w:t>
-      </w:r>
-    </w:p>
-    <w:p>
-      <w:r>
-        <w:t>RIGHT → all right + matching left</w:t>
-      </w:r>
-    </w:p>
-    <w:p>
-      <w:r>
-        <w:t>FULL  → everything from both</w:t>
-      </w:r>
-    </w:p>
-    <w:p>
-      <w:r>
-        <w:t>CROSS → every combination</w:t>
-      </w:r>
-    </w:p>
-    <w:p>
-      <w:r>
-        <w:t>SELF  → table joined with itself</w:t>
-      </w:r>
-    </w:p>
-    <w:p>
-      <w:r>
-        <w:t xml:space="preserve">These cover your </w:t>
-      </w:r>
-      <w:r>
-        <w:rPr>
-          <w:b/>
-          <w:bCs/>
-        </w:rPr>
-        <w:t>Questions 20–29: Joins</w:t>
-      </w:r>
-      <w:r>
-        <w:t>.</w:t>
-      </w:r>
-    </w:p>
-    <w:p/>
-    <w:p>
-      <w:pPr>
-        <w:rPr>
-          <w:b/>
-          <w:bCs/>
-        </w:rPr>
-      </w:pPr>
-    </w:p>
-    <w:p>
-      <w:pPr>
-        <w:rPr>
-          <w:b/>
-          <w:bCs/>
-        </w:rPr>
-      </w:pPr>
-    </w:p>
-    <w:p>
-      <w:pPr>
-        <w:rPr>
-          <w:b/>
-          <w:bCs/>
-        </w:rPr>
-      </w:pPr>
-    </w:p>
-    <w:p>
-      <w:pPr>
-        <w:rPr>
-          <w:b/>
-          <w:bCs/>
-        </w:rPr>
-      </w:pPr>
-    </w:p>
-    <w:p>
-      <w:pPr>
-        <w:rPr>
-          <w:b/>
-          <w:bCs/>
-        </w:rPr>
-      </w:pPr>
-    </w:p>
-    <w:p>
-      <w:pPr>
-        <w:rPr>
-          <w:b/>
-          <w:bCs/>
-        </w:rPr>
-      </w:pPr>
-    </w:p>
-    <w:p>
-      <w:pPr>
-        <w:rPr>
-          <w:b/>
-          <w:bCs/>
-        </w:rPr>
-      </w:pPr>
-    </w:p>
-    <w:p>
-      <w:pPr>
-        <w:rPr>
-          <w:b/>
-          <w:bCs/>
-        </w:rPr>
-      </w:pPr>
-    </w:p>
-    <w:p>
-      <w:pPr>
-        <w:rPr>
-          <w:b/>
-          <w:bCs/>
-        </w:rPr>
-      </w:pPr>
-    </w:p>
-    <w:p>
-      <w:pPr>
-        <w:rPr>
-          <w:b/>
-          <w:bCs/>
-        </w:rPr>
-      </w:pPr>
-    </w:p>
-    <w:p>
-      <w:pPr>
-        <w:rPr>
-          <w:b/>
-          <w:bCs/>
-        </w:rPr>
-      </w:pPr>
-    </w:p>
-    <w:p>
-      <w:pPr>
-        <w:rPr>
-          <w:b/>
-          <w:bCs/>
-        </w:rPr>
-      </w:pPr>
-    </w:p>
-    <w:p>
-      <w:pPr>
-        <w:rPr>
-          <w:b/>
-          <w:bCs/>
-        </w:rPr>
-      </w:pPr>
-    </w:p>
-    <w:p>
-      <w:pPr>
-        <w:rPr>
-          <w:b/>
-          <w:bCs/>
-        </w:rPr>
-      </w:pPr>
-    </w:p>
-    <w:p>
-      <w:pPr>
-        <w:rPr>
-          <w:b/>
-          <w:bCs/>
-        </w:rPr>
-      </w:pPr>
-    </w:p>
-    <w:p>
-      <w:pPr>
-        <w:rPr>
-          <w:b/>
-          <w:bCs/>
-        </w:rPr>
-      </w:pPr>
-    </w:p>
-    <w:p>
-      <w:pPr>
-        <w:rPr>
-          <w:b/>
-          <w:bCs/>
-        </w:rPr>
-      </w:pPr>
-    </w:p>
-    <w:p>
-      <w:pPr>
-        <w:rPr>
-          <w:b/>
-          <w:bCs/>
-        </w:rPr>
-      </w:pPr>
-    </w:p>
-    <w:p>
-      <w:pPr>
-        <w:rPr>
-          <w:b/>
-          <w:bCs/>
-        </w:rPr>
-      </w:pPr>
-    </w:p>
-    <w:p>
-      <w:pPr>
-        <w:rPr>
-          <w:b/>
-          <w:bCs/>
-        </w:rPr>
-      </w:pPr>
-    </w:p>
-    <w:p>
-      <w:pPr>
-        <w:rPr>
-          <w:b/>
-          <w:bCs/>
-        </w:rPr>
-      </w:pPr>
-    </w:p>
-    <w:p>
-      <w:pPr>
-        <w:rPr>
-          <w:b/>
-          <w:bCs/>
-        </w:rPr>
-      </w:pPr>
-    </w:p>
-    <w:p>
-      <w:pPr>
-        <w:rPr>
-          <w:b/>
-          <w:bCs/>
-        </w:rPr>
-      </w:pPr>
-    </w:p>
-    <w:p>
-      <w:pPr>
-        <w:rPr>
-          <w:b/>
-          <w:bCs/>
-        </w:rPr>
-      </w:pPr>
-    </w:p>
-    <w:p>
-      <w:pPr>
-        <w:rPr>
-          <w:b/>
-          <w:bCs/>
-        </w:rPr>
-      </w:pPr>
-    </w:p>
-    <w:p>
-      <w:pPr>
-        <w:rPr>
-          <w:b/>
-          <w:bCs/>
-        </w:rPr>
-      </w:pPr>
-    </w:p>
     <w:p>
       <w:pPr>
         <w:rPr>
@@ -7357,6 +7224,1919 @@
           <w:sz w:val="28"/>
           <w:szCs w:val="28"/>
         </w:rPr>
+        <w:t>WHERE / HAVING</w:t>
+      </w:r>
+    </w:p>
+    <w:p>
+      <w:pPr>
+        <w:jc w:val="center"/>
+        <w:rPr>
+          <w:b/>
+          <w:bCs/>
+          <w:sz w:val="28"/>
+          <w:szCs w:val="28"/>
+        </w:rPr>
+      </w:pPr>
+    </w:p>
+    <w:p>
+      <w:r>
+        <w:rPr>
+          <w:b/>
+          <w:bCs/>
+        </w:rPr>
+        <w:t>30. What is the difference between WHERE and HAVING?</w:t>
+      </w:r>
+    </w:p>
+    <w:p>
+      <w:r>
+        <w:t>WHERE is used to filter individual rows before grouping, while HAVING is used to filter groups after GROUP BY.</w:t>
+      </w:r>
+    </w:p>
+    <w:p>
+      <w:r>
+        <w:t>Example:</w:t>
+      </w:r>
+    </w:p>
+    <w:p>
+      <w:r>
+        <w:t>SELECT dept_name, AVG(salary) AS avg_salary</w:t>
+      </w:r>
+    </w:p>
+    <w:p>
+      <w:r>
+        <w:t>FROM employees</w:t>
+      </w:r>
+    </w:p>
+    <w:p>
+      <w:r>
+        <w:t>WHERE salary &gt; 30000</w:t>
+      </w:r>
+    </w:p>
+    <w:p>
+      <w:r>
+        <w:t>GROUP BY dept_name</w:t>
+      </w:r>
+    </w:p>
+    <w:p>
+      <w:r>
+        <w:t>HAVING AVG(salary) &gt; 50000;</w:t>
+      </w:r>
+    </w:p>
+    <w:p>
+      <w:r>
+        <w:t>Here:</w:t>
+      </w:r>
+    </w:p>
+    <w:p>
+      <w:pPr>
+        <w:numPr>
+          <w:ilvl w:val="0"/>
+          <w:numId w:val="38"/>
+        </w:numPr>
+      </w:pPr>
+      <w:r>
+        <w:t>WHERE filters individual employees before grouping.</w:t>
+      </w:r>
+    </w:p>
+    <w:p>
+      <w:pPr>
+        <w:numPr>
+          <w:ilvl w:val="0"/>
+          <w:numId w:val="38"/>
+        </w:numPr>
+      </w:pPr>
+      <w:r>
+        <w:t>HAVING filters departments after calculating the average salary.</w:t>
+      </w:r>
+    </w:p>
+    <w:p>
+      <w:r>
+        <w:rPr>
+          <w:b/>
+          <w:bCs/>
+        </w:rPr>
+        <w:lastRenderedPageBreak/>
+        <w:t>Short interview answer</w:t>
+      </w:r>
+    </w:p>
+    <w:p>
+      <w:r>
+        <w:t>WHERE filters rows before grouping, whereas HAVING filters groups after GROUP BY and aggregation.</w:t>
+      </w:r>
+    </w:p>
+    <w:p>
+      <w:r>
+        <w:pict w14:anchorId="5AE55BEF">
+          <v:rect id="_x0000_i1088" style="width:0;height:1.5pt" o:hralign="center" o:hrstd="t" o:hr="t" fillcolor="#a0a0a0" stroked="f"/>
+        </w:pict>
+      </w:r>
+    </w:p>
+    <w:p>
+      <w:r>
+        <w:rPr>
+          <w:b/>
+          <w:bCs/>
+        </w:rPr>
+        <w:t>31. Can aggregate functions be used in WHERE?</w:t>
+      </w:r>
+    </w:p>
+    <w:p>
+      <w:r>
+        <w:t>No, aggregate functions such as SUM(), AVG(), and COUNT() cannot normally be used directly in the WHERE clause.</w:t>
+      </w:r>
+    </w:p>
+    <w:p>
+      <w:r>
+        <w:t>This is because WHERE filters rows before aggregation takes place.</w:t>
+      </w:r>
+    </w:p>
+    <w:p>
+      <w:r>
+        <w:rPr>
+          <w:rFonts w:ascii="Segoe UI Emoji" w:hAnsi="Segoe UI Emoji" w:cs="Segoe UI Emoji"/>
+        </w:rPr>
+        <w:t>❌</w:t>
+      </w:r>
+      <w:r>
+        <w:t xml:space="preserve"> Incorrect:</w:t>
+      </w:r>
+    </w:p>
+    <w:p>
+      <w:r>
+        <w:t>SELECT dept_name, AVG(salary)</w:t>
+      </w:r>
+    </w:p>
+    <w:p>
+      <w:r>
+        <w:t>FROM employees</w:t>
+      </w:r>
+    </w:p>
+    <w:p>
+      <w:r>
+        <w:t>WHERE AVG(salary) &gt; 50000</w:t>
+      </w:r>
+    </w:p>
+    <w:p>
+      <w:r>
+        <w:t>GROUP BY dept_name;</w:t>
+      </w:r>
+    </w:p>
+    <w:p>
+      <w:r>
+        <w:t>Instead, use HAVING:</w:t>
+      </w:r>
+    </w:p>
+    <w:p>
+      <w:r>
+        <w:t>SELECT dept_name, AVG(salary)</w:t>
+      </w:r>
+    </w:p>
+    <w:p>
+      <w:r>
+        <w:t>FROM employees</w:t>
+      </w:r>
+    </w:p>
+    <w:p>
+      <w:r>
+        <w:t>GROUP BY dept_name</w:t>
+      </w:r>
+    </w:p>
+    <w:p>
+      <w:r>
+        <w:t>HAVING AVG(salary) &gt; 50000;</w:t>
+      </w:r>
+    </w:p>
+    <w:p>
+      <w:r>
+        <w:rPr>
+          <w:b/>
+          <w:bCs/>
+        </w:rPr>
+        <w:t>Short interview answer</w:t>
+      </w:r>
+    </w:p>
+    <w:p>
+      <w:r>
+        <w:t>No. Aggregate functions cannot normally be used directly in WHERE because WHERE is evaluated before aggregation. HAVING is used to filter aggregate results.</w:t>
+      </w:r>
+    </w:p>
+    <w:p>
+      <w:r>
+        <w:pict w14:anchorId="2C04BCE4">
+          <v:rect id="_x0000_i1089" style="width:0;height:1.5pt" o:hralign="center" o:hrstd="t" o:hr="t" fillcolor="#a0a0a0" stroked="f"/>
+        </w:pict>
+      </w:r>
+    </w:p>
+    <w:p>
+      <w:r>
+        <w:rPr>
+          <w:b/>
+          <w:bCs/>
+        </w:rPr>
+        <w:t>32. Why is HAVING needed?</w:t>
+      </w:r>
+    </w:p>
+    <w:p>
+      <w:r>
+        <w:t>HAVING is needed to filter groups based on aggregate values such as COUNT(), SUM(), or AVG().</w:t>
+      </w:r>
+    </w:p>
+    <w:p>
+      <w:r>
+        <w:t>Example:</w:t>
+      </w:r>
+    </w:p>
+    <w:p>
+      <w:r>
+        <w:t>SELECT dept_name, COUNT(*) AS employee_count</w:t>
+      </w:r>
+    </w:p>
+    <w:p>
+      <w:r>
+        <w:t>FROM employees</w:t>
+      </w:r>
+    </w:p>
+    <w:p>
+      <w:r>
+        <w:t>GROUP BY dept_name</w:t>
+      </w:r>
+    </w:p>
+    <w:p>
+      <w:r>
+        <w:lastRenderedPageBreak/>
+        <w:t>HAVING COUNT(*) &gt; 5;</w:t>
+      </w:r>
+    </w:p>
+    <w:p>
+      <w:r>
+        <w:t>This returns only departments having more than 5 employees.</w:t>
+      </w:r>
+    </w:p>
+    <w:p>
+      <w:r>
+        <w:t>WHERE cannot be used for COUNT(*) because the count is calculated after grouping.</w:t>
+      </w:r>
+    </w:p>
+    <w:p>
+      <w:r>
+        <w:rPr>
+          <w:b/>
+          <w:bCs/>
+        </w:rPr>
+        <w:t>Short interview answer</w:t>
+      </w:r>
+    </w:p>
+    <w:p>
+      <w:r>
+        <w:t>HAVING is needed to filter groups based on aggregate results after GROUP BY.</w:t>
+      </w:r>
+    </w:p>
+    <w:p>
+      <w:r>
+        <w:pict w14:anchorId="4CCF31DF">
+          <v:rect id="_x0000_i1090" style="width:0;height:1.5pt" o:hralign="center" o:hrstd="t" o:hr="t" fillcolor="#a0a0a0" stroked="f"/>
+        </w:pict>
+      </w:r>
+    </w:p>
+    <w:p>
+      <w:pPr>
+        <w:jc w:val="center"/>
+        <w:rPr>
+          <w:b/>
+          <w:bCs/>
+          <w:sz w:val="28"/>
+          <w:szCs w:val="28"/>
+        </w:rPr>
+      </w:pPr>
+      <w:r>
+        <w:rPr>
+          <w:b/>
+          <w:bCs/>
+          <w:sz w:val="28"/>
+          <w:szCs w:val="28"/>
+        </w:rPr>
+        <w:t>GROUP BY</w:t>
+      </w:r>
+    </w:p>
+    <w:p>
+      <w:r>
+        <w:rPr>
+          <w:b/>
+          <w:bCs/>
+        </w:rPr>
+        <w:t>33. What is GROUP BY?</w:t>
+      </w:r>
+    </w:p>
+    <w:p>
+      <w:r>
+        <w:t>GROUP BY is used to group rows that have the same values in one or more columns.</w:t>
+      </w:r>
+    </w:p>
+    <w:p>
+      <w:r>
+        <w:t>It is commonly used with aggregate functions such as COUNT(), SUM(), AVG(), MAX(), and MIN().</w:t>
+      </w:r>
+    </w:p>
+    <w:p>
+      <w:r>
+        <w:t>Example:</w:t>
+      </w:r>
+    </w:p>
+    <w:p>
+      <w:r>
+        <w:t>SELECT dept_name, AVG(salary) AS avg_salary</w:t>
+      </w:r>
+    </w:p>
+    <w:p>
+      <w:r>
+        <w:t>FROM employees</w:t>
+      </w:r>
+    </w:p>
+    <w:p>
+      <w:r>
+        <w:t>GROUP BY dept_name;</w:t>
+      </w:r>
+    </w:p>
+    <w:p>
+      <w:r>
+        <w:t>This groups employees by department and calculates the average salary for each department.</w:t>
+      </w:r>
+    </w:p>
+    <w:p>
+      <w:r>
+        <w:rPr>
+          <w:b/>
+          <w:bCs/>
+        </w:rPr>
+        <w:t>Short interview answer</w:t>
+      </w:r>
+    </w:p>
+    <w:p>
+      <w:r>
+        <w:t>GROUP BY is used to group rows with the same values so that aggregate calculations can be performed for each group.</w:t>
+      </w:r>
+    </w:p>
+    <w:p>
+      <w:r>
+        <w:pict w14:anchorId="43B916F2">
+          <v:rect id="_x0000_i1091" style="width:0;height:1.5pt" o:hralign="center" o:hrstd="t" o:hr="t" fillcolor="#a0a0a0" stroked="f"/>
+        </w:pict>
+      </w:r>
+    </w:p>
+    <w:p>
+      <w:r>
+        <w:rPr>
+          <w:b/>
+          <w:bCs/>
+        </w:rPr>
+        <w:t>34. Why is GROUP BY used?</w:t>
+      </w:r>
+    </w:p>
+    <w:p>
+      <w:r>
+        <w:t>GROUP BY is used when we want summarized information for each group or category.</w:t>
+      </w:r>
+    </w:p>
+    <w:p>
+      <w:r>
+        <w:t>Example:</w:t>
+      </w:r>
+    </w:p>
+    <w:p>
+      <w:r>
+        <w:t>SELECT dept_name, SUM(salary) AS total_salary</w:t>
+      </w:r>
+    </w:p>
+    <w:p>
+      <w:r>
+        <w:t>FROM employees</w:t>
+      </w:r>
+    </w:p>
+    <w:p>
+      <w:r>
+        <w:t>GROUP BY dept_name;</w:t>
+      </w:r>
+    </w:p>
+    <w:p>
+      <w:r>
+        <w:t>This gives the total salary for each department.</w:t>
+      </w:r>
+    </w:p>
+    <w:p>
+      <w:r>
+        <w:t>Without GROUP BY:</w:t>
+      </w:r>
+    </w:p>
+    <w:p>
+      <w:r>
+        <w:lastRenderedPageBreak/>
+        <w:t>SELECT SUM(salary)</w:t>
+      </w:r>
+    </w:p>
+    <w:p>
+      <w:r>
+        <w:t>FROM employees;</w:t>
+      </w:r>
+    </w:p>
+    <w:p>
+      <w:r>
+        <w:t>This gives the total salary for the entire table.</w:t>
+      </w:r>
+    </w:p>
+    <w:p>
+      <w:r>
+        <w:rPr>
+          <w:b/>
+          <w:bCs/>
+        </w:rPr>
+        <w:t>Short interview answer</w:t>
+      </w:r>
+    </w:p>
+    <w:p>
+      <w:r>
+        <w:t>GROUP BY is used to generate aggregated or summarized results for each group, such as total salary by department or sales by region.</w:t>
+      </w:r>
+    </w:p>
+    <w:p>
+      <w:r>
+        <w:pict w14:anchorId="2EB22113">
+          <v:rect id="_x0000_i1092" style="width:0;height:1.5pt" o:hralign="center" o:hrstd="t" o:hr="t" fillcolor="#a0a0a0" stroked="f"/>
+        </w:pict>
+      </w:r>
+    </w:p>
+    <w:p>
+      <w:r>
+        <w:rPr>
+          <w:b/>
+          <w:bCs/>
+        </w:rPr>
+        <w:t>35. GROUP BY vs DISTINCT?</w:t>
+      </w:r>
+    </w:p>
+    <w:p>
+      <w:r>
+        <w:t>DISTINCT is used to return unique values by removing duplicates, while GROUP BY is used to create groups, usually for aggregation.</w:t>
+      </w:r>
+    </w:p>
+    <w:p>
+      <w:r>
+        <w:t>Example using DISTINCT:</w:t>
+      </w:r>
+    </w:p>
+    <w:p>
+      <w:r>
+        <w:t>SELECT DISTINCT dept_name</w:t>
+      </w:r>
+    </w:p>
+    <w:p>
+      <w:r>
+        <w:t>FROM employees;</w:t>
+      </w:r>
+    </w:p>
+    <w:p>
+      <w:r>
+        <w:t>This returns each department only once.</w:t>
+      </w:r>
+    </w:p>
+    <w:p>
+      <w:r>
+        <w:t>Example using GROUP BY:</w:t>
+      </w:r>
+    </w:p>
+    <w:p>
+      <w:r>
+        <w:t>SELECT dept_name, COUNT(*) AS employee_count</w:t>
+      </w:r>
+    </w:p>
+    <w:p>
+      <w:r>
+        <w:t>FROM employees</w:t>
+      </w:r>
+    </w:p>
+    <w:p>
+      <w:r>
+        <w:t>GROUP BY dept_name;</w:t>
+      </w:r>
+    </w:p>
+    <w:p>
+      <w:r>
+        <w:t>This groups employees by department and counts employees in each department.</w:t>
+      </w:r>
+    </w:p>
+    <w:p>
+      <w:r>
+        <w:rPr>
+          <w:b/>
+          <w:bCs/>
+        </w:rPr>
+        <w:t>Short interview answer</w:t>
+      </w:r>
+    </w:p>
+    <w:p>
+      <w:r>
+        <w:t>DISTINCT is mainly used to remove duplicate values, whereas GROUP BY is used to create groups, usually for aggregate calculations.</w:t>
+      </w:r>
+    </w:p>
+    <w:p>
+      <w:r>
+        <w:pict w14:anchorId="02ABA39B">
+          <v:rect id="_x0000_i1093" style="width:0;height:1.5pt" o:hralign="center" o:hrstd="t" o:hr="t" fillcolor="#a0a0a0" stroked="f"/>
+        </w:pict>
+      </w:r>
+    </w:p>
+    <w:p>
+      <w:pPr>
+        <w:jc w:val="center"/>
+        <w:rPr>
+          <w:b/>
+          <w:bCs/>
+        </w:rPr>
+      </w:pPr>
+      <w:r>
+        <w:rPr>
+          <w:b/>
+          <w:bCs/>
+          <w:sz w:val="28"/>
+          <w:szCs w:val="28"/>
+        </w:rPr>
+        <w:t>Aggregate Functions</w:t>
+      </w:r>
+    </w:p>
+    <w:p>
+      <w:r>
+        <w:rPr>
+          <w:b/>
+          <w:bCs/>
+        </w:rPr>
+        <w:t>36. What is COUNT()?</w:t>
+      </w:r>
+    </w:p>
+    <w:p>
+      <w:r>
+        <w:t>COUNT() is used to count rows or non-NULL values in a column.</w:t>
+      </w:r>
+    </w:p>
+    <w:p>
+      <w:r>
+        <w:t>Example:</w:t>
+      </w:r>
+    </w:p>
+    <w:p>
+      <w:r>
+        <w:t>SELECT COUNT(*)</w:t>
+      </w:r>
+    </w:p>
+    <w:p>
+      <w:r>
+        <w:t>FROM employees;</w:t>
+      </w:r>
+    </w:p>
+    <w:p>
+      <w:r>
+        <w:lastRenderedPageBreak/>
+        <w:t>This counts all rows.</w:t>
+      </w:r>
+    </w:p>
+    <w:p>
+      <w:r>
+        <w:t>Another example:</w:t>
+      </w:r>
+    </w:p>
+    <w:p>
+      <w:r>
+        <w:t>SELECT COUNT(salary)</w:t>
+      </w:r>
+    </w:p>
+    <w:p>
+      <w:r>
+        <w:t>FROM employees;</w:t>
+      </w:r>
+    </w:p>
+    <w:p>
+      <w:r>
+        <w:t>This counts only rows where salary is not NULL.</w:t>
+      </w:r>
+    </w:p>
+    <w:p>
+      <w:r>
+        <w:rPr>
+          <w:b/>
+          <w:bCs/>
+        </w:rPr>
+        <w:t>Short interview answer</w:t>
+      </w:r>
+    </w:p>
+    <w:p>
+      <w:r>
+        <w:t>COUNT() is used to count rows or non-NULL values, depending on what is being counted.</w:t>
+      </w:r>
+    </w:p>
+    <w:p>
+      <w:r>
+        <w:pict w14:anchorId="0DB032A6">
+          <v:rect id="_x0000_i1094" style="width:0;height:1.5pt" o:hralign="center" o:hrstd="t" o:hr="t" fillcolor="#a0a0a0" stroked="f"/>
+        </w:pict>
+      </w:r>
+    </w:p>
+    <w:p>
+      <w:r>
+        <w:rPr>
+          <w:b/>
+          <w:bCs/>
+        </w:rPr>
+        <w:t>37. What is SUM()?</w:t>
+      </w:r>
+    </w:p>
+    <w:p>
+      <w:r>
+        <w:t>SUM() is used to calculate the total of a numeric column.</w:t>
+      </w:r>
+    </w:p>
+    <w:p>
+      <w:r>
+        <w:t>Example:</w:t>
+      </w:r>
+    </w:p>
+    <w:p>
+      <w:r>
+        <w:t>SELECT SUM(salary) AS total_salary</w:t>
+      </w:r>
+    </w:p>
+    <w:p>
+      <w:r>
+        <w:t>FROM employees;</w:t>
+      </w:r>
+    </w:p>
+    <w:p>
+      <w:r>
+        <w:t>It can also be used with GROUP BY:</w:t>
+      </w:r>
+    </w:p>
+    <w:p>
+      <w:r>
+        <w:t>SELECT dept_name, SUM(salary) AS total_salary</w:t>
+      </w:r>
+    </w:p>
+    <w:p>
+      <w:r>
+        <w:t>FROM employees</w:t>
+      </w:r>
+    </w:p>
+    <w:p>
+      <w:r>
+        <w:t>GROUP BY dept_name;</w:t>
+      </w:r>
+    </w:p>
+    <w:p>
+      <w:r>
+        <w:rPr>
+          <w:b/>
+          <w:bCs/>
+        </w:rPr>
+        <w:t>Short interview answer</w:t>
+      </w:r>
+    </w:p>
+    <w:p>
+      <w:r>
+        <w:t>SUM() returns the total value of a numeric column.</w:t>
+      </w:r>
+    </w:p>
+    <w:p>
+      <w:r>
+        <w:pict w14:anchorId="3B93CCC5">
+          <v:rect id="_x0000_i1095" style="width:0;height:1.5pt" o:hralign="center" o:hrstd="t" o:hr="t" fillcolor="#a0a0a0" stroked="f"/>
+        </w:pict>
+      </w:r>
+    </w:p>
+    <w:p>
+      <w:r>
+        <w:rPr>
+          <w:b/>
+          <w:bCs/>
+        </w:rPr>
+        <w:t>38. What is AVG()?</w:t>
+      </w:r>
+    </w:p>
+    <w:p>
+      <w:r>
+        <w:t>AVG() is used to calculate the average of numeric values.</w:t>
+      </w:r>
+    </w:p>
+    <w:p>
+      <w:r>
+        <w:t>Example:</w:t>
+      </w:r>
+    </w:p>
+    <w:p>
+      <w:r>
+        <w:t>SELECT AVG(salary) AS average_salary</w:t>
+      </w:r>
+    </w:p>
+    <w:p>
+      <w:r>
+        <w:t>FROM employees;</w:t>
+      </w:r>
+    </w:p>
+    <w:p>
+      <w:r>
+        <w:t>It can also be used for each department:</w:t>
+      </w:r>
+    </w:p>
+    <w:p>
+      <w:r>
+        <w:t>SELECT dept_name, AVG(salary) AS average_salary</w:t>
+      </w:r>
+    </w:p>
+    <w:p>
+      <w:r>
+        <w:t>FROM employees</w:t>
+      </w:r>
+    </w:p>
+    <w:p>
+      <w:r>
+        <w:lastRenderedPageBreak/>
+        <w:t>GROUP BY dept_name;</w:t>
+      </w:r>
+    </w:p>
+    <w:p>
+      <w:r>
+        <w:t>AVG() ignores NULL values.</w:t>
+      </w:r>
+    </w:p>
+    <w:p>
+      <w:r>
+        <w:rPr>
+          <w:b/>
+          <w:bCs/>
+        </w:rPr>
+        <w:t>Short interview answer</w:t>
+      </w:r>
+    </w:p>
+    <w:p>
+      <w:r>
+        <w:t>AVG() returns the average of the non-NULL numeric values in a column.</w:t>
+      </w:r>
+    </w:p>
+    <w:p>
+      <w:r>
+        <w:pict w14:anchorId="30237078">
+          <v:rect id="_x0000_i1096" style="width:0;height:1.5pt" o:hralign="center" o:hrstd="t" o:hr="t" fillcolor="#a0a0a0" stroked="f"/>
+        </w:pict>
+      </w:r>
+    </w:p>
+    <w:p>
+      <w:r>
+        <w:rPr>
+          <w:b/>
+          <w:bCs/>
+        </w:rPr>
+        <w:t>39. What is MAX()?</w:t>
+      </w:r>
+    </w:p>
+    <w:p>
+      <w:r>
+        <w:t>MAX() returns the maximum value from a column.</w:t>
+      </w:r>
+    </w:p>
+    <w:p>
+      <w:r>
+        <w:t>Example:</w:t>
+      </w:r>
+    </w:p>
+    <w:p>
+      <w:r>
+        <w:t>SELECT MAX(salary) AS highest_salary</w:t>
+      </w:r>
+    </w:p>
+    <w:p>
+      <w:r>
+        <w:t>FROM employees;</w:t>
+      </w:r>
+    </w:p>
+    <w:p>
+      <w:r>
+        <w:t>It can be used to find the highest salary, maximum sales amount, latest date, etc.</w:t>
+      </w:r>
+    </w:p>
+    <w:p>
+      <w:r>
+        <w:rPr>
+          <w:b/>
+          <w:bCs/>
+        </w:rPr>
+        <w:t>Short interview answer</w:t>
+      </w:r>
+    </w:p>
+    <w:p>
+      <w:r>
+        <w:t>MAX() returns the highest value from a column.</w:t>
+      </w:r>
+    </w:p>
+    <w:p>
+      <w:r>
+        <w:pict w14:anchorId="5A9E6955">
+          <v:rect id="_x0000_i1097" style="width:0;height:1.5pt" o:hralign="center" o:hrstd="t" o:hr="t" fillcolor="#a0a0a0" stroked="f"/>
+        </w:pict>
+      </w:r>
+    </w:p>
+    <w:p>
+      <w:r>
+        <w:rPr>
+          <w:b/>
+          <w:bCs/>
+        </w:rPr>
+        <w:t>40. What is MIN()?</w:t>
+      </w:r>
+    </w:p>
+    <w:p>
+      <w:r>
+        <w:t>MIN() returns the minimum value from a column.</w:t>
+      </w:r>
+    </w:p>
+    <w:p>
+      <w:r>
+        <w:t>Example:</w:t>
+      </w:r>
+    </w:p>
+    <w:p>
+      <w:r>
+        <w:t>SELECT MIN(salary) AS lowest_salary</w:t>
+      </w:r>
+    </w:p>
+    <w:p>
+      <w:r>
+        <w:t>FROM employees;</w:t>
+      </w:r>
+    </w:p>
+    <w:p>
+      <w:r>
+        <w:t>It can be used to find the lowest salary, minimum sales amount, earliest date, etc.</w:t>
+      </w:r>
+    </w:p>
+    <w:p>
+      <w:r>
+        <w:rPr>
+          <w:b/>
+          <w:bCs/>
+        </w:rPr>
+        <w:t>Short interview answer</w:t>
+      </w:r>
+    </w:p>
+    <w:p>
+      <w:r>
+        <w:t>MIN() returns the lowest value from a column.</w:t>
+      </w:r>
+    </w:p>
+    <w:p>
+      <w:r>
+        <w:pict w14:anchorId="0A3BD57F">
+          <v:rect id="_x0000_i1098" style="width:0;height:1.5pt" o:hralign="center" o:hrstd="t" o:hr="t" fillcolor="#a0a0a0" stroked="f"/>
+        </w:pict>
+      </w:r>
+    </w:p>
+    <w:p>
+      <w:r>
+        <w:rPr>
+          <w:b/>
+          <w:bCs/>
+        </w:rPr>
+        <w:t>41. What is the difference between COUNT(*) and COUNT(column)?</w:t>
+      </w:r>
+    </w:p>
+    <w:p>
+      <w:r>
+        <w:t>COUNT(*) counts all rows, whereas COUNT(column) counts only the rows where that particular column is not NULL.</w:t>
+      </w:r>
+    </w:p>
+    <w:p>
+      <w:r>
+        <w:t>Suppose the table contains:</w:t>
+      </w:r>
+    </w:p>
+    <w:tbl>
+      <w:tblPr>
+        <w:tblW w:w="0" w:type="auto"/>
+        <w:tblCellSpacing w:w="15" w:type="dxa"/>
+        <w:tblCellMar>
+          <w:top w:w="15" w:type="dxa"/>
+          <w:left w:w="15" w:type="dxa"/>
+          <w:bottom w:w="15" w:type="dxa"/>
+          <w:right w:w="15" w:type="dxa"/>
+        </w:tblCellMar>
+        <w:tblLook w:val="04A0" w:firstRow="1" w:lastRow="0" w:firstColumn="1" w:lastColumn="0" w:noHBand="0" w:noVBand="1"/>
+      </w:tblPr>
+      <w:tblGrid>
+        <w:gridCol w:w="828"/>
+        <w:gridCol w:w="684"/>
+      </w:tblGrid>
+      <w:tr>
+        <w:trPr>
+          <w:tblHeader/>
+          <w:tblCellSpacing w:w="15" w:type="dxa"/>
+        </w:trPr>
+        <w:tc>
+          <w:tcPr>
+            <w:tcW w:w="0" w:type="auto"/>
+            <w:vAlign w:val="center"/>
+            <w:hideMark/>
+          </w:tcPr>
+          <w:p>
+            <w:pPr>
+              <w:rPr>
+                <w:b/>
+                <w:bCs/>
+              </w:rPr>
+            </w:pPr>
+            <w:r>
+              <w:rPr>
+                <w:b/>
+                <w:bCs/>
+              </w:rPr>
+              <w:lastRenderedPageBreak/>
+              <w:t>emp_id</w:t>
+            </w:r>
+          </w:p>
+        </w:tc>
+        <w:tc>
+          <w:tcPr>
+            <w:tcW w:w="0" w:type="auto"/>
+            <w:vAlign w:val="center"/>
+            <w:hideMark/>
+          </w:tcPr>
+          <w:p>
+            <w:pPr>
+              <w:rPr>
+                <w:b/>
+                <w:bCs/>
+              </w:rPr>
+            </w:pPr>
+            <w:r>
+              <w:rPr>
+                <w:b/>
+                <w:bCs/>
+              </w:rPr>
+              <w:t>salary</w:t>
+            </w:r>
+          </w:p>
+        </w:tc>
+      </w:tr>
+      <w:tr>
+        <w:trPr>
+          <w:tblCellSpacing w:w="15" w:type="dxa"/>
+        </w:trPr>
+        <w:tc>
+          <w:tcPr>
+            <w:tcW w:w="0" w:type="auto"/>
+            <w:vAlign w:val="center"/>
+            <w:hideMark/>
+          </w:tcPr>
+          <w:p>
+            <w:r>
+              <w:t>101</w:t>
+            </w:r>
+          </w:p>
+        </w:tc>
+        <w:tc>
+          <w:tcPr>
+            <w:tcW w:w="0" w:type="auto"/>
+            <w:vAlign w:val="center"/>
+            <w:hideMark/>
+          </w:tcPr>
+          <w:p>
+            <w:r>
+              <w:t>50000</w:t>
+            </w:r>
+          </w:p>
+        </w:tc>
+      </w:tr>
+      <w:tr>
+        <w:trPr>
+          <w:tblCellSpacing w:w="15" w:type="dxa"/>
+        </w:trPr>
+        <w:tc>
+          <w:tcPr>
+            <w:tcW w:w="0" w:type="auto"/>
+            <w:vAlign w:val="center"/>
+            <w:hideMark/>
+          </w:tcPr>
+          <w:p>
+            <w:r>
+              <w:t>102</w:t>
+            </w:r>
+          </w:p>
+        </w:tc>
+        <w:tc>
+          <w:tcPr>
+            <w:tcW w:w="0" w:type="auto"/>
+            <w:vAlign w:val="center"/>
+            <w:hideMark/>
+          </w:tcPr>
+          <w:p>
+            <w:r>
+              <w:t>NULL</w:t>
+            </w:r>
+          </w:p>
+        </w:tc>
+      </w:tr>
+      <w:tr>
+        <w:trPr>
+          <w:tblCellSpacing w:w="15" w:type="dxa"/>
+        </w:trPr>
+        <w:tc>
+          <w:tcPr>
+            <w:tcW w:w="0" w:type="auto"/>
+            <w:vAlign w:val="center"/>
+            <w:hideMark/>
+          </w:tcPr>
+          <w:p>
+            <w:r>
+              <w:t>103</w:t>
+            </w:r>
+          </w:p>
+        </w:tc>
+        <w:tc>
+          <w:tcPr>
+            <w:tcW w:w="0" w:type="auto"/>
+            <w:vAlign w:val="center"/>
+            <w:hideMark/>
+          </w:tcPr>
+          <w:p>
+            <w:r>
+              <w:t>60000</w:t>
+            </w:r>
+          </w:p>
+        </w:tc>
+      </w:tr>
+    </w:tbl>
+    <w:p>
+      <w:r>
+        <w:t>Then:</w:t>
+      </w:r>
+    </w:p>
+    <w:p>
+      <w:r>
+        <w:t>SELECT COUNT(*)</w:t>
+      </w:r>
+    </w:p>
+    <w:p>
+      <w:r>
+        <w:t>FROM employees;</w:t>
+      </w:r>
+    </w:p>
+    <w:p>
+      <w:r>
+        <w:t>Result:</w:t>
+      </w:r>
+    </w:p>
+    <w:p>
+      <w:r>
+        <w:t>3</w:t>
+      </w:r>
+    </w:p>
+    <w:p>
+      <w:r>
+        <w:t>But:</w:t>
+      </w:r>
+    </w:p>
+    <w:p>
+      <w:r>
+        <w:t>SELECT COUNT(salary)</w:t>
+      </w:r>
+    </w:p>
+    <w:p>
+      <w:r>
+        <w:t>FROM employees;</w:t>
+      </w:r>
+    </w:p>
+    <w:p>
+      <w:r>
+        <w:t>Result:</w:t>
+      </w:r>
+    </w:p>
+    <w:p>
+      <w:r>
+        <w:t>2</w:t>
+      </w:r>
+    </w:p>
+    <w:p>
+      <w:r>
+        <w:t>because one salary is NULL.</w:t>
+      </w:r>
+    </w:p>
+    <w:p>
+      <w:r>
+        <w:rPr>
+          <w:b/>
+          <w:bCs/>
+        </w:rPr>
+        <w:t>Short interview answer</w:t>
+      </w:r>
+    </w:p>
+    <w:p>
+      <w:r>
+        <w:t>COUNT(*) counts all rows, including rows containing NULLs, whereas COUNT(column) counts only non-NULL values in that column.</w:t>
+      </w:r>
+    </w:p>
+    <w:p>
+      <w:r>
+        <w:pict w14:anchorId="347A2707">
+          <v:rect id="_x0000_i1099" style="width:0;height:1.5pt" o:hralign="center" o:hrstd="t" o:hr="t" fillcolor="#a0a0a0" stroked="f"/>
+        </w:pict>
+      </w:r>
+    </w:p>
+    <w:p>
+      <w:pPr>
+        <w:jc w:val="center"/>
+        <w:rPr>
+          <w:b/>
+          <w:bCs/>
+          <w:sz w:val="28"/>
+          <w:szCs w:val="28"/>
+        </w:rPr>
+      </w:pPr>
+      <w:r>
+        <w:rPr>
+          <w:b/>
+          <w:bCs/>
+          <w:sz w:val="28"/>
+          <w:szCs w:val="28"/>
+        </w:rPr>
+        <w:t>Subqueries</w:t>
+      </w:r>
+    </w:p>
+    <w:p>
+      <w:r>
+        <w:rPr>
+          <w:b/>
+          <w:bCs/>
+        </w:rPr>
+        <w:t>42. What is a Subquery?</w:t>
+      </w:r>
+    </w:p>
+    <w:p>
+      <w:r>
+        <w:t>A subquery is a query written inside another SQL query.</w:t>
+      </w:r>
+    </w:p>
+    <w:p>
+      <w:r>
+        <w:t>The result of the inner query is used by the outer query.</w:t>
+      </w:r>
+    </w:p>
+    <w:p>
+      <w:r>
+        <w:t>Example:</w:t>
+      </w:r>
+    </w:p>
+    <w:p>
+      <w:r>
+        <w:t>SELECT *</w:t>
+      </w:r>
+    </w:p>
+    <w:p>
+      <w:r>
+        <w:t>FROM employees</w:t>
+      </w:r>
+    </w:p>
+    <w:p>
+      <w:r>
+        <w:t>WHERE salary &gt; (</w:t>
+      </w:r>
+    </w:p>
+    <w:p>
+      <w:r>
+        <w:t xml:space="preserve">    SELECT AVG(salary)</w:t>
+      </w:r>
+    </w:p>
+    <w:p>
+      <w:r>
+        <w:lastRenderedPageBreak/>
+        <w:t xml:space="preserve">    FROM employees</w:t>
+      </w:r>
+    </w:p>
+    <w:p>
+      <w:r>
+        <w:t>);</w:t>
+      </w:r>
+    </w:p>
+    <w:p>
+      <w:r>
+        <w:t>Here:</w:t>
+      </w:r>
+    </w:p>
+    <w:p>
+      <w:r>
+        <w:t>SELECT AVG(salary)</w:t>
+      </w:r>
+    </w:p>
+    <w:p>
+      <w:r>
+        <w:t>FROM employees</w:t>
+      </w:r>
+    </w:p>
+    <w:p>
+      <w:r>
+        <w:t>is the subquery.</w:t>
+      </w:r>
+    </w:p>
+    <w:p>
+      <w:r>
+        <w:t>It calculates the average salary, and the outer query finds employees earning more than that average.</w:t>
+      </w:r>
+    </w:p>
+    <w:p>
+      <w:r>
+        <w:rPr>
+          <w:b/>
+          <w:bCs/>
+        </w:rPr>
+        <w:t>Short interview answer</w:t>
+      </w:r>
+    </w:p>
+    <w:p>
+      <w:r>
+        <w:t>A subquery is a query written inside another query whose result is used by the outer query.</w:t>
+      </w:r>
+    </w:p>
+    <w:p>
+      <w:r>
+        <w:pict w14:anchorId="4D3812BB">
+          <v:rect id="_x0000_i1100" style="width:0;height:1.5pt" o:hralign="center" o:hrstd="t" o:hr="t" fillcolor="#a0a0a0" stroked="f"/>
+        </w:pict>
+      </w:r>
+    </w:p>
+    <w:p>
+      <w:r>
+        <w:rPr>
+          <w:b/>
+          <w:bCs/>
+        </w:rPr>
+        <w:t>43. What is the difference between Correlated and Non-Correlated Subquery?</w:t>
+      </w:r>
+    </w:p>
+    <w:p>
+      <w:r>
+        <w:t xml:space="preserve">A </w:t>
+      </w:r>
+      <w:r>
+        <w:rPr>
+          <w:b/>
+          <w:bCs/>
+        </w:rPr>
+        <w:t>non-correlated subquery</w:t>
+      </w:r>
+      <w:r>
+        <w:t xml:space="preserve"> does not depend on the outer query and can execute independently.</w:t>
+      </w:r>
+    </w:p>
+    <w:p>
+      <w:r>
+        <w:t>Example:</w:t>
+      </w:r>
+    </w:p>
+    <w:p>
+      <w:r>
+        <w:t>SELECT *</w:t>
+      </w:r>
+    </w:p>
+    <w:p>
+      <w:r>
+        <w:t>FROM employees</w:t>
+      </w:r>
+    </w:p>
+    <w:p>
+      <w:r>
+        <w:t>WHERE salary &gt; (</w:t>
+      </w:r>
+    </w:p>
+    <w:p>
+      <w:r>
+        <w:t xml:space="preserve">    SELECT AVG(salary)</w:t>
+      </w:r>
+    </w:p>
+    <w:p>
+      <w:r>
+        <w:t xml:space="preserve">    FROM employees</w:t>
+      </w:r>
+    </w:p>
+    <w:p>
+      <w:r>
+        <w:t>);</w:t>
+      </w:r>
+    </w:p>
+    <w:p>
+      <w:r>
+        <w:t>The subquery does not reference the outer query.</w:t>
+      </w:r>
+    </w:p>
+    <w:p>
+      <w:r>
+        <w:t xml:space="preserve">A </w:t>
+      </w:r>
+      <w:r>
+        <w:rPr>
+          <w:b/>
+          <w:bCs/>
+        </w:rPr>
+        <w:t>correlated subquery</w:t>
+      </w:r>
+      <w:r>
+        <w:t xml:space="preserve"> depends on the outer query and references a column from it.</w:t>
+      </w:r>
+    </w:p>
+    <w:p>
+      <w:r>
+        <w:t>Example:</w:t>
+      </w:r>
+    </w:p>
+    <w:p>
+      <w:r>
+        <w:t>SELECT e1.*</w:t>
+      </w:r>
+    </w:p>
+    <w:p>
+      <w:r>
+        <w:t>FROM employees e1</w:t>
+      </w:r>
+    </w:p>
+    <w:p>
+      <w:r>
+        <w:t>WHERE salary &gt; (</w:t>
+      </w:r>
+    </w:p>
+    <w:p>
+      <w:r>
+        <w:t xml:space="preserve">    SELECT AVG(e2.salary)</w:t>
+      </w:r>
+    </w:p>
+    <w:p>
+      <w:r>
+        <w:t xml:space="preserve">    FROM employees e2</w:t>
+      </w:r>
+    </w:p>
+    <w:p>
+      <w:r>
+        <w:lastRenderedPageBreak/>
+        <w:t xml:space="preserve">    WHERE e2.dept_name = e1.dept_name</w:t>
+      </w:r>
+    </w:p>
+    <w:p>
+      <w:r>
+        <w:t>);</w:t>
+      </w:r>
+    </w:p>
+    <w:p>
+      <w:r>
+        <w:t>Here, the subquery references:</w:t>
+      </w:r>
+    </w:p>
+    <w:p>
+      <w:r>
+        <w:t>e1.dept_name</w:t>
+      </w:r>
+    </w:p>
+    <w:p>
+      <w:r>
+        <w:t>from the outer query.</w:t>
+      </w:r>
+    </w:p>
+    <w:p>
+      <w:r>
+        <w:rPr>
+          <w:b/>
+          <w:bCs/>
+        </w:rPr>
+        <w:t>Short interview answer</w:t>
+      </w:r>
+    </w:p>
+    <w:p>
+      <w:r>
+        <w:t>A non-correlated subquery is independent of the outer query, whereas a correlated subquery depends on and references the outer query.</w:t>
+      </w:r>
+    </w:p>
+    <w:p>
+      <w:r>
+        <w:pict w14:anchorId="7B336BF1">
+          <v:rect id="_x0000_i1101" style="width:0;height:1.5pt" o:hralign="center" o:hrstd="t" o:hr="t" fillcolor="#a0a0a0" stroked="f"/>
+        </w:pict>
+      </w:r>
+    </w:p>
+    <w:p>
+      <w:r>
+        <w:rPr>
+          <w:b/>
+          <w:bCs/>
+        </w:rPr>
+        <w:t>44. When should Subqueries be used?</w:t>
+      </w:r>
+    </w:p>
+    <w:p>
+      <w:r>
+        <w:t>Subqueries should be used when the result of one query is needed as an input or condition for another query.</w:t>
+      </w:r>
+    </w:p>
+    <w:p>
+      <w:r>
+        <w:t>Common situations include:</w:t>
+      </w:r>
+    </w:p>
+    <w:p>
+      <w:pPr>
+        <w:numPr>
+          <w:ilvl w:val="0"/>
+          <w:numId w:val="39"/>
+        </w:numPr>
+      </w:pPr>
+      <w:r>
+        <w:t>Comparing a value with an aggregate result</w:t>
+      </w:r>
+    </w:p>
+    <w:p>
+      <w:pPr>
+        <w:numPr>
+          <w:ilvl w:val="0"/>
+          <w:numId w:val="39"/>
+        </w:numPr>
+      </w:pPr>
+      <w:r>
+        <w:t>Checking whether related records exist</w:t>
+      </w:r>
+    </w:p>
+    <w:p>
+      <w:pPr>
+        <w:numPr>
+          <w:ilvl w:val="0"/>
+          <w:numId w:val="39"/>
+        </w:numPr>
+      </w:pPr>
+      <w:r>
+        <w:t>Filtering using results from another query</w:t>
+      </w:r>
+    </w:p>
+    <w:p>
+      <w:pPr>
+        <w:numPr>
+          <w:ilvl w:val="0"/>
+          <w:numId w:val="39"/>
+        </w:numPr>
+      </w:pPr>
+      <w:r>
+        <w:t>Breaking a complex query into smaller logical steps</w:t>
+      </w:r>
+    </w:p>
+    <w:p>
+      <w:r>
+        <w:t>Example:</w:t>
+      </w:r>
+    </w:p>
+    <w:p>
+      <w:r>
+        <w:t>SELECT *</w:t>
+      </w:r>
+    </w:p>
+    <w:p>
+      <w:r>
+        <w:t>FROM employees</w:t>
+      </w:r>
+    </w:p>
+    <w:p>
+      <w:r>
+        <w:t>WHERE salary &gt; (</w:t>
+      </w:r>
+    </w:p>
+    <w:p>
+      <w:r>
+        <w:t xml:space="preserve">    SELECT AVG(salary)</w:t>
+      </w:r>
+    </w:p>
+    <w:p>
+      <w:r>
+        <w:t xml:space="preserve">    FROM employees</w:t>
+      </w:r>
+    </w:p>
+    <w:p>
+      <w:r>
+        <w:t>);</w:t>
+      </w:r>
+    </w:p>
+    <w:p>
+      <w:r>
+        <w:t>Here, the subquery calculates the average salary, which is then used by the outer query for filtering.</w:t>
+      </w:r>
+    </w:p>
+    <w:p>
+      <w:r>
+        <w:rPr>
+          <w:b/>
+          <w:bCs/>
+        </w:rPr>
+        <w:t>Short interview answer</w:t>
+      </w:r>
+    </w:p>
+    <w:p>
+      <w:r>
+        <w:t>Subqueries are used when the result of one query is needed by another query, especially for filtering, comparison, existence checks, or breaking complex logic into steps.</w:t>
+      </w:r>
+    </w:p>
+    <w:p>
+      <w:pPr>
+        <w:jc w:val="center"/>
+        <w:rPr>
+          <w:b/>
+          <w:bCs/>
+          <w:sz w:val="28"/>
+          <w:szCs w:val="28"/>
+        </w:rPr>
+      </w:pPr>
+      <w:r>
+        <w:rPr>
+          <w:b/>
+          <w:bCs/>
+          <w:sz w:val="28"/>
+          <w:szCs w:val="28"/>
+        </w:rPr>
+        <w:lastRenderedPageBreak/>
+        <w:t>CTE</w:t>
+      </w:r>
+    </w:p>
+    <w:p>
+      <w:r>
+        <w:rPr>
+          <w:b/>
+          <w:bCs/>
+        </w:rPr>
+        <w:t>45. What is a CTE?</w:t>
+      </w:r>
+    </w:p>
+    <w:p>
+      <w:r>
+        <w:t>A CTE (Common Table Expression) is a temporary named result set that is defined using the WITH clause and can be used within a SQL query.</w:t>
+      </w:r>
+    </w:p>
+    <w:p>
+      <w:r>
+        <w:t>Example:</w:t>
+      </w:r>
+    </w:p>
+    <w:p>
+      <w:r>
+        <w:t>WITH dept_salary AS (</w:t>
+      </w:r>
+    </w:p>
+    <w:p>
+      <w:r>
+        <w:t xml:space="preserve">    SELECT dept_name, SUM(salary) AS total_salary</w:t>
+      </w:r>
+    </w:p>
+    <w:p>
+      <w:r>
+        <w:t xml:space="preserve">    FROM employees</w:t>
+      </w:r>
+    </w:p>
+    <w:p>
+      <w:r>
+        <w:t xml:space="preserve">    GROUP BY dept_name</w:t>
+      </w:r>
+    </w:p>
+    <w:p>
+      <w:r>
+        <w:t>)</w:t>
+      </w:r>
+    </w:p>
+    <w:p>
+      <w:r>
+        <w:t>SELECT *</w:t>
+      </w:r>
+    </w:p>
+    <w:p>
+      <w:r>
+        <w:t>FROM dept_salary;</w:t>
+      </w:r>
+    </w:p>
+    <w:p>
+      <w:r>
+        <w:t>The CTE exists only for the duration of that query.</w:t>
+      </w:r>
+    </w:p>
+    <w:p>
+      <w:r>
+        <w:rPr>
+          <w:b/>
+          <w:bCs/>
+        </w:rPr>
+        <w:t>Short interview answer</w:t>
+      </w:r>
+    </w:p>
+    <w:p>
+      <w:r>
+        <w:t>A CTE is a temporary named result set created using the WITH clause, mainly used to make complex queries easier to read and manage.</w:t>
+      </w:r>
+    </w:p>
+    <w:p>
+      <w:r>
+        <w:pict w14:anchorId="4A1F594F">
+          <v:rect id="_x0000_i1114" style="width:0;height:1.5pt" o:hralign="center" o:hrstd="t" o:hr="t" fillcolor="#a0a0a0" stroked="f"/>
+        </w:pict>
+      </w:r>
+    </w:p>
+    <w:p>
+      <w:r>
+        <w:rPr>
+          <w:b/>
+          <w:bCs/>
+        </w:rPr>
+        <w:t>46. What are the advantages of using a CTE?</w:t>
+      </w:r>
+    </w:p>
+    <w:p>
+      <w:r>
+        <w:t>CTEs provide several advantages:</w:t>
+      </w:r>
+    </w:p>
+    <w:p>
+      <w:pPr>
+        <w:numPr>
+          <w:ilvl w:val="0"/>
+          <w:numId w:val="43"/>
+        </w:numPr>
+      </w:pPr>
+      <w:r>
+        <w:t>Makes complex queries easier to read and understand.</w:t>
+      </w:r>
+    </w:p>
+    <w:p>
+      <w:pPr>
+        <w:numPr>
+          <w:ilvl w:val="0"/>
+          <w:numId w:val="43"/>
+        </w:numPr>
+      </w:pPr>
+      <w:r>
+        <w:t>Breaks a complex query into smaller logical parts.</w:t>
+      </w:r>
+    </w:p>
+    <w:p>
+      <w:pPr>
+        <w:numPr>
+          <w:ilvl w:val="0"/>
+          <w:numId w:val="43"/>
+        </w:numPr>
+      </w:pPr>
+      <w:r>
+        <w:t>Makes queries easier to maintain and debug.</w:t>
+      </w:r>
+    </w:p>
+    <w:p>
+      <w:pPr>
+        <w:numPr>
+          <w:ilvl w:val="0"/>
+          <w:numId w:val="43"/>
+        </w:numPr>
+      </w:pPr>
+      <w:r>
+        <w:t>Allows the result of one CTE to be used by another CTE.</w:t>
+      </w:r>
+    </w:p>
+    <w:p>
+      <w:pPr>
+        <w:numPr>
+          <w:ilvl w:val="0"/>
+          <w:numId w:val="43"/>
+        </w:numPr>
+      </w:pPr>
+      <w:r>
+        <w:t>Can be used to write recursive queries.</w:t>
+      </w:r>
+    </w:p>
+    <w:p>
+      <w:r>
+        <w:t>Example:</w:t>
+      </w:r>
+    </w:p>
+    <w:p>
+      <w:r>
+        <w:t>WITH total_sales AS (</w:t>
+      </w:r>
+    </w:p>
+    <w:p>
+      <w:r>
+        <w:t xml:space="preserve">    SELECT store_id, SUM(cost) AS total_sales</w:t>
+      </w:r>
+    </w:p>
+    <w:p>
+      <w:r>
+        <w:t xml:space="preserve">    FROM stores</w:t>
+      </w:r>
+    </w:p>
+    <w:p>
+      <w:r>
+        <w:lastRenderedPageBreak/>
+        <w:t xml:space="preserve">    GROUP BY store_id</w:t>
+      </w:r>
+    </w:p>
+    <w:p>
+      <w:r>
+        <w:t>)</w:t>
+      </w:r>
+    </w:p>
+    <w:p>
+      <w:r>
+        <w:t>SELECT *</w:t>
+      </w:r>
+    </w:p>
+    <w:p>
+      <w:r>
+        <w:t>FROM total_sales;</w:t>
+      </w:r>
+    </w:p>
+    <w:p>
+      <w:r>
+        <w:rPr>
+          <w:b/>
+          <w:bCs/>
+        </w:rPr>
+        <w:t>Short interview answer</w:t>
+      </w:r>
+    </w:p>
+    <w:p>
+      <w:r>
+        <w:t>CTEs improve readability, organization, and maintainability of complex SQL queries, and they can also be used for recursive queries.</w:t>
+      </w:r>
+    </w:p>
+    <w:p>
+      <w:r>
+        <w:pict w14:anchorId="2FB20158">
+          <v:rect id="_x0000_i1115" style="width:0;height:1.5pt" o:hralign="center" o:hrstd="t" o:hr="t" fillcolor="#a0a0a0" stroked="f"/>
+        </w:pict>
+      </w:r>
+    </w:p>
+    <w:p>
+      <w:r>
+        <w:rPr>
+          <w:b/>
+          <w:bCs/>
+        </w:rPr>
+        <w:t>47. What is the difference between a CTE and a Subquery?</w:t>
+      </w:r>
+    </w:p>
+    <w:p>
+      <w:r>
+        <w:t>Both can be used to break down complex queries, but their structure and readability are different.</w:t>
+      </w:r>
+    </w:p>
+    <w:p>
+      <w:r>
+        <w:rPr>
+          <w:b/>
+          <w:bCs/>
+        </w:rPr>
+        <w:t>Subquery:</w:t>
+      </w:r>
+    </w:p>
+    <w:p>
+      <w:r>
+        <w:t>SELECT *</w:t>
+      </w:r>
+    </w:p>
+    <w:p>
+      <w:r>
+        <w:t>FROM employees</w:t>
+      </w:r>
+    </w:p>
+    <w:p>
+      <w:r>
+        <w:t>WHERE salary &gt; (</w:t>
+      </w:r>
+    </w:p>
+    <w:p>
+      <w:r>
+        <w:t xml:space="preserve">    SELECT AVG(salary)</w:t>
+      </w:r>
+    </w:p>
+    <w:p>
+      <w:r>
+        <w:t xml:space="preserve">    FROM employees</w:t>
+      </w:r>
+    </w:p>
+    <w:p>
+      <w:r>
+        <w:t>);</w:t>
+      </w:r>
+    </w:p>
+    <w:p>
+      <w:r>
+        <w:rPr>
+          <w:b/>
+          <w:bCs/>
+        </w:rPr>
+        <w:t>CTE:</w:t>
+      </w:r>
+    </w:p>
+    <w:p>
+      <w:r>
+        <w:t>WITH avg_salary AS (</w:t>
+      </w:r>
+    </w:p>
+    <w:p>
+      <w:r>
+        <w:t xml:space="preserve">    SELECT AVG(salary) AS avg_sal</w:t>
+      </w:r>
+    </w:p>
+    <w:p>
+      <w:r>
+        <w:t xml:space="preserve">    FROM employees</w:t>
+      </w:r>
+    </w:p>
+    <w:p>
+      <w:r>
+        <w:t>)</w:t>
+      </w:r>
+    </w:p>
+    <w:p>
+      <w:r>
+        <w:t>SELECT *</w:t>
+      </w:r>
+    </w:p>
+    <w:p>
+      <w:r>
+        <w:t>FROM employees</w:t>
+      </w:r>
+    </w:p>
+    <w:p>
+      <w:r>
+        <w:t>WHERE salary &gt; (SELECT avg_sal FROM avg_salary);</w:t>
+      </w:r>
+    </w:p>
+    <w:p>
+      <w:r>
+        <w:t xml:space="preserve">A CTE is given a </w:t>
+      </w:r>
+      <w:r>
+        <w:rPr>
+          <w:b/>
+          <w:bCs/>
+        </w:rPr>
+        <w:t>name</w:t>
+      </w:r>
+      <w:r>
+        <w:t xml:space="preserve"> and defined before the main query, making complex queries easier to organize.</w:t>
+      </w:r>
+    </w:p>
+    <w:p>
+      <w:r>
+        <w:t xml:space="preserve">A subquery is written </w:t>
+      </w:r>
+      <w:r>
+        <w:rPr>
+          <w:b/>
+          <w:bCs/>
+        </w:rPr>
+        <w:t>inside</w:t>
+      </w:r>
+      <w:r>
+        <w:t xml:space="preserve"> another query.</w:t>
+      </w:r>
+    </w:p>
+    <w:p>
+      <w:r>
+        <w:rPr>
+          <w:b/>
+          <w:bCs/>
+        </w:rPr>
+        <w:lastRenderedPageBreak/>
+        <w:t>Short interview answer</w:t>
+      </w:r>
+    </w:p>
+    <w:p>
+      <w:r>
+        <w:t>A subquery is a query nested inside another query, whereas a CTE is a named temporary result set defined using WITH. CTEs are generally easier to read and organize when the query becomes complex.</w:t>
+      </w:r>
+    </w:p>
+    <w:p>
+      <w:pPr>
+        <w:rPr>
+          <w:b/>
+          <w:bCs/>
+        </w:rPr>
+      </w:pPr>
+    </w:p>
+    <w:p>
+      <w:pPr>
+        <w:jc w:val="center"/>
+        <w:rPr>
+          <w:b/>
+          <w:bCs/>
+          <w:sz w:val="28"/>
+          <w:szCs w:val="28"/>
+        </w:rPr>
+      </w:pPr>
+      <w:r>
+        <w:rPr>
+          <w:b/>
+          <w:bCs/>
+          <w:sz w:val="28"/>
+          <w:szCs w:val="28"/>
+        </w:rPr>
         <w:t>Window Functions</w:t>
       </w:r>
     </w:p>
@@ -7605,7 +9385,6 @@
           <w:bCs/>
           <w:highlight w:val="yellow"/>
         </w:rPr>
-        <w:lastRenderedPageBreak/>
         <w:t>GROUP BY → reduces rows</w:t>
       </w:r>
       <w:r>
@@ -7877,7 +9656,6 @@
         <w:rPr>
           <w:highlight w:val="yellow"/>
         </w:rPr>
-        <w:lastRenderedPageBreak/>
         <w:t xml:space="preserve">If two or more rows have the same value, they receive the </w:t>
       </w:r>
       <w:r>
@@ -7906,6 +9684,7 @@
         <w:ind w:left="720"/>
       </w:pPr>
       <w:r>
+        <w:lastRenderedPageBreak/>
         <w:t>SELECT *,RANK() OVER(partition by dept_name order by salary</w:t>
       </w:r>
       <w:r>
@@ -8848,12 +10627,2719 @@
         <w:t>LEAD() → looks forward</w:t>
       </w:r>
     </w:p>
-    <w:p>
-      <w:pPr>
-        <w:ind w:left="360"/>
-      </w:pPr>
-    </w:p>
     <w:p/>
+    <w:p>
+      <w:pPr>
+        <w:jc w:val="center"/>
+        <w:rPr>
+          <w:b/>
+          <w:bCs/>
+          <w:sz w:val="28"/>
+          <w:szCs w:val="28"/>
+        </w:rPr>
+      </w:pPr>
+      <w:r>
+        <w:rPr>
+          <w:b/>
+          <w:bCs/>
+          <w:sz w:val="28"/>
+          <w:szCs w:val="28"/>
+        </w:rPr>
+        <w:t>Indexing</w:t>
+      </w:r>
+    </w:p>
+    <w:p>
+      <w:r>
+        <w:rPr>
+          <w:b/>
+          <w:bCs/>
+        </w:rPr>
+        <w:t>54. What is an Index?</w:t>
+      </w:r>
+    </w:p>
+    <w:p>
+      <w:r>
+        <w:t>An index is a database object used to speed up data retrieval from a table.</w:t>
+      </w:r>
+    </w:p>
+    <w:p>
+      <w:r>
+        <w:t>It works similar to an index in a book: instead of searching through every row, the database can use the index to find the required rows more efficiently.</w:t>
+      </w:r>
+    </w:p>
+    <w:p>
+      <w:r>
+        <w:t>Example:</w:t>
+      </w:r>
+    </w:p>
+    <w:p>
+      <w:r>
+        <w:t>CREATE INDEX idx_employee_name</w:t>
+      </w:r>
+    </w:p>
+    <w:p>
+      <w:r>
+        <w:t>ON employees(emp_name);</w:t>
+      </w:r>
+    </w:p>
+    <w:p>
+      <w:r>
+        <w:rPr>
+          <w:b/>
+          <w:bCs/>
+        </w:rPr>
+        <w:t>Short interview answer</w:t>
+      </w:r>
+    </w:p>
+    <w:p>
+      <w:r>
+        <w:t>An index is a database structure that improves the speed of data retrieval from a table.</w:t>
+      </w:r>
+    </w:p>
+    <w:p>
+      <w:r>
+        <w:pict w14:anchorId="2AD6D336">
+          <v:rect id="_x0000_i1172" style="width:0;height:1.5pt" o:hralign="center" o:hrstd="t" o:hr="t" fillcolor="#a0a0a0" stroked="f"/>
+        </w:pict>
+      </w:r>
+    </w:p>
+    <w:p>
+      <w:r>
+        <w:rPr>
+          <w:b/>
+          <w:bCs/>
+        </w:rPr>
+        <w:t>55. Why are Indexes used?</w:t>
+      </w:r>
+    </w:p>
+    <w:p>
+      <w:r>
+        <w:t>Indexes are used to make queries that search, filter, join, or sort data faster, especially when working with large tables.</w:t>
+      </w:r>
+    </w:p>
+    <w:p>
+      <w:r>
+        <w:t>Example:</w:t>
+      </w:r>
+    </w:p>
+    <w:p>
+      <w:r>
+        <w:t>SELECT *</w:t>
+      </w:r>
+    </w:p>
+    <w:p>
+      <w:r>
+        <w:t>FROM employees</w:t>
+      </w:r>
+    </w:p>
+    <w:p>
+      <w:r>
+        <w:t>WHERE emp_name = 'Mohan';</w:t>
+      </w:r>
+    </w:p>
+    <w:p>
+      <w:r>
+        <w:t>If emp_name has an appropriate index, the database may be able to find the required row(s) more efficiently.</w:t>
+      </w:r>
+    </w:p>
+    <w:p>
+      <w:r>
+        <w:rPr>
+          <w:b/>
+          <w:bCs/>
+        </w:rPr>
+        <w:t>Short interview answer</w:t>
+      </w:r>
+    </w:p>
+    <w:p>
+      <w:r>
+        <w:lastRenderedPageBreak/>
+        <w:t>Indexes are used to improve query performance by making data retrieval faster, especially for large tables.</w:t>
+      </w:r>
+    </w:p>
+    <w:p>
+      <w:r>
+        <w:pict w14:anchorId="0E71990F">
+          <v:rect id="_x0000_i1173" style="width:0;height:1.5pt" o:hralign="center" o:hrstd="t" o:hr="t" fillcolor="#a0a0a0" stroked="f"/>
+        </w:pict>
+      </w:r>
+    </w:p>
+    <w:p>
+      <w:r>
+        <w:rPr>
+          <w:b/>
+          <w:bCs/>
+        </w:rPr>
+        <w:t>56. What are the advantages and disadvantages of Indexes?</w:t>
+      </w:r>
+    </w:p>
+    <w:p>
+      <w:pPr>
+        <w:rPr>
+          <w:b/>
+          <w:bCs/>
+        </w:rPr>
+      </w:pPr>
+      <w:r>
+        <w:rPr>
+          <w:b/>
+          <w:bCs/>
+        </w:rPr>
+        <w:t>Advantages</w:t>
+      </w:r>
+    </w:p>
+    <w:p>
+      <w:pPr>
+        <w:numPr>
+          <w:ilvl w:val="0"/>
+          <w:numId w:val="44"/>
+        </w:numPr>
+      </w:pPr>
+      <w:r>
+        <w:t>Faster data retrieval.</w:t>
+      </w:r>
+    </w:p>
+    <w:p>
+      <w:pPr>
+        <w:numPr>
+          <w:ilvl w:val="0"/>
+          <w:numId w:val="44"/>
+        </w:numPr>
+      </w:pPr>
+      <w:r>
+        <w:t>Can improve the performance of WHERE conditions.</w:t>
+      </w:r>
+    </w:p>
+    <w:p>
+      <w:pPr>
+        <w:numPr>
+          <w:ilvl w:val="0"/>
+          <w:numId w:val="44"/>
+        </w:numPr>
+      </w:pPr>
+      <w:r>
+        <w:t>Can improve some JOIN and ORDER BY operations.</w:t>
+      </w:r>
+    </w:p>
+    <w:p>
+      <w:pPr>
+        <w:numPr>
+          <w:ilvl w:val="0"/>
+          <w:numId w:val="44"/>
+        </w:numPr>
+      </w:pPr>
+      <w:r>
+        <w:t>Useful when querying large tables.</w:t>
+      </w:r>
+    </w:p>
+    <w:p>
+      <w:pPr>
+        <w:rPr>
+          <w:b/>
+          <w:bCs/>
+        </w:rPr>
+      </w:pPr>
+      <w:r>
+        <w:rPr>
+          <w:b/>
+          <w:bCs/>
+        </w:rPr>
+        <w:t>Disadvantages</w:t>
+      </w:r>
+    </w:p>
+    <w:p>
+      <w:pPr>
+        <w:numPr>
+          <w:ilvl w:val="0"/>
+          <w:numId w:val="45"/>
+        </w:numPr>
+      </w:pPr>
+      <w:r>
+        <w:t>Indexes require additional storage.</w:t>
+      </w:r>
+    </w:p>
+    <w:p>
+      <w:pPr>
+        <w:numPr>
+          <w:ilvl w:val="0"/>
+          <w:numId w:val="45"/>
+        </w:numPr>
+      </w:pPr>
+      <w:r>
+        <w:t>INSERT, UPDATE, and DELETE operations can become slower because indexes may also need to be updated.</w:t>
+      </w:r>
+    </w:p>
+    <w:p>
+      <w:pPr>
+        <w:numPr>
+          <w:ilvl w:val="0"/>
+          <w:numId w:val="45"/>
+        </w:numPr>
+      </w:pPr>
+      <w:r>
+        <w:t>Too many indexes can increase maintenance overhead.</w:t>
+      </w:r>
+    </w:p>
+    <w:p>
+      <w:r>
+        <w:rPr>
+          <w:b/>
+          <w:bCs/>
+        </w:rPr>
+        <w:t>Short interview answer</w:t>
+      </w:r>
+    </w:p>
+    <w:p>
+      <w:r>
+        <w:t>Indexes improve read/query performance, but they require extra storage and can slow down write operations such as INSERT, UPDATE, and DELETE.</w:t>
+      </w:r>
+    </w:p>
+    <w:p>
+      <w:r>
+        <w:pict w14:anchorId="37099124">
+          <v:rect id="_x0000_i1174" style="width:0;height:1.5pt" o:hralign="center" o:hrstd="t" o:hr="t" fillcolor="#a0a0a0" stroked="f"/>
+        </w:pict>
+      </w:r>
+    </w:p>
+    <w:p>
+      <w:pPr>
+        <w:jc w:val="center"/>
+        <w:rPr>
+          <w:b/>
+          <w:bCs/>
+          <w:sz w:val="28"/>
+          <w:szCs w:val="28"/>
+        </w:rPr>
+      </w:pPr>
+      <w:r>
+        <w:rPr>
+          <w:b/>
+          <w:bCs/>
+          <w:sz w:val="28"/>
+          <w:szCs w:val="28"/>
+        </w:rPr>
+        <w:t>Normalization</w:t>
+      </w:r>
+    </w:p>
+    <w:p>
+      <w:r>
+        <w:rPr>
+          <w:b/>
+          <w:bCs/>
+        </w:rPr>
+        <w:t>57. What is Normalization?</w:t>
+      </w:r>
+    </w:p>
+    <w:p>
+      <w:r>
+        <w:t>Normalization is the process of organizing data in a database to reduce data redundancy and avoid data-related anomalies.</w:t>
+      </w:r>
+    </w:p>
+    <w:p>
+      <w:r>
+        <w:t>It generally involves dividing data into multiple related tables and establishing relationships between them.</w:t>
+      </w:r>
+    </w:p>
+    <w:p>
+      <w:r>
+        <w:t>For example, instead of storing department information repeatedly:</w:t>
+      </w:r>
+    </w:p>
+    <w:p>
+      <w:r>
+        <w:t>employee_id | employee_name | department | manager</w:t>
+      </w:r>
+    </w:p>
+    <w:p>
+      <w:r>
+        <w:t>101         | Mohan         | IT         | Rahul</w:t>
+      </w:r>
+    </w:p>
+    <w:p>
+      <w:r>
+        <w:t>102         | James         | IT         | Rahul</w:t>
+      </w:r>
+    </w:p>
+    <w:p>
+      <w:r>
+        <w:t>103         | Carol         | HR         | Priya</w:t>
+      </w:r>
+    </w:p>
+    <w:p>
+      <w:r>
+        <w:lastRenderedPageBreak/>
+        <w:t>we can separate employee and department information into related tables.</w:t>
+      </w:r>
+    </w:p>
+    <w:p>
+      <w:r>
+        <w:rPr>
+          <w:b/>
+          <w:bCs/>
+        </w:rPr>
+        <w:t>Short interview answer</w:t>
+      </w:r>
+    </w:p>
+    <w:p>
+      <w:r>
+        <w:t>Normalization is the process of organizing data into related tables to reduce redundancy and prevent data anomalies.</w:t>
+      </w:r>
+    </w:p>
+    <w:p>
+      <w:r>
+        <w:pict w14:anchorId="0511F0DE">
+          <v:rect id="_x0000_i1175" style="width:0;height:1.5pt" o:hralign="center" o:hrstd="t" o:hr="t" fillcolor="#a0a0a0" stroked="f"/>
+        </w:pict>
+      </w:r>
+    </w:p>
+    <w:p>
+      <w:r>
+        <w:rPr>
+          <w:b/>
+          <w:bCs/>
+        </w:rPr>
+        <w:t>58. What is 1NF (First Normal Form)?</w:t>
+      </w:r>
+    </w:p>
+    <w:p>
+      <w:r>
+        <w:t xml:space="preserve">A table is in </w:t>
+      </w:r>
+      <w:r>
+        <w:rPr>
+          <w:b/>
+          <w:bCs/>
+        </w:rPr>
+        <w:t>1NF</w:t>
+      </w:r>
+      <w:r>
+        <w:t xml:space="preserve"> when:</w:t>
+      </w:r>
+    </w:p>
+    <w:p>
+      <w:pPr>
+        <w:numPr>
+          <w:ilvl w:val="0"/>
+          <w:numId w:val="46"/>
+        </w:numPr>
+      </w:pPr>
+      <w:r>
+        <w:t>Each column contains atomic (single) values.</w:t>
+      </w:r>
+    </w:p>
+    <w:p>
+      <w:pPr>
+        <w:numPr>
+          <w:ilvl w:val="0"/>
+          <w:numId w:val="46"/>
+        </w:numPr>
+      </w:pPr>
+      <w:r>
+        <w:t>There are no repeating groups or multiple values stored in a single cell.</w:t>
+      </w:r>
+    </w:p>
+    <w:p>
+      <w:pPr>
+        <w:numPr>
+          <w:ilvl w:val="0"/>
+          <w:numId w:val="46"/>
+        </w:numPr>
+      </w:pPr>
+      <w:r>
+        <w:t>Each row can be uniquely identified.</w:t>
+      </w:r>
+    </w:p>
+    <w:p>
+      <w:r>
+        <w:t xml:space="preserve">Example of </w:t>
+      </w:r>
+      <w:r>
+        <w:rPr>
+          <w:b/>
+          <w:bCs/>
+        </w:rPr>
+        <w:t>not 1NF</w:t>
+      </w:r>
+      <w:r>
+        <w:t>:</w:t>
+      </w:r>
+    </w:p>
+    <w:p>
+      <w:r>
+        <w:t>student_id | student_name | subjects</w:t>
+      </w:r>
+    </w:p>
+    <w:p>
+      <w:r>
+        <w:t>1          | Amit         | SQL, Python, Java</w:t>
+      </w:r>
+    </w:p>
+    <w:p>
+      <w:r>
+        <w:t>subjects contains multiple values.</w:t>
+      </w:r>
+    </w:p>
+    <w:p>
+      <w:r>
+        <w:t>In 1NF:</w:t>
+      </w:r>
+    </w:p>
+    <w:p>
+      <w:r>
+        <w:t>student_id | student_name | subject</w:t>
+      </w:r>
+    </w:p>
+    <w:p>
+      <w:r>
+        <w:t>1          | Amit         | SQL</w:t>
+      </w:r>
+    </w:p>
+    <w:p>
+      <w:r>
+        <w:t>1          | Amit         | Python</w:t>
+      </w:r>
+    </w:p>
+    <w:p>
+      <w:r>
+        <w:t>1          | Amit         | Java</w:t>
+      </w:r>
+    </w:p>
+    <w:p>
+      <w:r>
+        <w:rPr>
+          <w:b/>
+          <w:bCs/>
+        </w:rPr>
+        <w:t>Short interview answer</w:t>
+      </w:r>
+    </w:p>
+    <w:p>
+      <w:r>
+        <w:t>1NF requires each column to contain atomic values and eliminates repeating groups or multi-valued attributes.</w:t>
+      </w:r>
+    </w:p>
+    <w:p>
+      <w:r>
+        <w:pict w14:anchorId="1C521F83">
+          <v:rect id="_x0000_i1176" style="width:0;height:1.5pt" o:hralign="center" o:hrstd="t" o:hr="t" fillcolor="#a0a0a0" stroked="f"/>
+        </w:pict>
+      </w:r>
+    </w:p>
+    <w:p>
+      <w:r>
+        <w:rPr>
+          <w:b/>
+          <w:bCs/>
+        </w:rPr>
+        <w:t>59. What is 2NF (Second Normal Form)?</w:t>
+      </w:r>
+    </w:p>
+    <w:p>
+      <w:r>
+        <w:t xml:space="preserve">A table is in </w:t>
+      </w:r>
+      <w:r>
+        <w:rPr>
+          <w:b/>
+          <w:bCs/>
+        </w:rPr>
+        <w:t>2NF</w:t>
+      </w:r>
+      <w:r>
+        <w:t xml:space="preserve"> when:</w:t>
+      </w:r>
+    </w:p>
+    <w:p>
+      <w:pPr>
+        <w:numPr>
+          <w:ilvl w:val="0"/>
+          <w:numId w:val="47"/>
+        </w:numPr>
+      </w:pPr>
+      <w:r>
+        <w:t xml:space="preserve">It is already in </w:t>
+      </w:r>
+      <w:r>
+        <w:rPr>
+          <w:b/>
+          <w:bCs/>
+        </w:rPr>
+        <w:t>1NF</w:t>
+      </w:r>
+      <w:r>
+        <w:t>.</w:t>
+      </w:r>
+    </w:p>
+    <w:p>
+      <w:pPr>
+        <w:numPr>
+          <w:ilvl w:val="0"/>
+          <w:numId w:val="47"/>
+        </w:numPr>
+      </w:pPr>
+      <w:r>
+        <w:t xml:space="preserve">Every non-key attribute is fully dependent on the </w:t>
+      </w:r>
+      <w:r>
+        <w:rPr>
+          <w:b/>
+          <w:bCs/>
+        </w:rPr>
+        <w:t>entire primary key</w:t>
+      </w:r>
+      <w:r>
+        <w:t>, not just part of it.</w:t>
+      </w:r>
+    </w:p>
+    <w:p>
+      <w:r>
+        <w:t xml:space="preserve">2NF mainly matters when a table has a </w:t>
+      </w:r>
+      <w:r>
+        <w:rPr>
+          <w:b/>
+          <w:bCs/>
+        </w:rPr>
+        <w:t>composite primary key</w:t>
+      </w:r>
+      <w:r>
+        <w:t>.</w:t>
+      </w:r>
+    </w:p>
+    <w:p>
+      <w:r>
+        <w:lastRenderedPageBreak/>
+        <w:t>Example:</w:t>
+      </w:r>
+    </w:p>
+    <w:p>
+      <w:r>
+        <w:t>student_id | course_id | student_name | course_name</w:t>
+      </w:r>
+    </w:p>
+    <w:p>
+      <w:r>
+        <w:t>Suppose the primary key is:</w:t>
+      </w:r>
+    </w:p>
+    <w:p>
+      <w:r>
+        <w:t>(student_id, course_id)</w:t>
+      </w:r>
+    </w:p>
+    <w:p>
+      <w:r>
+        <w:t>student_name depends only on student_id, not on the entire composite key.</w:t>
+      </w:r>
+    </w:p>
+    <w:p>
+      <w:r>
+        <w:t xml:space="preserve">This is a </w:t>
+      </w:r>
+      <w:r>
+        <w:rPr>
+          <w:b/>
+          <w:bCs/>
+        </w:rPr>
+        <w:t>partial dependency</w:t>
+      </w:r>
+      <w:r>
+        <w:t>, so the table is not in 2NF.</w:t>
+      </w:r>
+    </w:p>
+    <w:p>
+      <w:r>
+        <w:rPr>
+          <w:b/>
+          <w:bCs/>
+        </w:rPr>
+        <w:t>Short interview answer</w:t>
+      </w:r>
+    </w:p>
+    <w:p>
+      <w:r>
+        <w:t>2NF requires the table to be in 1NF and eliminates partial dependency, meaning non-key attributes must depend on the entire primary key.</w:t>
+      </w:r>
+    </w:p>
+    <w:p>
+      <w:r>
+        <w:pict w14:anchorId="158F942C">
+          <v:rect id="_x0000_i1177" style="width:0;height:1.5pt" o:hralign="center" o:hrstd="t" o:hr="t" fillcolor="#a0a0a0" stroked="f"/>
+        </w:pict>
+      </w:r>
+    </w:p>
+    <w:p>
+      <w:r>
+        <w:rPr>
+          <w:b/>
+          <w:bCs/>
+        </w:rPr>
+        <w:t>60. What is 3NF (Third Normal Form)?</w:t>
+      </w:r>
+    </w:p>
+    <w:p>
+      <w:r>
+        <w:t xml:space="preserve">A table is in </w:t>
+      </w:r>
+      <w:r>
+        <w:rPr>
+          <w:b/>
+          <w:bCs/>
+        </w:rPr>
+        <w:t>3NF</w:t>
+      </w:r>
+      <w:r>
+        <w:t xml:space="preserve"> when:</w:t>
+      </w:r>
+    </w:p>
+    <w:p>
+      <w:pPr>
+        <w:numPr>
+          <w:ilvl w:val="0"/>
+          <w:numId w:val="48"/>
+        </w:numPr>
+      </w:pPr>
+      <w:r>
+        <w:t xml:space="preserve">It is already in </w:t>
+      </w:r>
+      <w:r>
+        <w:rPr>
+          <w:b/>
+          <w:bCs/>
+        </w:rPr>
+        <w:t>2NF</w:t>
+      </w:r>
+      <w:r>
+        <w:t>.</w:t>
+      </w:r>
+    </w:p>
+    <w:p>
+      <w:pPr>
+        <w:numPr>
+          <w:ilvl w:val="0"/>
+          <w:numId w:val="48"/>
+        </w:numPr>
+      </w:pPr>
+      <w:r>
+        <w:t xml:space="preserve">There are no </w:t>
+      </w:r>
+      <w:r>
+        <w:rPr>
+          <w:b/>
+          <w:bCs/>
+        </w:rPr>
+        <w:t>transitive dependencies</w:t>
+      </w:r>
+      <w:r>
+        <w:t>.</w:t>
+      </w:r>
+    </w:p>
+    <w:p>
+      <w:r>
+        <w:t>In simple terms, a non-key column should not depend on another non-key column.</w:t>
+      </w:r>
+    </w:p>
+    <w:p>
+      <w:r>
+        <w:t>Example:</w:t>
+      </w:r>
+    </w:p>
+    <w:p>
+      <w:r>
+        <w:t>emp_id | emp_name | dept_id | dept_name</w:t>
+      </w:r>
+    </w:p>
+    <w:p>
+      <w:r>
+        <w:t>Here:</w:t>
+      </w:r>
+    </w:p>
+    <w:p>
+      <w:r>
+        <w:t>emp_id → dept_id</w:t>
+      </w:r>
+    </w:p>
+    <w:p>
+      <w:r>
+        <w:t>dept_id → dept_name</w:t>
+      </w:r>
+    </w:p>
+    <w:p>
+      <w:r>
+        <w:t>So dept_name indirectly depends on emp_id through dept_id.</w:t>
+      </w:r>
+    </w:p>
+    <w:p>
+      <w:r>
+        <w:t>We can separate it:</w:t>
+      </w:r>
+    </w:p>
+    <w:p>
+      <w:r>
+        <w:rPr>
+          <w:b/>
+          <w:bCs/>
+        </w:rPr>
+        <w:t>Employees</w:t>
+      </w:r>
+    </w:p>
+    <w:p>
+      <w:r>
+        <w:t>emp_id | emp_name | dept_id</w:t>
+      </w:r>
+    </w:p>
+    <w:p>
+      <w:r>
+        <w:rPr>
+          <w:b/>
+          <w:bCs/>
+        </w:rPr>
+        <w:t>Departments</w:t>
+      </w:r>
+    </w:p>
+    <w:p>
+      <w:r>
+        <w:t>dept_id | dept_name</w:t>
+      </w:r>
+    </w:p>
+    <w:p>
+      <w:r>
+        <w:rPr>
+          <w:b/>
+          <w:bCs/>
+        </w:rPr>
+        <w:t>Short interview answer</w:t>
+      </w:r>
+    </w:p>
+    <w:p>
+      <w:r>
+        <w:t>3NF requires the table to be in 2NF and eliminates transitive dependencies, so non-key attributes depend only on the primary key.</w:t>
+      </w:r>
+    </w:p>
+    <w:p>
+      <w:r>
+        <w:lastRenderedPageBreak/>
+        <w:pict w14:anchorId="40341C93">
+          <v:rect id="_x0000_i1178" style="width:0;height:1.5pt" o:hralign="center" o:hrstd="t" o:hr="t" fillcolor="#a0a0a0" stroked="f"/>
+        </w:pict>
+      </w:r>
+    </w:p>
+    <w:p>
+      <w:r>
+        <w:rPr>
+          <w:b/>
+          <w:bCs/>
+        </w:rPr>
+        <w:t>61. What are the advantages of Normalization?</w:t>
+      </w:r>
+    </w:p>
+    <w:p>
+      <w:r>
+        <w:t>The main advantages are:</w:t>
+      </w:r>
+    </w:p>
+    <w:p>
+      <w:pPr>
+        <w:numPr>
+          <w:ilvl w:val="0"/>
+          <w:numId w:val="49"/>
+        </w:numPr>
+      </w:pPr>
+      <w:r>
+        <w:t>Reduces data redundancy.</w:t>
+      </w:r>
+    </w:p>
+    <w:p>
+      <w:pPr>
+        <w:numPr>
+          <w:ilvl w:val="0"/>
+          <w:numId w:val="49"/>
+        </w:numPr>
+      </w:pPr>
+      <w:r>
+        <w:t>Reduces data duplication.</w:t>
+      </w:r>
+    </w:p>
+    <w:p>
+      <w:pPr>
+        <w:numPr>
+          <w:ilvl w:val="0"/>
+          <w:numId w:val="49"/>
+        </w:numPr>
+      </w:pPr>
+      <w:r>
+        <w:t>Helps maintain data consistency.</w:t>
+      </w:r>
+    </w:p>
+    <w:p>
+      <w:pPr>
+        <w:numPr>
+          <w:ilvl w:val="0"/>
+          <w:numId w:val="49"/>
+        </w:numPr>
+      </w:pPr>
+      <w:r>
+        <w:t>Prevents insertion, update, and deletion anomalies.</w:t>
+      </w:r>
+    </w:p>
+    <w:p>
+      <w:pPr>
+        <w:numPr>
+          <w:ilvl w:val="0"/>
+          <w:numId w:val="49"/>
+        </w:numPr>
+      </w:pPr>
+      <w:r>
+        <w:t>Makes the database structure more organized.</w:t>
+      </w:r>
+    </w:p>
+    <w:p>
+      <w:r>
+        <w:rPr>
+          <w:b/>
+          <w:bCs/>
+        </w:rPr>
+        <w:t>Short interview answer</w:t>
+      </w:r>
+    </w:p>
+    <w:p>
+      <w:r>
+        <w:t>Normalization reduces redundancy, improves data consistency, prevents data anomalies, and organizes data into related tables.</w:t>
+      </w:r>
+    </w:p>
+    <w:p>
+      <w:r>
+        <w:pict w14:anchorId="2A38FCE9">
+          <v:rect id="_x0000_i1179" style="width:0;height:1.5pt" o:hralign="center" o:hrstd="t" o:hr="t" fillcolor="#a0a0a0" stroked="f"/>
+        </w:pict>
+      </w:r>
+    </w:p>
+    <w:p>
+      <w:r>
+        <w:rPr>
+          <w:b/>
+          <w:bCs/>
+        </w:rPr>
+        <w:t>62. What is Denormalization?</w:t>
+      </w:r>
+    </w:p>
+    <w:p>
+      <w:r>
+        <w:t>Denormalization is the process of intentionally combining or duplicating data across tables to reduce the number of joins and improve read/query performance in certain situations.</w:t>
+      </w:r>
+    </w:p>
+    <w:p>
+      <w:r>
+        <w:t>For example, instead of always joining:</w:t>
+      </w:r>
+    </w:p>
+    <w:p>
+      <w:r>
+        <w:t>Orders → Customers</w:t>
+      </w:r>
+    </w:p>
+    <w:p>
+      <w:r>
+        <w:t>we might store some frequently required customer information directly in the Orders table.</w:t>
+      </w:r>
+    </w:p>
+    <w:p>
+      <w:r>
+        <w:t xml:space="preserve">The trade-off is that denormalization can introduce </w:t>
+      </w:r>
+      <w:r>
+        <w:rPr>
+          <w:b/>
+          <w:bCs/>
+        </w:rPr>
+        <w:t>data redundancy</w:t>
+      </w:r>
+      <w:r>
+        <w:t xml:space="preserve"> and make updates more complex.</w:t>
+      </w:r>
+    </w:p>
+    <w:p>
+      <w:r>
+        <w:rPr>
+          <w:b/>
+          <w:bCs/>
+        </w:rPr>
+        <w:t>Short interview answer</w:t>
+      </w:r>
+    </w:p>
+    <w:p>
+      <w:r>
+        <w:t>Denormalization intentionally introduces some redundancy by combining or duplicating data to reduce joins and potentially improve read performance.</w:t>
+      </w:r>
+    </w:p>
+    <w:p>
+      <w:r>
+        <w:pict w14:anchorId="674B3163">
+          <v:rect id="_x0000_i1180" style="width:0;height:1.5pt" o:hralign="center" o:hrstd="t" o:hr="t" fillcolor="#a0a0a0" stroked="f"/>
+        </w:pict>
+      </w:r>
+    </w:p>
+    <w:p>
+      <w:pPr>
+        <w:rPr>
+          <w:b/>
+          <w:bCs/>
+        </w:rPr>
+      </w:pPr>
+      <w:r>
+        <w:rPr>
+          <w:b/>
+          <w:bCs/>
+        </w:rPr>
+        <w:t>The 1NF → 2NF → 3NF chain to remember</w:t>
+      </w:r>
+    </w:p>
+    <w:p>
+      <w:r>
+        <w:t>1NF → Atomic values</w:t>
+      </w:r>
+    </w:p>
+    <w:p>
+      <w:r>
+        <w:t xml:space="preserve"> ↓</w:t>
+      </w:r>
+    </w:p>
+    <w:p>
+      <w:r>
+        <w:t>2NF → No partial dependency</w:t>
+      </w:r>
+    </w:p>
+    <w:p>
+      <w:r>
+        <w:t xml:space="preserve"> ↓</w:t>
+      </w:r>
+    </w:p>
+    <w:p>
+      <w:r>
+        <w:lastRenderedPageBreak/>
+        <w:t>3NF → No transitive dependency</w:t>
+      </w:r>
+    </w:p>
+    <w:p>
+      <w:r>
+        <w:t xml:space="preserve">For interviews, </w:t>
+      </w:r>
+      <w:r>
+        <w:rPr>
+          <w:b/>
+          <w:bCs/>
+        </w:rPr>
+        <w:t>this chain is more important to remember than memorizing long definitions.</w:t>
+      </w:r>
+    </w:p>
+    <w:p/>
+    <w:p>
+      <w:pPr>
+        <w:jc w:val="center"/>
+        <w:rPr>
+          <w:b/>
+          <w:bCs/>
+          <w:sz w:val="28"/>
+          <w:szCs w:val="28"/>
+        </w:rPr>
+      </w:pPr>
+      <w:r>
+        <w:rPr>
+          <w:b/>
+          <w:bCs/>
+          <w:sz w:val="28"/>
+          <w:szCs w:val="28"/>
+        </w:rPr>
+        <w:t>Views</w:t>
+      </w:r>
+    </w:p>
+    <w:p>
+      <w:r>
+        <w:rPr>
+          <w:b/>
+          <w:bCs/>
+        </w:rPr>
+        <w:t>63. What is a View?</w:t>
+      </w:r>
+    </w:p>
+    <w:p>
+      <w:r>
+        <w:t>A View is a virtual table based on the result of a SQL query.</w:t>
+      </w:r>
+    </w:p>
+    <w:p>
+      <w:r>
+        <w:t>It does not normally store the actual data separately. Instead, it stores the query definition and retrieves the underlying data when the view is queried.</w:t>
+      </w:r>
+    </w:p>
+    <w:p>
+      <w:r>
+        <w:t>Example:</w:t>
+      </w:r>
+    </w:p>
+    <w:p>
+      <w:r>
+        <w:t>CREATE VIEW high_salary_employees AS</w:t>
+      </w:r>
+    </w:p>
+    <w:p>
+      <w:r>
+        <w:t>SELECT emp_id, emp_name, salary</w:t>
+      </w:r>
+    </w:p>
+    <w:p>
+      <w:r>
+        <w:t>FROM employees</w:t>
+      </w:r>
+    </w:p>
+    <w:p>
+      <w:r>
+        <w:t>WHERE salary &gt; 60000;</w:t>
+      </w:r>
+    </w:p>
+    <w:p>
+      <w:r>
+        <w:t>Then:</w:t>
+      </w:r>
+    </w:p>
+    <w:p>
+      <w:r>
+        <w:t>SELECT *</w:t>
+      </w:r>
+    </w:p>
+    <w:p>
+      <w:r>
+        <w:t>FROM high_salary_employees;</w:t>
+      </w:r>
+    </w:p>
+    <w:p>
+      <w:r>
+        <w:rPr>
+          <w:b/>
+          <w:bCs/>
+        </w:rPr>
+        <w:t>Short interview answer</w:t>
+      </w:r>
+    </w:p>
+    <w:p>
+      <w:r>
+        <w:t>A View is a virtual table created from a SQL query and is used to simplify and reuse complex queries.</w:t>
+      </w:r>
+    </w:p>
+    <w:p>
+      <w:r>
+        <w:pict w14:anchorId="1DFACE65">
+          <v:rect id="_x0000_i1262" style="width:0;height:1.5pt" o:hralign="center" o:hrstd="t" o:hr="t" fillcolor="#a0a0a0" stroked="f"/>
+        </w:pict>
+      </w:r>
+    </w:p>
+    <w:p>
+      <w:r>
+        <w:rPr>
+          <w:b/>
+          <w:bCs/>
+        </w:rPr>
+        <w:t>64. Why are Views used?</w:t>
+      </w:r>
+    </w:p>
+    <w:p>
+      <w:r>
+        <w:t>Views are commonly used to:</w:t>
+      </w:r>
+    </w:p>
+    <w:p>
+      <w:pPr>
+        <w:numPr>
+          <w:ilvl w:val="0"/>
+          <w:numId w:val="50"/>
+        </w:numPr>
+      </w:pPr>
+      <w:r>
+        <w:t>Simplify complex queries.</w:t>
+      </w:r>
+    </w:p>
+    <w:p>
+      <w:pPr>
+        <w:numPr>
+          <w:ilvl w:val="0"/>
+          <w:numId w:val="50"/>
+        </w:numPr>
+      </w:pPr>
+      <w:r>
+        <w:t>Reuse frequently used queries.</w:t>
+      </w:r>
+    </w:p>
+    <w:p>
+      <w:pPr>
+        <w:numPr>
+          <w:ilvl w:val="0"/>
+          <w:numId w:val="50"/>
+        </w:numPr>
+      </w:pPr>
+      <w:r>
+        <w:t>Provide controlled access to specific columns or rows.</w:t>
+      </w:r>
+    </w:p>
+    <w:p>
+      <w:pPr>
+        <w:numPr>
+          <w:ilvl w:val="0"/>
+          <w:numId w:val="50"/>
+        </w:numPr>
+      </w:pPr>
+      <w:r>
+        <w:t>Improve security by hiding sensitive data.</w:t>
+      </w:r>
+    </w:p>
+    <w:p>
+      <w:pPr>
+        <w:numPr>
+          <w:ilvl w:val="0"/>
+          <w:numId w:val="50"/>
+        </w:numPr>
+      </w:pPr>
+      <w:r>
+        <w:t>Present data in a simpler format to users.</w:t>
+      </w:r>
+    </w:p>
+    <w:p>
+      <w:r>
+        <w:t>Example:</w:t>
+      </w:r>
+    </w:p>
+    <w:p>
+      <w:r>
+        <w:lastRenderedPageBreak/>
+        <w:t>CREATE VIEW employee_summary AS</w:t>
+      </w:r>
+    </w:p>
+    <w:p>
+      <w:r>
+        <w:t>SELECT emp_name, salary</w:t>
+      </w:r>
+    </w:p>
+    <w:p>
+      <w:r>
+        <w:t>FROM employees;</w:t>
+      </w:r>
+    </w:p>
+    <w:p>
+      <w:r>
+        <w:t>Users can query the view without directly accessing other columns in the original table.</w:t>
+      </w:r>
+    </w:p>
+    <w:p>
+      <w:r>
+        <w:rPr>
+          <w:b/>
+          <w:bCs/>
+        </w:rPr>
+        <w:t>Short interview answer</w:t>
+      </w:r>
+    </w:p>
+    <w:p>
+      <w:r>
+        <w:t>Views are used to simplify complex queries, improve data security, and provide a reusable way to access selected data.</w:t>
+      </w:r>
+    </w:p>
+    <w:p>
+      <w:r>
+        <w:pict w14:anchorId="39CCBE9A">
+          <v:rect id="_x0000_i1263" style="width:0;height:1.5pt" o:hralign="center" o:hrstd="t" o:hr="t" fillcolor="#a0a0a0" stroked="f"/>
+        </w:pict>
+      </w:r>
+    </w:p>
+    <w:p>
+      <w:r>
+        <w:rPr>
+          <w:b/>
+          <w:bCs/>
+        </w:rPr>
+        <w:t>65. What is the difference between a View and a Table?</w:t>
+      </w:r>
+    </w:p>
+    <w:p>
+      <w:r>
+        <w:t xml:space="preserve">A </w:t>
+      </w:r>
+      <w:r>
+        <w:rPr>
+          <w:b/>
+          <w:bCs/>
+        </w:rPr>
+        <w:t>table</w:t>
+      </w:r>
+      <w:r>
+        <w:t xml:space="preserve"> physically stores data, whereas a </w:t>
+      </w:r>
+      <w:r>
+        <w:rPr>
+          <w:b/>
+          <w:bCs/>
+        </w:rPr>
+        <w:t>view</w:t>
+      </w:r>
+      <w:r>
+        <w:t xml:space="preserve"> is a virtual representation of data based on a query.</w:t>
+      </w:r>
+    </w:p>
+    <w:tbl>
+      <w:tblPr>
+        <w:tblW w:w="0" w:type="auto"/>
+        <w:tblCellSpacing w:w="15" w:type="dxa"/>
+        <w:tblCellMar>
+          <w:top w:w="15" w:type="dxa"/>
+          <w:left w:w="15" w:type="dxa"/>
+          <w:bottom w:w="15" w:type="dxa"/>
+          <w:right w:w="15" w:type="dxa"/>
+        </w:tblCellMar>
+        <w:tblLook w:val="04A0" w:firstRow="1" w:lastRow="0" w:firstColumn="1" w:lastColumn="0" w:noHBand="0" w:noVBand="1"/>
+      </w:tblPr>
+      <w:tblGrid>
+        <w:gridCol w:w="3557"/>
+        <w:gridCol w:w="4196"/>
+      </w:tblGrid>
+      <w:tr>
+        <w:trPr>
+          <w:tblHeader/>
+          <w:tblCellSpacing w:w="15" w:type="dxa"/>
+        </w:trPr>
+        <w:tc>
+          <w:tcPr>
+            <w:tcW w:w="0" w:type="auto"/>
+            <w:vAlign w:val="center"/>
+            <w:hideMark/>
+          </w:tcPr>
+          <w:p>
+            <w:pPr>
+              <w:rPr>
+                <w:b/>
+                <w:bCs/>
+              </w:rPr>
+            </w:pPr>
+            <w:r>
+              <w:rPr>
+                <w:b/>
+                <w:bCs/>
+              </w:rPr>
+              <w:t>Table</w:t>
+            </w:r>
+          </w:p>
+        </w:tc>
+        <w:tc>
+          <w:tcPr>
+            <w:tcW w:w="0" w:type="auto"/>
+            <w:vAlign w:val="center"/>
+            <w:hideMark/>
+          </w:tcPr>
+          <w:p>
+            <w:pPr>
+              <w:rPr>
+                <w:b/>
+                <w:bCs/>
+              </w:rPr>
+            </w:pPr>
+            <w:r>
+              <w:rPr>
+                <w:b/>
+                <w:bCs/>
+              </w:rPr>
+              <w:t>View</w:t>
+            </w:r>
+          </w:p>
+        </w:tc>
+      </w:tr>
+      <w:tr>
+        <w:trPr>
+          <w:tblCellSpacing w:w="15" w:type="dxa"/>
+        </w:trPr>
+        <w:tc>
+          <w:tcPr>
+            <w:tcW w:w="0" w:type="auto"/>
+            <w:vAlign w:val="center"/>
+            <w:hideMark/>
+          </w:tcPr>
+          <w:p>
+            <w:r>
+              <w:t>Stores data</w:t>
+            </w:r>
+          </w:p>
+        </w:tc>
+        <w:tc>
+          <w:tcPr>
+            <w:tcW w:w="0" w:type="auto"/>
+            <w:vAlign w:val="center"/>
+            <w:hideMark/>
+          </w:tcPr>
+          <w:p>
+            <w:r>
+              <w:t>Usually does not store data separately</w:t>
+            </w:r>
+          </w:p>
+        </w:tc>
+      </w:tr>
+      <w:tr>
+        <w:trPr>
+          <w:tblCellSpacing w:w="15" w:type="dxa"/>
+        </w:trPr>
+        <w:tc>
+          <w:tcPr>
+            <w:tcW w:w="0" w:type="auto"/>
+            <w:vAlign w:val="center"/>
+            <w:hideMark/>
+          </w:tcPr>
+          <w:p>
+            <w:r>
+              <w:t>Data exists physically in the table</w:t>
+            </w:r>
+          </w:p>
+        </w:tc>
+        <w:tc>
+          <w:tcPr>
+            <w:tcW w:w="0" w:type="auto"/>
+            <w:vAlign w:val="center"/>
+            <w:hideMark/>
+          </w:tcPr>
+          <w:p>
+            <w:r>
+              <w:t>Data comes from underlying tables</w:t>
+            </w:r>
+          </w:p>
+        </w:tc>
+      </w:tr>
+      <w:tr>
+        <w:trPr>
+          <w:tblCellSpacing w:w="15" w:type="dxa"/>
+        </w:trPr>
+        <w:tc>
+          <w:tcPr>
+            <w:tcW w:w="0" w:type="auto"/>
+            <w:vAlign w:val="center"/>
+            <w:hideMark/>
+          </w:tcPr>
+          <w:p>
+            <w:r>
+              <w:t>Can contain indexes and constraints</w:t>
+            </w:r>
+          </w:p>
+        </w:tc>
+        <w:tc>
+          <w:tcPr>
+            <w:tcW w:w="0" w:type="auto"/>
+            <w:vAlign w:val="center"/>
+            <w:hideMark/>
+          </w:tcPr>
+          <w:p>
+            <w:r>
+              <w:t>Has more limited physical storage features</w:t>
+            </w:r>
+          </w:p>
+        </w:tc>
+      </w:tr>
+      <w:tr>
+        <w:trPr>
+          <w:tblCellSpacing w:w="15" w:type="dxa"/>
+        </w:trPr>
+        <w:tc>
+          <w:tcPr>
+            <w:tcW w:w="0" w:type="auto"/>
+            <w:vAlign w:val="center"/>
+            <w:hideMark/>
+          </w:tcPr>
+          <w:p>
+            <w:r>
+              <w:t>Used to store actual data</w:t>
+            </w:r>
+          </w:p>
+        </w:tc>
+        <w:tc>
+          <w:tcPr>
+            <w:tcW w:w="0" w:type="auto"/>
+            <w:vAlign w:val="center"/>
+            <w:hideMark/>
+          </w:tcPr>
+          <w:p>
+            <w:r>
+              <w:t>Used to present or simplify access to data</w:t>
+            </w:r>
+          </w:p>
+        </w:tc>
+      </w:tr>
+    </w:tbl>
+    <w:p>
+      <w:r>
+        <w:rPr>
+          <w:b/>
+          <w:bCs/>
+        </w:rPr>
+        <w:t>Short interview answer</w:t>
+      </w:r>
+    </w:p>
+    <w:p>
+      <w:r>
+        <w:t>A table stores actual data, while a view is a virtual table based on a SQL query.</w:t>
+      </w:r>
+    </w:p>
+    <w:p>
+      <w:r>
+        <w:pict w14:anchorId="7EB8DF7A">
+          <v:rect id="_x0000_i1264" style="width:0;height:1.5pt" o:hralign="center" o:hrstd="t" o:hr="t" fillcolor="#a0a0a0" stroked="f"/>
+        </w:pict>
+      </w:r>
+    </w:p>
+    <w:p>
+      <w:pPr>
+        <w:jc w:val="center"/>
+        <w:rPr>
+          <w:b/>
+          <w:bCs/>
+          <w:sz w:val="28"/>
+          <w:szCs w:val="28"/>
+        </w:rPr>
+      </w:pPr>
+      <w:r>
+        <w:rPr>
+          <w:b/>
+          <w:bCs/>
+          <w:sz w:val="28"/>
+          <w:szCs w:val="28"/>
+        </w:rPr>
+        <w:t>Transactions</w:t>
+      </w:r>
+    </w:p>
+    <w:p>
+      <w:r>
+        <w:rPr>
+          <w:b/>
+          <w:bCs/>
+        </w:rPr>
+        <w:t>66. What is a Transaction?</w:t>
+      </w:r>
+    </w:p>
+    <w:p>
+      <w:r>
+        <w:t>A transaction is a sequence of one or more SQL operations treated as a single unit of work.</w:t>
+      </w:r>
+    </w:p>
+    <w:p>
+      <w:r>
+        <w:t>For example, transferring money between two bank accounts involves:</w:t>
+      </w:r>
+    </w:p>
+    <w:p>
+      <w:r>
+        <w:t>UPDATE accounts</w:t>
+      </w:r>
+    </w:p>
+    <w:p>
+      <w:r>
+        <w:t>SET balance = balance - 1000</w:t>
+      </w:r>
+    </w:p>
+    <w:p>
+      <w:r>
+        <w:t>WHERE account_id = 101;</w:t>
+      </w:r>
+    </w:p>
+    <w:p/>
+    <w:p>
+      <w:r>
+        <w:t>UPDATE accounts</w:t>
+      </w:r>
+    </w:p>
+    <w:p>
+      <w:r>
+        <w:lastRenderedPageBreak/>
+        <w:t>SET balance = balance + 1000</w:t>
+      </w:r>
+    </w:p>
+    <w:p>
+      <w:r>
+        <w:t>WHERE account_id = 102;</w:t>
+      </w:r>
+    </w:p>
+    <w:p>
+      <w:r>
+        <w:t>Both operations should succeed together. If something goes wrong, the transaction can be rolled back.</w:t>
+      </w:r>
+    </w:p>
+    <w:p>
+      <w:r>
+        <w:rPr>
+          <w:b/>
+          <w:bCs/>
+        </w:rPr>
+        <w:t>Short interview answer</w:t>
+      </w:r>
+    </w:p>
+    <w:p>
+      <w:r>
+        <w:t>A transaction is a group of SQL operations treated as a single unit of work that either completes successfully or can be rolled back.</w:t>
+      </w:r>
+    </w:p>
+    <w:p>
+      <w:r>
+        <w:pict w14:anchorId="15623ABE">
+          <v:rect id="_x0000_i1265" style="width:0;height:1.5pt" o:hralign="center" o:hrstd="t" o:hr="t" fillcolor="#a0a0a0" stroked="f"/>
+        </w:pict>
+      </w:r>
+    </w:p>
+    <w:p>
+      <w:r>
+        <w:rPr>
+          <w:b/>
+          <w:bCs/>
+        </w:rPr>
+        <w:t>67. What is COMMIT?</w:t>
+      </w:r>
+    </w:p>
+    <w:p>
+      <w:r>
+        <w:t>COMMIT permanently saves the changes made during the current transaction.</w:t>
+      </w:r>
+    </w:p>
+    <w:p>
+      <w:r>
+        <w:t>Example:</w:t>
+      </w:r>
+    </w:p>
+    <w:p>
+      <w:r>
+        <w:t>BEGIN;</w:t>
+      </w:r>
+    </w:p>
+    <w:p/>
+    <w:p>
+      <w:r>
+        <w:t>UPDATE employees</w:t>
+      </w:r>
+    </w:p>
+    <w:p>
+      <w:r>
+        <w:t>SET salary = salary + 5000</w:t>
+      </w:r>
+    </w:p>
+    <w:p>
+      <w:r>
+        <w:t>WHERE emp_id = 101;</w:t>
+      </w:r>
+    </w:p>
+    <w:p/>
+    <w:p>
+      <w:r>
+        <w:t>COMMIT;</w:t>
+      </w:r>
+    </w:p>
+    <w:p>
+      <w:r>
+        <w:t>After COMMIT, the changes are saved.</w:t>
+      </w:r>
+    </w:p>
+    <w:p>
+      <w:r>
+        <w:rPr>
+          <w:b/>
+          <w:bCs/>
+        </w:rPr>
+        <w:t>Short interview answer</w:t>
+      </w:r>
+    </w:p>
+    <w:p>
+      <w:r>
+        <w:t>COMMIT permanently saves the changes made in a transaction.</w:t>
+      </w:r>
+    </w:p>
+    <w:p>
+      <w:r>
+        <w:pict w14:anchorId="74744264">
+          <v:rect id="_x0000_i1266" style="width:0;height:1.5pt" o:hralign="center" o:hrstd="t" o:hr="t" fillcolor="#a0a0a0" stroked="f"/>
+        </w:pict>
+      </w:r>
+    </w:p>
+    <w:p>
+      <w:r>
+        <w:rPr>
+          <w:b/>
+          <w:bCs/>
+        </w:rPr>
+        <w:t>68. What is ROLLBACK?</w:t>
+      </w:r>
+    </w:p>
+    <w:p>
+      <w:r>
+        <w:t>ROLLBACK undoes changes made during the current transaction that have not yet been committed.</w:t>
+      </w:r>
+    </w:p>
+    <w:p>
+      <w:r>
+        <w:t>Example:</w:t>
+      </w:r>
+    </w:p>
+    <w:p>
+      <w:r>
+        <w:t>BEGIN;</w:t>
+      </w:r>
+    </w:p>
+    <w:p/>
+    <w:p>
+      <w:r>
+        <w:t>UPDATE employees</w:t>
+      </w:r>
+    </w:p>
+    <w:p>
+      <w:r>
+        <w:lastRenderedPageBreak/>
+        <w:t>SET salary = salary + 5000</w:t>
+      </w:r>
+    </w:p>
+    <w:p>
+      <w:r>
+        <w:t>WHERE emp_id = 101;</w:t>
+      </w:r>
+    </w:p>
+    <w:p/>
+    <w:p>
+      <w:r>
+        <w:t>ROLLBACK;</w:t>
+      </w:r>
+    </w:p>
+    <w:p>
+      <w:r>
+        <w:t>The salary change is undone.</w:t>
+      </w:r>
+    </w:p>
+    <w:p>
+      <w:r>
+        <w:rPr>
+          <w:b/>
+          <w:bCs/>
+        </w:rPr>
+        <w:t>Short interview answer</w:t>
+      </w:r>
+    </w:p>
+    <w:p>
+      <w:r>
+        <w:t>ROLLBACK cancels the uncommitted changes made during a transaction.</w:t>
+      </w:r>
+    </w:p>
+    <w:p>
+      <w:r>
+        <w:pict w14:anchorId="2B23FF73">
+          <v:rect id="_x0000_i1267" style="width:0;height:1.5pt" o:hralign="center" o:hrstd="t" o:hr="t" fillcolor="#a0a0a0" stroked="f"/>
+        </w:pict>
+      </w:r>
+    </w:p>
+    <w:p>
+      <w:r>
+        <w:rPr>
+          <w:b/>
+          <w:bCs/>
+        </w:rPr>
+        <w:t>69. What is SAVEPOINT?</w:t>
+      </w:r>
+    </w:p>
+    <w:p>
+      <w:r>
+        <w:t>A SAVEPOINT creates a point inside a transaction to which you can later roll back without undoing the entire transaction.</w:t>
+      </w:r>
+    </w:p>
+    <w:p>
+      <w:r>
+        <w:t>Example:</w:t>
+      </w:r>
+    </w:p>
+    <w:p>
+      <w:r>
+        <w:t>BEGIN;</w:t>
+      </w:r>
+    </w:p>
+    <w:p/>
+    <w:p>
+      <w:r>
+        <w:t>UPDATE employees</w:t>
+      </w:r>
+    </w:p>
+    <w:p>
+      <w:r>
+        <w:t>SET salary = salary + 5000</w:t>
+      </w:r>
+    </w:p>
+    <w:p>
+      <w:r>
+        <w:t>WHERE emp_id = 101;</w:t>
+      </w:r>
+    </w:p>
+    <w:p/>
+    <w:p>
+      <w:r>
+        <w:t>SAVEPOINT sp1;</w:t>
+      </w:r>
+    </w:p>
+    <w:p/>
+    <w:p>
+      <w:r>
+        <w:t>UPDATE employees</w:t>
+      </w:r>
+    </w:p>
+    <w:p>
+      <w:r>
+        <w:t>SET salary = salary + 3000</w:t>
+      </w:r>
+    </w:p>
+    <w:p>
+      <w:r>
+        <w:t>WHERE emp_id = 102;</w:t>
+      </w:r>
+    </w:p>
+    <w:p/>
+    <w:p>
+      <w:r>
+        <w:t>ROLLBACK TO sp1;</w:t>
+      </w:r>
+    </w:p>
+    <w:p/>
+    <w:p>
+      <w:r>
+        <w:t>COMMIT;</w:t>
+      </w:r>
+    </w:p>
+    <w:p>
+      <w:r>
+        <w:t>Here, the second update is undone, while the first update remains part of the transaction.</w:t>
+      </w:r>
+    </w:p>
+    <w:p>
+      <w:r>
+        <w:rPr>
+          <w:b/>
+          <w:bCs/>
+        </w:rPr>
+        <w:lastRenderedPageBreak/>
+        <w:t>Short interview answer</w:t>
+      </w:r>
+    </w:p>
+    <w:p>
+      <w:r>
+        <w:t>A SAVEPOINT creates an intermediate point in a transaction so that we can roll back to that point without rolling back the entire transaction.</w:t>
+      </w:r>
+    </w:p>
+    <w:p>
+      <w:r>
+        <w:pict w14:anchorId="1F0BA1D7">
+          <v:rect id="_x0000_i1268" style="width:0;height:1.5pt" o:hralign="center" o:hrstd="t" o:hr="t" fillcolor="#a0a0a0" stroked="f"/>
+        </w:pict>
+      </w:r>
+    </w:p>
+    <w:p>
+      <w:pPr>
+        <w:jc w:val="center"/>
+        <w:rPr>
+          <w:b/>
+          <w:bCs/>
+          <w:sz w:val="28"/>
+          <w:szCs w:val="28"/>
+        </w:rPr>
+      </w:pPr>
+      <w:r>
+        <w:rPr>
+          <w:b/>
+          <w:bCs/>
+          <w:sz w:val="28"/>
+          <w:szCs w:val="28"/>
+        </w:rPr>
+        <w:t>ACID Properties</w:t>
+      </w:r>
+    </w:p>
+    <w:p>
+      <w:r>
+        <w:rPr>
+          <w:b/>
+          <w:bCs/>
+        </w:rPr>
+        <w:t>70. What are ACID properties?</w:t>
+      </w:r>
+    </w:p>
+    <w:p>
+      <w:r>
+        <w:t>ACID properties are four properties that help ensure reliable and consistent database transactions.</w:t>
+      </w:r>
+    </w:p>
+    <w:p>
+      <w:r>
+        <w:t>ACID stands for:</w:t>
+      </w:r>
+    </w:p>
+    <w:p>
+      <w:pPr>
+        <w:numPr>
+          <w:ilvl w:val="0"/>
+          <w:numId w:val="51"/>
+        </w:numPr>
+      </w:pPr>
+      <w:r>
+        <w:rPr>
+          <w:b/>
+          <w:bCs/>
+        </w:rPr>
+        <w:t>A — Atomicity</w:t>
+      </w:r>
+    </w:p>
+    <w:p>
+      <w:pPr>
+        <w:numPr>
+          <w:ilvl w:val="0"/>
+          <w:numId w:val="51"/>
+        </w:numPr>
+      </w:pPr>
+      <w:r>
+        <w:rPr>
+          <w:b/>
+          <w:bCs/>
+        </w:rPr>
+        <w:t>C — Consistency</w:t>
+      </w:r>
+    </w:p>
+    <w:p>
+      <w:pPr>
+        <w:numPr>
+          <w:ilvl w:val="0"/>
+          <w:numId w:val="51"/>
+        </w:numPr>
+      </w:pPr>
+      <w:r>
+        <w:rPr>
+          <w:b/>
+          <w:bCs/>
+        </w:rPr>
+        <w:t>I — Isolation</w:t>
+      </w:r>
+    </w:p>
+    <w:p>
+      <w:pPr>
+        <w:numPr>
+          <w:ilvl w:val="0"/>
+          <w:numId w:val="51"/>
+        </w:numPr>
+      </w:pPr>
+      <w:r>
+        <w:rPr>
+          <w:b/>
+          <w:bCs/>
+        </w:rPr>
+        <w:t>D — Durability</w:t>
+      </w:r>
+    </w:p>
+    <w:p>
+      <w:r>
+        <w:rPr>
+          <w:b/>
+          <w:bCs/>
+        </w:rPr>
+        <w:t>Short interview answer</w:t>
+      </w:r>
+    </w:p>
+    <w:p>
+      <w:r>
+        <w:t>ACID properties ensure that database transactions are processed reliably and maintain data integrity.</w:t>
+      </w:r>
+    </w:p>
+    <w:p>
+      <w:r>
+        <w:pict w14:anchorId="1C4C7E63">
+          <v:rect id="_x0000_i1269" style="width:0;height:1.5pt" o:hralign="center" o:hrstd="t" o:hr="t" fillcolor="#a0a0a0" stroked="f"/>
+        </w:pict>
+      </w:r>
+    </w:p>
+    <w:p>
+      <w:r>
+        <w:rPr>
+          <w:b/>
+          <w:bCs/>
+        </w:rPr>
+        <w:t>71. What is Atomicity?</w:t>
+      </w:r>
+    </w:p>
+    <w:p>
+      <w:r>
+        <w:t>Atomicity means a transaction is treated as a single unit.</w:t>
+      </w:r>
+    </w:p>
+    <w:p>
+      <w:r>
+        <w:t xml:space="preserve">Either </w:t>
+      </w:r>
+      <w:r>
+        <w:rPr>
+          <w:b/>
+          <w:bCs/>
+        </w:rPr>
+        <w:t>all operations succeed</w:t>
+      </w:r>
+      <w:r>
+        <w:t xml:space="preserve">, or </w:t>
+      </w:r>
+      <w:r>
+        <w:rPr>
+          <w:b/>
+          <w:bCs/>
+        </w:rPr>
+        <w:t>none of them are applied</w:t>
+      </w:r>
+      <w:r>
+        <w:t>.</w:t>
+      </w:r>
+    </w:p>
+    <w:p>
+      <w:r>
+        <w:t>Example:</w:t>
+      </w:r>
+    </w:p>
+    <w:p>
+      <w:r>
+        <w:t>In a bank transfer:</w:t>
+      </w:r>
+    </w:p>
+    <w:p>
+      <w:r>
+        <w:t>Account A → -₹1000</w:t>
+      </w:r>
+    </w:p>
+    <w:p>
+      <w:r>
+        <w:t>Account B → +₹1000</w:t>
+      </w:r>
+    </w:p>
+    <w:p>
+      <w:r>
+        <w:t>Both operations must happen. If one fails, the transaction should be rolled back.</w:t>
+      </w:r>
+    </w:p>
+    <w:p>
+      <w:r>
+        <w:rPr>
+          <w:b/>
+          <w:bCs/>
+        </w:rPr>
+        <w:t>Short interview answer</w:t>
+      </w:r>
+    </w:p>
+    <w:p>
+      <w:r>
+        <w:t>Atomicity means a transaction is all-or-nothing: either all its operations succeed or none of them are applied.</w:t>
+      </w:r>
+    </w:p>
+    <w:p>
+      <w:r>
+        <w:pict w14:anchorId="3D99682B">
+          <v:rect id="_x0000_i1270" style="width:0;height:1.5pt" o:hralign="center" o:hrstd="t" o:hr="t" fillcolor="#a0a0a0" stroked="f"/>
+        </w:pict>
+      </w:r>
+    </w:p>
+    <w:p>
+      <w:r>
+        <w:rPr>
+          <w:b/>
+          <w:bCs/>
+        </w:rPr>
+        <w:lastRenderedPageBreak/>
+        <w:t>72. What is Consistency?</w:t>
+      </w:r>
+    </w:p>
+    <w:p>
+      <w:r>
+        <w:t>Consistency means a transaction must take the database from one valid state to another valid state while maintaining defined rules and constraints.</w:t>
+      </w:r>
+    </w:p>
+    <w:p>
+      <w:r>
+        <w:t>For example, if a database has a rule that an account balance cannot be negative, a successful transaction should not violate that rule.</w:t>
+      </w:r>
+    </w:p>
+    <w:p>
+      <w:r>
+        <w:rPr>
+          <w:b/>
+          <w:bCs/>
+        </w:rPr>
+        <w:t>Short interview answer</w:t>
+      </w:r>
+    </w:p>
+    <w:p>
+      <w:r>
+        <w:t>Consistency ensures that a transaction maintains all defined database rules, constraints, and integrity requirements.</w:t>
+      </w:r>
+    </w:p>
+    <w:p>
+      <w:r>
+        <w:pict w14:anchorId="413E090C">
+          <v:rect id="_x0000_i1271" style="width:0;height:1.5pt" o:hralign="center" o:hrstd="t" o:hr="t" fillcolor="#a0a0a0" stroked="f"/>
+        </w:pict>
+      </w:r>
+    </w:p>
+    <w:p>
+      <w:r>
+        <w:rPr>
+          <w:b/>
+          <w:bCs/>
+        </w:rPr>
+        <w:t>73. What is Isolation?</w:t>
+      </w:r>
+    </w:p>
+    <w:p>
+      <w:r>
+        <w:t>Isolation means that concurrent transactions should not improperly interfere with each other.</w:t>
+      </w:r>
+    </w:p>
+    <w:p>
+      <w:r>
+        <w:t>For example, if two users are updating data at the same time, one transaction should not see inappropriate intermediate changes from another transaction.</w:t>
+      </w:r>
+    </w:p>
+    <w:p>
+      <w:r>
+        <w:rPr>
+          <w:b/>
+          <w:bCs/>
+        </w:rPr>
+        <w:t>Short interview answer</w:t>
+      </w:r>
+    </w:p>
+    <w:p>
+      <w:r>
+        <w:t>Isolation ensures that concurrent transactions are executed in a controlled way so that they do not improperly interfere with each other.</w:t>
+      </w:r>
+    </w:p>
+    <w:p>
+      <w:r>
+        <w:pict w14:anchorId="03EDD985">
+          <v:rect id="_x0000_i1272" style="width:0;height:1.5pt" o:hralign="center" o:hrstd="t" o:hr="t" fillcolor="#a0a0a0" stroked="f"/>
+        </w:pict>
+      </w:r>
+    </w:p>
+    <w:p>
+      <w:r>
+        <w:rPr>
+          <w:b/>
+          <w:bCs/>
+        </w:rPr>
+        <w:t>74. What is Durability?</w:t>
+      </w:r>
+    </w:p>
+    <w:p>
+      <w:r>
+        <w:t>Durability means that once a transaction has been successfully committed, its changes are permanently saved and should survive system failures.</w:t>
+      </w:r>
+    </w:p>
+    <w:p>
+      <w:r>
+        <w:t>Example:</w:t>
+      </w:r>
+    </w:p>
+    <w:p>
+      <w:r>
+        <w:t>COMMIT;</w:t>
+      </w:r>
+    </w:p>
+    <w:p>
+      <w:r>
+        <w:t>Once the transaction is committed, the changes should remain even if the database server subsequently crashes.</w:t>
+      </w:r>
+    </w:p>
+    <w:p>
+      <w:r>
+        <w:rPr>
+          <w:b/>
+          <w:bCs/>
+        </w:rPr>
+        <w:t>Short interview answer</w:t>
+      </w:r>
+    </w:p>
+    <w:p>
+      <w:r>
+        <w:t>Durability ensures that committed transaction changes are permanently preserved, even after system failures.</w:t>
+      </w:r>
+    </w:p>
+    <w:p>
+      <w:r>
+        <w:pict w14:anchorId="56BE73B8">
+          <v:rect id="_x0000_i1273" style="width:0;height:1.5pt" o:hralign="center" o:hrstd="t" o:hr="t" fillcolor="#a0a0a0" stroked="f"/>
+        </w:pict>
+      </w:r>
+    </w:p>
+    <w:p>
+      <w:pPr>
+        <w:rPr>
+          <w:b/>
+          <w:bCs/>
+        </w:rPr>
+      </w:pPr>
+      <w:r>
+        <w:rPr>
+          <w:b/>
+          <w:bCs/>
+        </w:rPr>
+        <w:t>Quick memory trick</w:t>
+      </w:r>
+    </w:p>
+    <w:p>
+      <w:r>
+        <w:t>A → All or Nothing</w:t>
+      </w:r>
+    </w:p>
+    <w:p>
+      <w:r>
+        <w:lastRenderedPageBreak/>
+        <w:t>C → Valid State</w:t>
+      </w:r>
+    </w:p>
+    <w:p>
+      <w:r>
+        <w:t>I → Transactions don't improperly interfere</w:t>
+      </w:r>
+    </w:p>
+    <w:p>
+      <w:r>
+        <w:t>D → Data survives after COMMIT</w:t>
+      </w:r>
+    </w:p>
+    <w:p/>
+    <w:p/>
+    <w:p>
+      <w:pPr>
+        <w:jc w:val="center"/>
+        <w:rPr>
+          <w:b/>
+          <w:bCs/>
+          <w:sz w:val="28"/>
+          <w:szCs w:val="28"/>
+        </w:rPr>
+      </w:pPr>
+      <w:r>
+        <w:rPr>
+          <w:b/>
+          <w:bCs/>
+          <w:sz w:val="28"/>
+          <w:szCs w:val="28"/>
+        </w:rPr>
+        <w:t>NULL Handling</w:t>
+      </w:r>
+    </w:p>
+    <w:p>
+      <w:r>
+        <w:rPr>
+          <w:b/>
+          <w:bCs/>
+        </w:rPr>
+        <w:t>75. How do you check for NULL values in SQL?</w:t>
+      </w:r>
+    </w:p>
+    <w:p>
+      <w:r>
+        <w:t>NULL represents a missing or unknown value. To check for NULL values, we use IS NULL or IS NOT NULL.</w:t>
+      </w:r>
+    </w:p>
+    <w:p>
+      <w:r>
+        <w:t xml:space="preserve">We </w:t>
+      </w:r>
+      <w:r>
+        <w:rPr>
+          <w:b/>
+          <w:bCs/>
+        </w:rPr>
+        <w:t>cannot</w:t>
+      </w:r>
+      <w:r>
+        <w:t xml:space="preserve"> use = NULL because NULL is not treated as an ordinary value.</w:t>
+      </w:r>
+    </w:p>
+    <w:p>
+      <w:r>
+        <w:t>Example:</w:t>
+      </w:r>
+    </w:p>
+    <w:p>
+      <w:r>
+        <w:t>SELECT *</w:t>
+      </w:r>
+    </w:p>
+    <w:p>
+      <w:r>
+        <w:t>FROM employees</w:t>
+      </w:r>
+    </w:p>
+    <w:p>
+      <w:r>
+        <w:t>WHERE dept_name IS NULL;</w:t>
+      </w:r>
+    </w:p>
+    <w:p>
+      <w:r>
+        <w:t>To find rows where the department is not NULL:</w:t>
+      </w:r>
+    </w:p>
+    <w:p>
+      <w:r>
+        <w:t>SELECT *</w:t>
+      </w:r>
+    </w:p>
+    <w:p>
+      <w:r>
+        <w:t>FROM employees</w:t>
+      </w:r>
+    </w:p>
+    <w:p>
+      <w:r>
+        <w:t>WHERE dept_name IS NOT NULL;</w:t>
+      </w:r>
+    </w:p>
+    <w:p>
+      <w:r>
+        <w:rPr>
+          <w:rFonts w:ascii="Segoe UI Emoji" w:hAnsi="Segoe UI Emoji" w:cs="Segoe UI Emoji"/>
+        </w:rPr>
+        <w:t>❌</w:t>
+      </w:r>
+      <w:r>
+        <w:t xml:space="preserve"> Incorrect:</w:t>
+      </w:r>
+    </w:p>
+    <w:p>
+      <w:r>
+        <w:t>WHERE dept_name = NULL</w:t>
+      </w:r>
+    </w:p>
+    <w:p>
+      <w:r>
+        <w:rPr>
+          <w:b/>
+          <w:bCs/>
+        </w:rPr>
+        <w:t>Short interview answer</w:t>
+      </w:r>
+    </w:p>
+    <w:p>
+      <w:r>
+        <w:t>We use IS NULL or IS NOT NULL to check for NULL values. We should not use = NULL.</w:t>
+      </w:r>
+    </w:p>
+    <w:p>
+      <w:r>
+        <w:pict w14:anchorId="7C4BBF63">
+          <v:rect id="_x0000_i1304" style="width:0;height:1.5pt" o:hralign="center" o:hrstd="t" o:hr="t" fillcolor="#a0a0a0" stroked="f"/>
+        </w:pict>
+      </w:r>
+    </w:p>
+    <w:p>
+      <w:r>
+        <w:rPr>
+          <w:b/>
+          <w:bCs/>
+        </w:rPr>
+        <w:t>76. What is the difference between COUNT(*) and COUNT(column) when NULL values are present?</w:t>
+      </w:r>
+    </w:p>
+    <w:p>
+      <w:r>
+        <w:t xml:space="preserve">COUNT(*) counts </w:t>
+      </w:r>
+      <w:r>
+        <w:rPr>
+          <w:b/>
+          <w:bCs/>
+        </w:rPr>
+        <w:t>all rows</w:t>
+      </w:r>
+      <w:r>
+        <w:t>, including rows where the column contains NULL.</w:t>
+      </w:r>
+    </w:p>
+    <w:p>
+      <w:r>
+        <w:t xml:space="preserve">COUNT(column) counts only </w:t>
+      </w:r>
+      <w:r>
+        <w:rPr>
+          <w:b/>
+          <w:bCs/>
+        </w:rPr>
+        <w:t>non-NULL values</w:t>
+      </w:r>
+      <w:r>
+        <w:t xml:space="preserve"> in that column.</w:t>
+      </w:r>
+    </w:p>
+    <w:p>
+      <w:r>
+        <w:t>Suppose:</w:t>
+      </w:r>
+    </w:p>
+    <w:tbl>
+      <w:tblPr>
+        <w:tblW w:w="0" w:type="auto"/>
+        <w:tblCellSpacing w:w="15" w:type="dxa"/>
+        <w:tblCellMar>
+          <w:top w:w="15" w:type="dxa"/>
+          <w:left w:w="15" w:type="dxa"/>
+          <w:bottom w:w="15" w:type="dxa"/>
+          <w:right w:w="15" w:type="dxa"/>
+        </w:tblCellMar>
+        <w:tblLook w:val="04A0" w:firstRow="1" w:lastRow="0" w:firstColumn="1" w:lastColumn="0" w:noHBand="0" w:noVBand="1"/>
+      </w:tblPr>
+      <w:tblGrid>
+        <w:gridCol w:w="828"/>
+        <w:gridCol w:w="684"/>
+      </w:tblGrid>
+      <w:tr>
+        <w:trPr>
+          <w:tblHeader/>
+          <w:tblCellSpacing w:w="15" w:type="dxa"/>
+        </w:trPr>
+        <w:tc>
+          <w:tcPr>
+            <w:tcW w:w="0" w:type="auto"/>
+            <w:vAlign w:val="center"/>
+            <w:hideMark/>
+          </w:tcPr>
+          <w:p>
+            <w:pPr>
+              <w:rPr>
+                <w:b/>
+                <w:bCs/>
+              </w:rPr>
+            </w:pPr>
+            <w:r>
+              <w:rPr>
+                <w:b/>
+                <w:bCs/>
+              </w:rPr>
+              <w:lastRenderedPageBreak/>
+              <w:t>emp_id</w:t>
+            </w:r>
+          </w:p>
+        </w:tc>
+        <w:tc>
+          <w:tcPr>
+            <w:tcW w:w="0" w:type="auto"/>
+            <w:vAlign w:val="center"/>
+            <w:hideMark/>
+          </w:tcPr>
+          <w:p>
+            <w:pPr>
+              <w:rPr>
+                <w:b/>
+                <w:bCs/>
+              </w:rPr>
+            </w:pPr>
+            <w:r>
+              <w:rPr>
+                <w:b/>
+                <w:bCs/>
+              </w:rPr>
+              <w:t>salary</w:t>
+            </w:r>
+          </w:p>
+        </w:tc>
+      </w:tr>
+      <w:tr>
+        <w:trPr>
+          <w:tblCellSpacing w:w="15" w:type="dxa"/>
+        </w:trPr>
+        <w:tc>
+          <w:tcPr>
+            <w:tcW w:w="0" w:type="auto"/>
+            <w:vAlign w:val="center"/>
+            <w:hideMark/>
+          </w:tcPr>
+          <w:p>
+            <w:r>
+              <w:t>101</w:t>
+            </w:r>
+          </w:p>
+        </w:tc>
+        <w:tc>
+          <w:tcPr>
+            <w:tcW w:w="0" w:type="auto"/>
+            <w:vAlign w:val="center"/>
+            <w:hideMark/>
+          </w:tcPr>
+          <w:p>
+            <w:r>
+              <w:t>50000</w:t>
+            </w:r>
+          </w:p>
+        </w:tc>
+      </w:tr>
+      <w:tr>
+        <w:trPr>
+          <w:tblCellSpacing w:w="15" w:type="dxa"/>
+        </w:trPr>
+        <w:tc>
+          <w:tcPr>
+            <w:tcW w:w="0" w:type="auto"/>
+            <w:vAlign w:val="center"/>
+            <w:hideMark/>
+          </w:tcPr>
+          <w:p>
+            <w:r>
+              <w:t>102</w:t>
+            </w:r>
+          </w:p>
+        </w:tc>
+        <w:tc>
+          <w:tcPr>
+            <w:tcW w:w="0" w:type="auto"/>
+            <w:vAlign w:val="center"/>
+            <w:hideMark/>
+          </w:tcPr>
+          <w:p>
+            <w:r>
+              <w:t>NULL</w:t>
+            </w:r>
+          </w:p>
+        </w:tc>
+      </w:tr>
+      <w:tr>
+        <w:trPr>
+          <w:tblCellSpacing w:w="15" w:type="dxa"/>
+        </w:trPr>
+        <w:tc>
+          <w:tcPr>
+            <w:tcW w:w="0" w:type="auto"/>
+            <w:vAlign w:val="center"/>
+            <w:hideMark/>
+          </w:tcPr>
+          <w:p>
+            <w:r>
+              <w:t>103</w:t>
+            </w:r>
+          </w:p>
+        </w:tc>
+        <w:tc>
+          <w:tcPr>
+            <w:tcW w:w="0" w:type="auto"/>
+            <w:vAlign w:val="center"/>
+            <w:hideMark/>
+          </w:tcPr>
+          <w:p>
+            <w:r>
+              <w:t>60000</w:t>
+            </w:r>
+          </w:p>
+        </w:tc>
+      </w:tr>
+    </w:tbl>
+    <w:p>
+      <w:r>
+        <w:t>SELECT COUNT(*)</w:t>
+      </w:r>
+    </w:p>
+    <w:p>
+      <w:r>
+        <w:t>FROM employees;</w:t>
+      </w:r>
+    </w:p>
+    <w:p>
+      <w:r>
+        <w:t>Result:</w:t>
+      </w:r>
+    </w:p>
+    <w:p>
+      <w:r>
+        <w:t>3</w:t>
+      </w:r>
+    </w:p>
+    <w:p>
+      <w:r>
+        <w:t>But:</w:t>
+      </w:r>
+    </w:p>
+    <w:p>
+      <w:r>
+        <w:t>SELECT COUNT(salary)</w:t>
+      </w:r>
+    </w:p>
+    <w:p>
+      <w:r>
+        <w:t>FROM employees;</w:t>
+      </w:r>
+    </w:p>
+    <w:p>
+      <w:r>
+        <w:t>Result:</w:t>
+      </w:r>
+    </w:p>
+    <w:p>
+      <w:r>
+        <w:t>2</w:t>
+      </w:r>
+    </w:p>
+    <w:p>
+      <w:r>
+        <w:t>because one salary value is NULL.</w:t>
+      </w:r>
+    </w:p>
+    <w:p>
+      <w:r>
+        <w:rPr>
+          <w:b/>
+          <w:bCs/>
+        </w:rPr>
+        <w:t>Short interview answer</w:t>
+      </w:r>
+    </w:p>
+    <w:p>
+      <w:r>
+        <w:t>COUNT(*) counts all rows, while COUNT(column) counts only non-NULL values in that column.</w:t>
+      </w:r>
+    </w:p>
+    <w:p>
+      <w:r>
+        <w:pict w14:anchorId="00FA277D">
+          <v:rect id="_x0000_i1305" style="width:0;height:1.5pt" o:hralign="center" o:hrstd="t" o:hr="t" fillcolor="#a0a0a0" stroked="f"/>
+        </w:pict>
+      </w:r>
+    </w:p>
+    <w:p>
+      <w:r>
+        <w:rPr>
+          <w:b/>
+          <w:bCs/>
+        </w:rPr>
+        <w:t>77. How can you replace NULL values with a default value in SQL?</w:t>
+      </w:r>
+    </w:p>
+    <w:p>
+      <w:r>
+        <w:t>We can use COALESCE() to replace NULL with a specified default value.</w:t>
+      </w:r>
+    </w:p>
+    <w:p>
+      <w:r>
+        <w:t>Example:</w:t>
+      </w:r>
+    </w:p>
+    <w:p>
+      <w:r>
+        <w:t>SELECT</w:t>
+      </w:r>
+    </w:p>
+    <w:p>
+      <w:r>
+        <w:t xml:space="preserve">    emp_name,</w:t>
+      </w:r>
+    </w:p>
+    <w:p>
+      <w:r>
+        <w:t xml:space="preserve">    COALESCE(dept_name, 'Not Assigned') AS department</w:t>
+      </w:r>
+    </w:p>
+    <w:p>
+      <w:r>
+        <w:t>FROM employees;</w:t>
+      </w:r>
+    </w:p>
+    <w:p>
+      <w:r>
+        <w:t>If dept_name is NULL, it will return:</w:t>
+      </w:r>
+    </w:p>
+    <w:p>
+      <w:r>
+        <w:t>Not Assigned</w:t>
+      </w:r>
+    </w:p>
+    <w:p>
+      <w:r>
+        <w:t>instead of NULL.</w:t>
+      </w:r>
+    </w:p>
+    <w:p>
+      <w:r>
+        <w:rPr>
+          <w:b/>
+          <w:bCs/>
+        </w:rPr>
+        <w:lastRenderedPageBreak/>
+        <w:t>Short interview answer</w:t>
+      </w:r>
+    </w:p>
+    <w:p>
+      <w:r>
+        <w:t>COALESCE() is used to replace NULL values with a specified default value.</w:t>
+      </w:r>
+    </w:p>
+    <w:p>
+      <w:r>
+        <w:t>Example:</w:t>
+      </w:r>
+    </w:p>
+    <w:p>
+      <w:r>
+        <w:t>COALESCE(dept_name, 'Not Assigned')</w:t>
+      </w:r>
+    </w:p>
+    <w:p>
+      <w:r>
+        <w:pict w14:anchorId="17C996E4">
+          <v:rect id="_x0000_i1306" style="width:0;height:1.5pt" o:hralign="center" o:hrstd="t" o:hr="t" fillcolor="#a0a0a0" stroked="f"/>
+        </w:pict>
+      </w:r>
+    </w:p>
+    <w:p>
+      <w:pPr>
+        <w:rPr>
+          <w:b/>
+          <w:bCs/>
+        </w:rPr>
+      </w:pPr>
+      <w:r>
+        <w:rPr>
+          <w:b/>
+          <w:bCs/>
+        </w:rPr>
+        <w:t>Quick NULL revision</w:t>
+      </w:r>
+    </w:p>
+    <w:p>
+      <w:r>
+        <w:t>IS NULL          → check for NULL</w:t>
+      </w:r>
+    </w:p>
+    <w:p>
+      <w:r>
+        <w:t>IS NOT NULL      → check for non-NULL</w:t>
+      </w:r>
+    </w:p>
+    <w:p>
+      <w:r>
+        <w:t>COUNT(*)         → counts all rows</w:t>
+      </w:r>
+    </w:p>
+    <w:p>
+      <w:r>
+        <w:t>COUNT(column)    → counts non-NULL values</w:t>
+      </w:r>
+    </w:p>
+    <w:p>
+      <w:r>
+        <w:t>COALESCE()       → replace NULL with a default value</w:t>
+      </w:r>
+    </w:p>
+    <w:p>
+      <w:r>
+        <w:t xml:space="preserve">= NULL           → </w:t>
+      </w:r>
+      <w:r>
+        <w:rPr>
+          <w:rFonts w:ascii="Segoe UI Emoji" w:hAnsi="Segoe UI Emoji" w:cs="Segoe UI Emoji"/>
+        </w:rPr>
+        <w:t>❌</w:t>
+      </w:r>
+      <w:r>
+        <w:t xml:space="preserve"> don't use</w:t>
+      </w:r>
+    </w:p>
     <w:p/>
     <w:sectPr>
       <w:pgSz w:w="11906" w:h="16838"/>
@@ -9356,6 +13842,155 @@
     </w:lvl>
   </w:abstractNum>
   <w:abstractNum w:abstractNumId="4" w15:restartNumberingAfterBreak="0">
+    <w:nsid w:val="082235C3"/>
+    <w:multiLevelType w:val="multilevel"/>
+    <w:tmpl w:val="7FC64AFE"/>
+    <w:lvl w:ilvl="0">
+      <w:start w:val="1"/>
+      <w:numFmt w:val="bullet"/>
+      <w:lvlText w:val=""/>
+      <w:lvlJc w:val="left"/>
+      <w:pPr>
+        <w:tabs>
+          <w:tab w:val="num" w:pos="720"/>
+        </w:tabs>
+        <w:ind w:left="720" w:hanging="360"/>
+      </w:pPr>
+      <w:rPr>
+        <w:rFonts w:ascii="Symbol" w:hAnsi="Symbol" w:hint="default"/>
+        <w:sz w:val="20"/>
+      </w:rPr>
+    </w:lvl>
+    <w:lvl w:ilvl="1" w:tentative="1">
+      <w:start w:val="1"/>
+      <w:numFmt w:val="bullet"/>
+      <w:lvlText w:val="o"/>
+      <w:lvlJc w:val="left"/>
+      <w:pPr>
+        <w:tabs>
+          <w:tab w:val="num" w:pos="1440"/>
+        </w:tabs>
+        <w:ind w:left="1440" w:hanging="360"/>
+      </w:pPr>
+      <w:rPr>
+        <w:rFonts w:ascii="Courier New" w:hAnsi="Courier New" w:hint="default"/>
+        <w:sz w:val="20"/>
+      </w:rPr>
+    </w:lvl>
+    <w:lvl w:ilvl="2" w:tentative="1">
+      <w:start w:val="1"/>
+      <w:numFmt w:val="bullet"/>
+      <w:lvlText w:val=""/>
+      <w:lvlJc w:val="left"/>
+      <w:pPr>
+        <w:tabs>
+          <w:tab w:val="num" w:pos="2160"/>
+        </w:tabs>
+        <w:ind w:left="2160" w:hanging="360"/>
+      </w:pPr>
+      <w:rPr>
+        <w:rFonts w:ascii="Wingdings" w:hAnsi="Wingdings" w:hint="default"/>
+        <w:sz w:val="20"/>
+      </w:rPr>
+    </w:lvl>
+    <w:lvl w:ilvl="3" w:tentative="1">
+      <w:start w:val="1"/>
+      <w:numFmt w:val="bullet"/>
+      <w:lvlText w:val=""/>
+      <w:lvlJc w:val="left"/>
+      <w:pPr>
+        <w:tabs>
+          <w:tab w:val="num" w:pos="2880"/>
+        </w:tabs>
+        <w:ind w:left="2880" w:hanging="360"/>
+      </w:pPr>
+      <w:rPr>
+        <w:rFonts w:ascii="Wingdings" w:hAnsi="Wingdings" w:hint="default"/>
+        <w:sz w:val="20"/>
+      </w:rPr>
+    </w:lvl>
+    <w:lvl w:ilvl="4" w:tentative="1">
+      <w:start w:val="1"/>
+      <w:numFmt w:val="bullet"/>
+      <w:lvlText w:val=""/>
+      <w:lvlJc w:val="left"/>
+      <w:pPr>
+        <w:tabs>
+          <w:tab w:val="num" w:pos="3600"/>
+        </w:tabs>
+        <w:ind w:left="3600" w:hanging="360"/>
+      </w:pPr>
+      <w:rPr>
+        <w:rFonts w:ascii="Wingdings" w:hAnsi="Wingdings" w:hint="default"/>
+        <w:sz w:val="20"/>
+      </w:rPr>
+    </w:lvl>
+    <w:lvl w:ilvl="5" w:tentative="1">
+      <w:start w:val="1"/>
+      <w:numFmt w:val="bullet"/>
+      <w:lvlText w:val=""/>
+      <w:lvlJc w:val="left"/>
+      <w:pPr>
+        <w:tabs>
+          <w:tab w:val="num" w:pos="4320"/>
+        </w:tabs>
+        <w:ind w:left="4320" w:hanging="360"/>
+      </w:pPr>
+      <w:rPr>
+        <w:rFonts w:ascii="Wingdings" w:hAnsi="Wingdings" w:hint="default"/>
+        <w:sz w:val="20"/>
+      </w:rPr>
+    </w:lvl>
+    <w:lvl w:ilvl="6" w:tentative="1">
+      <w:start w:val="1"/>
+      <w:numFmt w:val="bullet"/>
+      <w:lvlText w:val=""/>
+      <w:lvlJc w:val="left"/>
+      <w:pPr>
+        <w:tabs>
+          <w:tab w:val="num" w:pos="5040"/>
+        </w:tabs>
+        <w:ind w:left="5040" w:hanging="360"/>
+      </w:pPr>
+      <w:rPr>
+        <w:rFonts w:ascii="Wingdings" w:hAnsi="Wingdings" w:hint="default"/>
+        <w:sz w:val="20"/>
+      </w:rPr>
+    </w:lvl>
+    <w:lvl w:ilvl="7" w:tentative="1">
+      <w:start w:val="1"/>
+      <w:numFmt w:val="bullet"/>
+      <w:lvlText w:val=""/>
+      <w:lvlJc w:val="left"/>
+      <w:pPr>
+        <w:tabs>
+          <w:tab w:val="num" w:pos="5760"/>
+        </w:tabs>
+        <w:ind w:left="5760" w:hanging="360"/>
+      </w:pPr>
+      <w:rPr>
+        <w:rFonts w:ascii="Wingdings" w:hAnsi="Wingdings" w:hint="default"/>
+        <w:sz w:val="20"/>
+      </w:rPr>
+    </w:lvl>
+    <w:lvl w:ilvl="8" w:tentative="1">
+      <w:start w:val="1"/>
+      <w:numFmt w:val="bullet"/>
+      <w:lvlText w:val=""/>
+      <w:lvlJc w:val="left"/>
+      <w:pPr>
+        <w:tabs>
+          <w:tab w:val="num" w:pos="6480"/>
+        </w:tabs>
+        <w:ind w:left="6480" w:hanging="360"/>
+      </w:pPr>
+      <w:rPr>
+        <w:rFonts w:ascii="Wingdings" w:hAnsi="Wingdings" w:hint="default"/>
+        <w:sz w:val="20"/>
+      </w:rPr>
+    </w:lvl>
+  </w:abstractNum>
+  <w:abstractNum w:abstractNumId="5" w15:restartNumberingAfterBreak="0">
     <w:nsid w:val="0E8F343F"/>
     <w:multiLevelType w:val="multilevel"/>
     <w:tmpl w:val="1A162CDA"/>
@@ -9468,7 +14103,156 @@
       </w:pPr>
     </w:lvl>
   </w:abstractNum>
-  <w:abstractNum w:abstractNumId="5" w15:restartNumberingAfterBreak="0">
+  <w:abstractNum w:abstractNumId="6" w15:restartNumberingAfterBreak="0">
+    <w:nsid w:val="0F473E80"/>
+    <w:multiLevelType w:val="multilevel"/>
+    <w:tmpl w:val="05B2C37E"/>
+    <w:lvl w:ilvl="0">
+      <w:start w:val="1"/>
+      <w:numFmt w:val="bullet"/>
+      <w:lvlText w:val=""/>
+      <w:lvlJc w:val="left"/>
+      <w:pPr>
+        <w:tabs>
+          <w:tab w:val="num" w:pos="720"/>
+        </w:tabs>
+        <w:ind w:left="720" w:hanging="360"/>
+      </w:pPr>
+      <w:rPr>
+        <w:rFonts w:ascii="Symbol" w:hAnsi="Symbol" w:hint="default"/>
+        <w:sz w:val="20"/>
+      </w:rPr>
+    </w:lvl>
+    <w:lvl w:ilvl="1" w:tentative="1">
+      <w:start w:val="1"/>
+      <w:numFmt w:val="bullet"/>
+      <w:lvlText w:val="o"/>
+      <w:lvlJc w:val="left"/>
+      <w:pPr>
+        <w:tabs>
+          <w:tab w:val="num" w:pos="1440"/>
+        </w:tabs>
+        <w:ind w:left="1440" w:hanging="360"/>
+      </w:pPr>
+      <w:rPr>
+        <w:rFonts w:ascii="Courier New" w:hAnsi="Courier New" w:hint="default"/>
+        <w:sz w:val="20"/>
+      </w:rPr>
+    </w:lvl>
+    <w:lvl w:ilvl="2" w:tentative="1">
+      <w:start w:val="1"/>
+      <w:numFmt w:val="bullet"/>
+      <w:lvlText w:val=""/>
+      <w:lvlJc w:val="left"/>
+      <w:pPr>
+        <w:tabs>
+          <w:tab w:val="num" w:pos="2160"/>
+        </w:tabs>
+        <w:ind w:left="2160" w:hanging="360"/>
+      </w:pPr>
+      <w:rPr>
+        <w:rFonts w:ascii="Wingdings" w:hAnsi="Wingdings" w:hint="default"/>
+        <w:sz w:val="20"/>
+      </w:rPr>
+    </w:lvl>
+    <w:lvl w:ilvl="3" w:tentative="1">
+      <w:start w:val="1"/>
+      <w:numFmt w:val="bullet"/>
+      <w:lvlText w:val=""/>
+      <w:lvlJc w:val="left"/>
+      <w:pPr>
+        <w:tabs>
+          <w:tab w:val="num" w:pos="2880"/>
+        </w:tabs>
+        <w:ind w:left="2880" w:hanging="360"/>
+      </w:pPr>
+      <w:rPr>
+        <w:rFonts w:ascii="Wingdings" w:hAnsi="Wingdings" w:hint="default"/>
+        <w:sz w:val="20"/>
+      </w:rPr>
+    </w:lvl>
+    <w:lvl w:ilvl="4" w:tentative="1">
+      <w:start w:val="1"/>
+      <w:numFmt w:val="bullet"/>
+      <w:lvlText w:val=""/>
+      <w:lvlJc w:val="left"/>
+      <w:pPr>
+        <w:tabs>
+          <w:tab w:val="num" w:pos="3600"/>
+        </w:tabs>
+        <w:ind w:left="3600" w:hanging="360"/>
+      </w:pPr>
+      <w:rPr>
+        <w:rFonts w:ascii="Wingdings" w:hAnsi="Wingdings" w:hint="default"/>
+        <w:sz w:val="20"/>
+      </w:rPr>
+    </w:lvl>
+    <w:lvl w:ilvl="5" w:tentative="1">
+      <w:start w:val="1"/>
+      <w:numFmt w:val="bullet"/>
+      <w:lvlText w:val=""/>
+      <w:lvlJc w:val="left"/>
+      <w:pPr>
+        <w:tabs>
+          <w:tab w:val="num" w:pos="4320"/>
+        </w:tabs>
+        <w:ind w:left="4320" w:hanging="360"/>
+      </w:pPr>
+      <w:rPr>
+        <w:rFonts w:ascii="Wingdings" w:hAnsi="Wingdings" w:hint="default"/>
+        <w:sz w:val="20"/>
+      </w:rPr>
+    </w:lvl>
+    <w:lvl w:ilvl="6" w:tentative="1">
+      <w:start w:val="1"/>
+      <w:numFmt w:val="bullet"/>
+      <w:lvlText w:val=""/>
+      <w:lvlJc w:val="left"/>
+      <w:pPr>
+        <w:tabs>
+          <w:tab w:val="num" w:pos="5040"/>
+        </w:tabs>
+        <w:ind w:left="5040" w:hanging="360"/>
+      </w:pPr>
+      <w:rPr>
+        <w:rFonts w:ascii="Wingdings" w:hAnsi="Wingdings" w:hint="default"/>
+        <w:sz w:val="20"/>
+      </w:rPr>
+    </w:lvl>
+    <w:lvl w:ilvl="7" w:tentative="1">
+      <w:start w:val="1"/>
+      <w:numFmt w:val="bullet"/>
+      <w:lvlText w:val=""/>
+      <w:lvlJc w:val="left"/>
+      <w:pPr>
+        <w:tabs>
+          <w:tab w:val="num" w:pos="5760"/>
+        </w:tabs>
+        <w:ind w:left="5760" w:hanging="360"/>
+      </w:pPr>
+      <w:rPr>
+        <w:rFonts w:ascii="Wingdings" w:hAnsi="Wingdings" w:hint="default"/>
+        <w:sz w:val="20"/>
+      </w:rPr>
+    </w:lvl>
+    <w:lvl w:ilvl="8" w:tentative="1">
+      <w:start w:val="1"/>
+      <w:numFmt w:val="bullet"/>
+      <w:lvlText w:val=""/>
+      <w:lvlJc w:val="left"/>
+      <w:pPr>
+        <w:tabs>
+          <w:tab w:val="num" w:pos="6480"/>
+        </w:tabs>
+        <w:ind w:left="6480" w:hanging="360"/>
+      </w:pPr>
+      <w:rPr>
+        <w:rFonts w:ascii="Wingdings" w:hAnsi="Wingdings" w:hint="default"/>
+        <w:sz w:val="20"/>
+      </w:rPr>
+    </w:lvl>
+  </w:abstractNum>
+  <w:abstractNum w:abstractNumId="7" w15:restartNumberingAfterBreak="0">
     <w:nsid w:val="135F6880"/>
     <w:multiLevelType w:val="multilevel"/>
     <w:tmpl w:val="756E7446"/>
@@ -9581,7 +14365,7 @@
       </w:pPr>
     </w:lvl>
   </w:abstractNum>
-  <w:abstractNum w:abstractNumId="6" w15:restartNumberingAfterBreak="0">
+  <w:abstractNum w:abstractNumId="8" w15:restartNumberingAfterBreak="0">
     <w:nsid w:val="137B0EA4"/>
     <w:multiLevelType w:val="multilevel"/>
     <w:tmpl w:val="BC6AC3E0"/>
@@ -9694,7 +14478,156 @@
       </w:pPr>
     </w:lvl>
   </w:abstractNum>
-  <w:abstractNum w:abstractNumId="7" w15:restartNumberingAfterBreak="0">
+  <w:abstractNum w:abstractNumId="9" w15:restartNumberingAfterBreak="0">
+    <w:nsid w:val="14425DE1"/>
+    <w:multiLevelType w:val="multilevel"/>
+    <w:tmpl w:val="8B26D94A"/>
+    <w:lvl w:ilvl="0">
+      <w:start w:val="1"/>
+      <w:numFmt w:val="bullet"/>
+      <w:lvlText w:val=""/>
+      <w:lvlJc w:val="left"/>
+      <w:pPr>
+        <w:tabs>
+          <w:tab w:val="num" w:pos="720"/>
+        </w:tabs>
+        <w:ind w:left="720" w:hanging="360"/>
+      </w:pPr>
+      <w:rPr>
+        <w:rFonts w:ascii="Symbol" w:hAnsi="Symbol" w:hint="default"/>
+        <w:sz w:val="20"/>
+      </w:rPr>
+    </w:lvl>
+    <w:lvl w:ilvl="1" w:tentative="1">
+      <w:start w:val="1"/>
+      <w:numFmt w:val="bullet"/>
+      <w:lvlText w:val="o"/>
+      <w:lvlJc w:val="left"/>
+      <w:pPr>
+        <w:tabs>
+          <w:tab w:val="num" w:pos="1440"/>
+        </w:tabs>
+        <w:ind w:left="1440" w:hanging="360"/>
+      </w:pPr>
+      <w:rPr>
+        <w:rFonts w:ascii="Courier New" w:hAnsi="Courier New" w:hint="default"/>
+        <w:sz w:val="20"/>
+      </w:rPr>
+    </w:lvl>
+    <w:lvl w:ilvl="2" w:tentative="1">
+      <w:start w:val="1"/>
+      <w:numFmt w:val="bullet"/>
+      <w:lvlText w:val=""/>
+      <w:lvlJc w:val="left"/>
+      <w:pPr>
+        <w:tabs>
+          <w:tab w:val="num" w:pos="2160"/>
+        </w:tabs>
+        <w:ind w:left="2160" w:hanging="360"/>
+      </w:pPr>
+      <w:rPr>
+        <w:rFonts w:ascii="Wingdings" w:hAnsi="Wingdings" w:hint="default"/>
+        <w:sz w:val="20"/>
+      </w:rPr>
+    </w:lvl>
+    <w:lvl w:ilvl="3" w:tentative="1">
+      <w:start w:val="1"/>
+      <w:numFmt w:val="bullet"/>
+      <w:lvlText w:val=""/>
+      <w:lvlJc w:val="left"/>
+      <w:pPr>
+        <w:tabs>
+          <w:tab w:val="num" w:pos="2880"/>
+        </w:tabs>
+        <w:ind w:left="2880" w:hanging="360"/>
+      </w:pPr>
+      <w:rPr>
+        <w:rFonts w:ascii="Wingdings" w:hAnsi="Wingdings" w:hint="default"/>
+        <w:sz w:val="20"/>
+      </w:rPr>
+    </w:lvl>
+    <w:lvl w:ilvl="4" w:tentative="1">
+      <w:start w:val="1"/>
+      <w:numFmt w:val="bullet"/>
+      <w:lvlText w:val=""/>
+      <w:lvlJc w:val="left"/>
+      <w:pPr>
+        <w:tabs>
+          <w:tab w:val="num" w:pos="3600"/>
+        </w:tabs>
+        <w:ind w:left="3600" w:hanging="360"/>
+      </w:pPr>
+      <w:rPr>
+        <w:rFonts w:ascii="Wingdings" w:hAnsi="Wingdings" w:hint="default"/>
+        <w:sz w:val="20"/>
+      </w:rPr>
+    </w:lvl>
+    <w:lvl w:ilvl="5" w:tentative="1">
+      <w:start w:val="1"/>
+      <w:numFmt w:val="bullet"/>
+      <w:lvlText w:val=""/>
+      <w:lvlJc w:val="left"/>
+      <w:pPr>
+        <w:tabs>
+          <w:tab w:val="num" w:pos="4320"/>
+        </w:tabs>
+        <w:ind w:left="4320" w:hanging="360"/>
+      </w:pPr>
+      <w:rPr>
+        <w:rFonts w:ascii="Wingdings" w:hAnsi="Wingdings" w:hint="default"/>
+        <w:sz w:val="20"/>
+      </w:rPr>
+    </w:lvl>
+    <w:lvl w:ilvl="6" w:tentative="1">
+      <w:start w:val="1"/>
+      <w:numFmt w:val="bullet"/>
+      <w:lvlText w:val=""/>
+      <w:lvlJc w:val="left"/>
+      <w:pPr>
+        <w:tabs>
+          <w:tab w:val="num" w:pos="5040"/>
+        </w:tabs>
+        <w:ind w:left="5040" w:hanging="360"/>
+      </w:pPr>
+      <w:rPr>
+        <w:rFonts w:ascii="Wingdings" w:hAnsi="Wingdings" w:hint="default"/>
+        <w:sz w:val="20"/>
+      </w:rPr>
+    </w:lvl>
+    <w:lvl w:ilvl="7" w:tentative="1">
+      <w:start w:val="1"/>
+      <w:numFmt w:val="bullet"/>
+      <w:lvlText w:val=""/>
+      <w:lvlJc w:val="left"/>
+      <w:pPr>
+        <w:tabs>
+          <w:tab w:val="num" w:pos="5760"/>
+        </w:tabs>
+        <w:ind w:left="5760" w:hanging="360"/>
+      </w:pPr>
+      <w:rPr>
+        <w:rFonts w:ascii="Wingdings" w:hAnsi="Wingdings" w:hint="default"/>
+        <w:sz w:val="20"/>
+      </w:rPr>
+    </w:lvl>
+    <w:lvl w:ilvl="8" w:tentative="1">
+      <w:start w:val="1"/>
+      <w:numFmt w:val="bullet"/>
+      <w:lvlText w:val=""/>
+      <w:lvlJc w:val="left"/>
+      <w:pPr>
+        <w:tabs>
+          <w:tab w:val="num" w:pos="6480"/>
+        </w:tabs>
+        <w:ind w:left="6480" w:hanging="360"/>
+      </w:pPr>
+      <w:rPr>
+        <w:rFonts w:ascii="Wingdings" w:hAnsi="Wingdings" w:hint="default"/>
+        <w:sz w:val="20"/>
+      </w:rPr>
+    </w:lvl>
+  </w:abstractNum>
+  <w:abstractNum w:abstractNumId="10" w15:restartNumberingAfterBreak="0">
     <w:nsid w:val="14D57441"/>
     <w:multiLevelType w:val="multilevel"/>
     <w:tmpl w:val="7256C910"/>
@@ -9843,7 +14776,7 @@
       </w:rPr>
     </w:lvl>
   </w:abstractNum>
-  <w:abstractNum w:abstractNumId="8" w15:restartNumberingAfterBreak="0">
+  <w:abstractNum w:abstractNumId="11" w15:restartNumberingAfterBreak="0">
     <w:nsid w:val="194F25EE"/>
     <w:multiLevelType w:val="multilevel"/>
     <w:tmpl w:val="CF9E633C"/>
@@ -9992,7 +14925,7 @@
       </w:rPr>
     </w:lvl>
   </w:abstractNum>
-  <w:abstractNum w:abstractNumId="9" w15:restartNumberingAfterBreak="0">
+  <w:abstractNum w:abstractNumId="12" w15:restartNumberingAfterBreak="0">
     <w:nsid w:val="19B86542"/>
     <w:multiLevelType w:val="multilevel"/>
     <w:tmpl w:val="DBA2837C"/>
@@ -10105,7 +15038,7 @@
       </w:pPr>
     </w:lvl>
   </w:abstractNum>
-  <w:abstractNum w:abstractNumId="10" w15:restartNumberingAfterBreak="0">
+  <w:abstractNum w:abstractNumId="13" w15:restartNumberingAfterBreak="0">
     <w:nsid w:val="1B276263"/>
     <w:multiLevelType w:val="multilevel"/>
     <w:tmpl w:val="8EC6A428"/>
@@ -10218,7 +15151,7 @@
       </w:pPr>
     </w:lvl>
   </w:abstractNum>
-  <w:abstractNum w:abstractNumId="11" w15:restartNumberingAfterBreak="0">
+  <w:abstractNum w:abstractNumId="14" w15:restartNumberingAfterBreak="0">
     <w:nsid w:val="1E5E31C8"/>
     <w:multiLevelType w:val="multilevel"/>
     <w:tmpl w:val="E35E15CA"/>
@@ -10331,7 +15264,7 @@
       </w:pPr>
     </w:lvl>
   </w:abstractNum>
-  <w:abstractNum w:abstractNumId="12" w15:restartNumberingAfterBreak="0">
+  <w:abstractNum w:abstractNumId="15" w15:restartNumberingAfterBreak="0">
     <w:nsid w:val="227E62CB"/>
     <w:multiLevelType w:val="multilevel"/>
     <w:tmpl w:val="8C202968"/>
@@ -10444,7 +15377,156 @@
       </w:pPr>
     </w:lvl>
   </w:abstractNum>
-  <w:abstractNum w:abstractNumId="13" w15:restartNumberingAfterBreak="0">
+  <w:abstractNum w:abstractNumId="16" w15:restartNumberingAfterBreak="0">
+    <w:nsid w:val="250D1F74"/>
+    <w:multiLevelType w:val="multilevel"/>
+    <w:tmpl w:val="CCC66E9C"/>
+    <w:lvl w:ilvl="0">
+      <w:start w:val="1"/>
+      <w:numFmt w:val="bullet"/>
+      <w:lvlText w:val=""/>
+      <w:lvlJc w:val="left"/>
+      <w:pPr>
+        <w:tabs>
+          <w:tab w:val="num" w:pos="720"/>
+        </w:tabs>
+        <w:ind w:left="720" w:hanging="360"/>
+      </w:pPr>
+      <w:rPr>
+        <w:rFonts w:ascii="Symbol" w:hAnsi="Symbol" w:hint="default"/>
+        <w:sz w:val="20"/>
+      </w:rPr>
+    </w:lvl>
+    <w:lvl w:ilvl="1" w:tentative="1">
+      <w:start w:val="1"/>
+      <w:numFmt w:val="bullet"/>
+      <w:lvlText w:val="o"/>
+      <w:lvlJc w:val="left"/>
+      <w:pPr>
+        <w:tabs>
+          <w:tab w:val="num" w:pos="1440"/>
+        </w:tabs>
+        <w:ind w:left="1440" w:hanging="360"/>
+      </w:pPr>
+      <w:rPr>
+        <w:rFonts w:ascii="Courier New" w:hAnsi="Courier New" w:hint="default"/>
+        <w:sz w:val="20"/>
+      </w:rPr>
+    </w:lvl>
+    <w:lvl w:ilvl="2" w:tentative="1">
+      <w:start w:val="1"/>
+      <w:numFmt w:val="bullet"/>
+      <w:lvlText w:val=""/>
+      <w:lvlJc w:val="left"/>
+      <w:pPr>
+        <w:tabs>
+          <w:tab w:val="num" w:pos="2160"/>
+        </w:tabs>
+        <w:ind w:left="2160" w:hanging="360"/>
+      </w:pPr>
+      <w:rPr>
+        <w:rFonts w:ascii="Wingdings" w:hAnsi="Wingdings" w:hint="default"/>
+        <w:sz w:val="20"/>
+      </w:rPr>
+    </w:lvl>
+    <w:lvl w:ilvl="3" w:tentative="1">
+      <w:start w:val="1"/>
+      <w:numFmt w:val="bullet"/>
+      <w:lvlText w:val=""/>
+      <w:lvlJc w:val="left"/>
+      <w:pPr>
+        <w:tabs>
+          <w:tab w:val="num" w:pos="2880"/>
+        </w:tabs>
+        <w:ind w:left="2880" w:hanging="360"/>
+      </w:pPr>
+      <w:rPr>
+        <w:rFonts w:ascii="Wingdings" w:hAnsi="Wingdings" w:hint="default"/>
+        <w:sz w:val="20"/>
+      </w:rPr>
+    </w:lvl>
+    <w:lvl w:ilvl="4" w:tentative="1">
+      <w:start w:val="1"/>
+      <w:numFmt w:val="bullet"/>
+      <w:lvlText w:val=""/>
+      <w:lvlJc w:val="left"/>
+      <w:pPr>
+        <w:tabs>
+          <w:tab w:val="num" w:pos="3600"/>
+        </w:tabs>
+        <w:ind w:left="3600" w:hanging="360"/>
+      </w:pPr>
+      <w:rPr>
+        <w:rFonts w:ascii="Wingdings" w:hAnsi="Wingdings" w:hint="default"/>
+        <w:sz w:val="20"/>
+      </w:rPr>
+    </w:lvl>
+    <w:lvl w:ilvl="5" w:tentative="1">
+      <w:start w:val="1"/>
+      <w:numFmt w:val="bullet"/>
+      <w:lvlText w:val=""/>
+      <w:lvlJc w:val="left"/>
+      <w:pPr>
+        <w:tabs>
+          <w:tab w:val="num" w:pos="4320"/>
+        </w:tabs>
+        <w:ind w:left="4320" w:hanging="360"/>
+      </w:pPr>
+      <w:rPr>
+        <w:rFonts w:ascii="Wingdings" w:hAnsi="Wingdings" w:hint="default"/>
+        <w:sz w:val="20"/>
+      </w:rPr>
+    </w:lvl>
+    <w:lvl w:ilvl="6" w:tentative="1">
+      <w:start w:val="1"/>
+      <w:numFmt w:val="bullet"/>
+      <w:lvlText w:val=""/>
+      <w:lvlJc w:val="left"/>
+      <w:pPr>
+        <w:tabs>
+          <w:tab w:val="num" w:pos="5040"/>
+        </w:tabs>
+        <w:ind w:left="5040" w:hanging="360"/>
+      </w:pPr>
+      <w:rPr>
+        <w:rFonts w:ascii="Wingdings" w:hAnsi="Wingdings" w:hint="default"/>
+        <w:sz w:val="20"/>
+      </w:rPr>
+    </w:lvl>
+    <w:lvl w:ilvl="7" w:tentative="1">
+      <w:start w:val="1"/>
+      <w:numFmt w:val="bullet"/>
+      <w:lvlText w:val=""/>
+      <w:lvlJc w:val="left"/>
+      <w:pPr>
+        <w:tabs>
+          <w:tab w:val="num" w:pos="5760"/>
+        </w:tabs>
+        <w:ind w:left="5760" w:hanging="360"/>
+      </w:pPr>
+      <w:rPr>
+        <w:rFonts w:ascii="Wingdings" w:hAnsi="Wingdings" w:hint="default"/>
+        <w:sz w:val="20"/>
+      </w:rPr>
+    </w:lvl>
+    <w:lvl w:ilvl="8" w:tentative="1">
+      <w:start w:val="1"/>
+      <w:numFmt w:val="bullet"/>
+      <w:lvlText w:val=""/>
+      <w:lvlJc w:val="left"/>
+      <w:pPr>
+        <w:tabs>
+          <w:tab w:val="num" w:pos="6480"/>
+        </w:tabs>
+        <w:ind w:left="6480" w:hanging="360"/>
+      </w:pPr>
+      <w:rPr>
+        <w:rFonts w:ascii="Wingdings" w:hAnsi="Wingdings" w:hint="default"/>
+        <w:sz w:val="20"/>
+      </w:rPr>
+    </w:lvl>
+  </w:abstractNum>
+  <w:abstractNum w:abstractNumId="17" w15:restartNumberingAfterBreak="0">
     <w:nsid w:val="260C63FD"/>
     <w:multiLevelType w:val="multilevel"/>
     <w:tmpl w:val="6E94B40A"/>
@@ -10557,7 +15639,7 @@
       </w:pPr>
     </w:lvl>
   </w:abstractNum>
-  <w:abstractNum w:abstractNumId="14" w15:restartNumberingAfterBreak="0">
+  <w:abstractNum w:abstractNumId="18" w15:restartNumberingAfterBreak="0">
     <w:nsid w:val="26595C2C"/>
     <w:multiLevelType w:val="multilevel"/>
     <w:tmpl w:val="A6EAF85C"/>
@@ -10670,7 +15752,7 @@
       </w:pPr>
     </w:lvl>
   </w:abstractNum>
-  <w:abstractNum w:abstractNumId="15" w15:restartNumberingAfterBreak="0">
+  <w:abstractNum w:abstractNumId="19" w15:restartNumberingAfterBreak="0">
     <w:nsid w:val="28A4629F"/>
     <w:multiLevelType w:val="multilevel"/>
     <w:tmpl w:val="4EDA59EA"/>
@@ -10783,7 +15865,7 @@
       </w:pPr>
     </w:lvl>
   </w:abstractNum>
-  <w:abstractNum w:abstractNumId="16" w15:restartNumberingAfterBreak="0">
+  <w:abstractNum w:abstractNumId="20" w15:restartNumberingAfterBreak="0">
     <w:nsid w:val="2ACB5924"/>
     <w:multiLevelType w:val="multilevel"/>
     <w:tmpl w:val="1C42892C"/>
@@ -10896,7 +15978,7 @@
       </w:pPr>
     </w:lvl>
   </w:abstractNum>
-  <w:abstractNum w:abstractNumId="17" w15:restartNumberingAfterBreak="0">
+  <w:abstractNum w:abstractNumId="21" w15:restartNumberingAfterBreak="0">
     <w:nsid w:val="2E4372D5"/>
     <w:multiLevelType w:val="multilevel"/>
     <w:tmpl w:val="6B24CB0C"/>
@@ -11009,7 +16091,7 @@
       </w:pPr>
     </w:lvl>
   </w:abstractNum>
-  <w:abstractNum w:abstractNumId="18" w15:restartNumberingAfterBreak="0">
+  <w:abstractNum w:abstractNumId="22" w15:restartNumberingAfterBreak="0">
     <w:nsid w:val="2EAB0879"/>
     <w:multiLevelType w:val="multilevel"/>
     <w:tmpl w:val="81E0CE38"/>
@@ -11122,7 +16204,7 @@
       </w:pPr>
     </w:lvl>
   </w:abstractNum>
-  <w:abstractNum w:abstractNumId="19" w15:restartNumberingAfterBreak="0">
+  <w:abstractNum w:abstractNumId="23" w15:restartNumberingAfterBreak="0">
     <w:nsid w:val="385423D3"/>
     <w:multiLevelType w:val="multilevel"/>
     <w:tmpl w:val="F7229806"/>
@@ -11235,7 +16317,7 @@
       </w:pPr>
     </w:lvl>
   </w:abstractNum>
-  <w:abstractNum w:abstractNumId="20" w15:restartNumberingAfterBreak="0">
+  <w:abstractNum w:abstractNumId="24" w15:restartNumberingAfterBreak="0">
     <w:nsid w:val="39010914"/>
     <w:multiLevelType w:val="multilevel"/>
     <w:tmpl w:val="F1B2C8A2"/>
@@ -11348,7 +16430,156 @@
       </w:pPr>
     </w:lvl>
   </w:abstractNum>
-  <w:abstractNum w:abstractNumId="21" w15:restartNumberingAfterBreak="0">
+  <w:abstractNum w:abstractNumId="25" w15:restartNumberingAfterBreak="0">
+    <w:nsid w:val="39855A33"/>
+    <w:multiLevelType w:val="multilevel"/>
+    <w:tmpl w:val="4DF63BEC"/>
+    <w:lvl w:ilvl="0">
+      <w:start w:val="1"/>
+      <w:numFmt w:val="bullet"/>
+      <w:lvlText w:val=""/>
+      <w:lvlJc w:val="left"/>
+      <w:pPr>
+        <w:tabs>
+          <w:tab w:val="num" w:pos="720"/>
+        </w:tabs>
+        <w:ind w:left="720" w:hanging="360"/>
+      </w:pPr>
+      <w:rPr>
+        <w:rFonts w:ascii="Symbol" w:hAnsi="Symbol" w:hint="default"/>
+        <w:sz w:val="20"/>
+      </w:rPr>
+    </w:lvl>
+    <w:lvl w:ilvl="1" w:tentative="1">
+      <w:start w:val="1"/>
+      <w:numFmt w:val="bullet"/>
+      <w:lvlText w:val="o"/>
+      <w:lvlJc w:val="left"/>
+      <w:pPr>
+        <w:tabs>
+          <w:tab w:val="num" w:pos="1440"/>
+        </w:tabs>
+        <w:ind w:left="1440" w:hanging="360"/>
+      </w:pPr>
+      <w:rPr>
+        <w:rFonts w:ascii="Courier New" w:hAnsi="Courier New" w:hint="default"/>
+        <w:sz w:val="20"/>
+      </w:rPr>
+    </w:lvl>
+    <w:lvl w:ilvl="2" w:tentative="1">
+      <w:start w:val="1"/>
+      <w:numFmt w:val="bullet"/>
+      <w:lvlText w:val=""/>
+      <w:lvlJc w:val="left"/>
+      <w:pPr>
+        <w:tabs>
+          <w:tab w:val="num" w:pos="2160"/>
+        </w:tabs>
+        <w:ind w:left="2160" w:hanging="360"/>
+      </w:pPr>
+      <w:rPr>
+        <w:rFonts w:ascii="Wingdings" w:hAnsi="Wingdings" w:hint="default"/>
+        <w:sz w:val="20"/>
+      </w:rPr>
+    </w:lvl>
+    <w:lvl w:ilvl="3" w:tentative="1">
+      <w:start w:val="1"/>
+      <w:numFmt w:val="bullet"/>
+      <w:lvlText w:val=""/>
+      <w:lvlJc w:val="left"/>
+      <w:pPr>
+        <w:tabs>
+          <w:tab w:val="num" w:pos="2880"/>
+        </w:tabs>
+        <w:ind w:left="2880" w:hanging="360"/>
+      </w:pPr>
+      <w:rPr>
+        <w:rFonts w:ascii="Wingdings" w:hAnsi="Wingdings" w:hint="default"/>
+        <w:sz w:val="20"/>
+      </w:rPr>
+    </w:lvl>
+    <w:lvl w:ilvl="4" w:tentative="1">
+      <w:start w:val="1"/>
+      <w:numFmt w:val="bullet"/>
+      <w:lvlText w:val=""/>
+      <w:lvlJc w:val="left"/>
+      <w:pPr>
+        <w:tabs>
+          <w:tab w:val="num" w:pos="3600"/>
+        </w:tabs>
+        <w:ind w:left="3600" w:hanging="360"/>
+      </w:pPr>
+      <w:rPr>
+        <w:rFonts w:ascii="Wingdings" w:hAnsi="Wingdings" w:hint="default"/>
+        <w:sz w:val="20"/>
+      </w:rPr>
+    </w:lvl>
+    <w:lvl w:ilvl="5" w:tentative="1">
+      <w:start w:val="1"/>
+      <w:numFmt w:val="bullet"/>
+      <w:lvlText w:val=""/>
+      <w:lvlJc w:val="left"/>
+      <w:pPr>
+        <w:tabs>
+          <w:tab w:val="num" w:pos="4320"/>
+        </w:tabs>
+        <w:ind w:left="4320" w:hanging="360"/>
+      </w:pPr>
+      <w:rPr>
+        <w:rFonts w:ascii="Wingdings" w:hAnsi="Wingdings" w:hint="default"/>
+        <w:sz w:val="20"/>
+      </w:rPr>
+    </w:lvl>
+    <w:lvl w:ilvl="6" w:tentative="1">
+      <w:start w:val="1"/>
+      <w:numFmt w:val="bullet"/>
+      <w:lvlText w:val=""/>
+      <w:lvlJc w:val="left"/>
+      <w:pPr>
+        <w:tabs>
+          <w:tab w:val="num" w:pos="5040"/>
+        </w:tabs>
+        <w:ind w:left="5040" w:hanging="360"/>
+      </w:pPr>
+      <w:rPr>
+        <w:rFonts w:ascii="Wingdings" w:hAnsi="Wingdings" w:hint="default"/>
+        <w:sz w:val="20"/>
+      </w:rPr>
+    </w:lvl>
+    <w:lvl w:ilvl="7" w:tentative="1">
+      <w:start w:val="1"/>
+      <w:numFmt w:val="bullet"/>
+      <w:lvlText w:val=""/>
+      <w:lvlJc w:val="left"/>
+      <w:pPr>
+        <w:tabs>
+          <w:tab w:val="num" w:pos="5760"/>
+        </w:tabs>
+        <w:ind w:left="5760" w:hanging="360"/>
+      </w:pPr>
+      <w:rPr>
+        <w:rFonts w:ascii="Wingdings" w:hAnsi="Wingdings" w:hint="default"/>
+        <w:sz w:val="20"/>
+      </w:rPr>
+    </w:lvl>
+    <w:lvl w:ilvl="8" w:tentative="1">
+      <w:start w:val="1"/>
+      <w:numFmt w:val="bullet"/>
+      <w:lvlText w:val=""/>
+      <w:lvlJc w:val="left"/>
+      <w:pPr>
+        <w:tabs>
+          <w:tab w:val="num" w:pos="6480"/>
+        </w:tabs>
+        <w:ind w:left="6480" w:hanging="360"/>
+      </w:pPr>
+      <w:rPr>
+        <w:rFonts w:ascii="Wingdings" w:hAnsi="Wingdings" w:hint="default"/>
+        <w:sz w:val="20"/>
+      </w:rPr>
+    </w:lvl>
+  </w:abstractNum>
+  <w:abstractNum w:abstractNumId="26" w15:restartNumberingAfterBreak="0">
     <w:nsid w:val="455E6C10"/>
     <w:multiLevelType w:val="multilevel"/>
     <w:tmpl w:val="DD5A65A8"/>
@@ -11461,7 +16692,7 @@
       </w:pPr>
     </w:lvl>
   </w:abstractNum>
-  <w:abstractNum w:abstractNumId="22" w15:restartNumberingAfterBreak="0">
+  <w:abstractNum w:abstractNumId="27" w15:restartNumberingAfterBreak="0">
     <w:nsid w:val="45E112D9"/>
     <w:multiLevelType w:val="multilevel"/>
     <w:tmpl w:val="9F782BE0"/>
@@ -11574,7 +16805,305 @@
       </w:pPr>
     </w:lvl>
   </w:abstractNum>
-  <w:abstractNum w:abstractNumId="23" w15:restartNumberingAfterBreak="0">
+  <w:abstractNum w:abstractNumId="28" w15:restartNumberingAfterBreak="0">
+    <w:nsid w:val="46F850B8"/>
+    <w:multiLevelType w:val="multilevel"/>
+    <w:tmpl w:val="BFB8A4B4"/>
+    <w:lvl w:ilvl="0">
+      <w:start w:val="1"/>
+      <w:numFmt w:val="bullet"/>
+      <w:lvlText w:val=""/>
+      <w:lvlJc w:val="left"/>
+      <w:pPr>
+        <w:tabs>
+          <w:tab w:val="num" w:pos="720"/>
+        </w:tabs>
+        <w:ind w:left="720" w:hanging="360"/>
+      </w:pPr>
+      <w:rPr>
+        <w:rFonts w:ascii="Symbol" w:hAnsi="Symbol" w:hint="default"/>
+        <w:sz w:val="20"/>
+      </w:rPr>
+    </w:lvl>
+    <w:lvl w:ilvl="1" w:tentative="1">
+      <w:start w:val="1"/>
+      <w:numFmt w:val="bullet"/>
+      <w:lvlText w:val="o"/>
+      <w:lvlJc w:val="left"/>
+      <w:pPr>
+        <w:tabs>
+          <w:tab w:val="num" w:pos="1440"/>
+        </w:tabs>
+        <w:ind w:left="1440" w:hanging="360"/>
+      </w:pPr>
+      <w:rPr>
+        <w:rFonts w:ascii="Courier New" w:hAnsi="Courier New" w:hint="default"/>
+        <w:sz w:val="20"/>
+      </w:rPr>
+    </w:lvl>
+    <w:lvl w:ilvl="2" w:tentative="1">
+      <w:start w:val="1"/>
+      <w:numFmt w:val="bullet"/>
+      <w:lvlText w:val=""/>
+      <w:lvlJc w:val="left"/>
+      <w:pPr>
+        <w:tabs>
+          <w:tab w:val="num" w:pos="2160"/>
+        </w:tabs>
+        <w:ind w:left="2160" w:hanging="360"/>
+      </w:pPr>
+      <w:rPr>
+        <w:rFonts w:ascii="Wingdings" w:hAnsi="Wingdings" w:hint="default"/>
+        <w:sz w:val="20"/>
+      </w:rPr>
+    </w:lvl>
+    <w:lvl w:ilvl="3" w:tentative="1">
+      <w:start w:val="1"/>
+      <w:numFmt w:val="bullet"/>
+      <w:lvlText w:val=""/>
+      <w:lvlJc w:val="left"/>
+      <w:pPr>
+        <w:tabs>
+          <w:tab w:val="num" w:pos="2880"/>
+        </w:tabs>
+        <w:ind w:left="2880" w:hanging="360"/>
+      </w:pPr>
+      <w:rPr>
+        <w:rFonts w:ascii="Wingdings" w:hAnsi="Wingdings" w:hint="default"/>
+        <w:sz w:val="20"/>
+      </w:rPr>
+    </w:lvl>
+    <w:lvl w:ilvl="4" w:tentative="1">
+      <w:start w:val="1"/>
+      <w:numFmt w:val="bullet"/>
+      <w:lvlText w:val=""/>
+      <w:lvlJc w:val="left"/>
+      <w:pPr>
+        <w:tabs>
+          <w:tab w:val="num" w:pos="3600"/>
+        </w:tabs>
+        <w:ind w:left="3600" w:hanging="360"/>
+      </w:pPr>
+      <w:rPr>
+        <w:rFonts w:ascii="Wingdings" w:hAnsi="Wingdings" w:hint="default"/>
+        <w:sz w:val="20"/>
+      </w:rPr>
+    </w:lvl>
+    <w:lvl w:ilvl="5" w:tentative="1">
+      <w:start w:val="1"/>
+      <w:numFmt w:val="bullet"/>
+      <w:lvlText w:val=""/>
+      <w:lvlJc w:val="left"/>
+      <w:pPr>
+        <w:tabs>
+          <w:tab w:val="num" w:pos="4320"/>
+        </w:tabs>
+        <w:ind w:left="4320" w:hanging="360"/>
+      </w:pPr>
+      <w:rPr>
+        <w:rFonts w:ascii="Wingdings" w:hAnsi="Wingdings" w:hint="default"/>
+        <w:sz w:val="20"/>
+      </w:rPr>
+    </w:lvl>
+    <w:lvl w:ilvl="6" w:tentative="1">
+      <w:start w:val="1"/>
+      <w:numFmt w:val="bullet"/>
+      <w:lvlText w:val=""/>
+      <w:lvlJc w:val="left"/>
+      <w:pPr>
+        <w:tabs>
+          <w:tab w:val="num" w:pos="5040"/>
+        </w:tabs>
+        <w:ind w:left="5040" w:hanging="360"/>
+      </w:pPr>
+      <w:rPr>
+        <w:rFonts w:ascii="Wingdings" w:hAnsi="Wingdings" w:hint="default"/>
+        <w:sz w:val="20"/>
+      </w:rPr>
+    </w:lvl>
+    <w:lvl w:ilvl="7" w:tentative="1">
+      <w:start w:val="1"/>
+      <w:numFmt w:val="bullet"/>
+      <w:lvlText w:val=""/>
+      <w:lvlJc w:val="left"/>
+      <w:pPr>
+        <w:tabs>
+          <w:tab w:val="num" w:pos="5760"/>
+        </w:tabs>
+        <w:ind w:left="5760" w:hanging="360"/>
+      </w:pPr>
+      <w:rPr>
+        <w:rFonts w:ascii="Wingdings" w:hAnsi="Wingdings" w:hint="default"/>
+        <w:sz w:val="20"/>
+      </w:rPr>
+    </w:lvl>
+    <w:lvl w:ilvl="8" w:tentative="1">
+      <w:start w:val="1"/>
+      <w:numFmt w:val="bullet"/>
+      <w:lvlText w:val=""/>
+      <w:lvlJc w:val="left"/>
+      <w:pPr>
+        <w:tabs>
+          <w:tab w:val="num" w:pos="6480"/>
+        </w:tabs>
+        <w:ind w:left="6480" w:hanging="360"/>
+      </w:pPr>
+      <w:rPr>
+        <w:rFonts w:ascii="Wingdings" w:hAnsi="Wingdings" w:hint="default"/>
+        <w:sz w:val="20"/>
+      </w:rPr>
+    </w:lvl>
+  </w:abstractNum>
+  <w:abstractNum w:abstractNumId="29" w15:restartNumberingAfterBreak="0">
+    <w:nsid w:val="49BD1BC2"/>
+    <w:multiLevelType w:val="multilevel"/>
+    <w:tmpl w:val="411E93D0"/>
+    <w:lvl w:ilvl="0">
+      <w:start w:val="1"/>
+      <w:numFmt w:val="bullet"/>
+      <w:lvlText w:val=""/>
+      <w:lvlJc w:val="left"/>
+      <w:pPr>
+        <w:tabs>
+          <w:tab w:val="num" w:pos="720"/>
+        </w:tabs>
+        <w:ind w:left="720" w:hanging="360"/>
+      </w:pPr>
+      <w:rPr>
+        <w:rFonts w:ascii="Symbol" w:hAnsi="Symbol" w:hint="default"/>
+        <w:sz w:val="20"/>
+      </w:rPr>
+    </w:lvl>
+    <w:lvl w:ilvl="1" w:tentative="1">
+      <w:start w:val="1"/>
+      <w:numFmt w:val="bullet"/>
+      <w:lvlText w:val="o"/>
+      <w:lvlJc w:val="left"/>
+      <w:pPr>
+        <w:tabs>
+          <w:tab w:val="num" w:pos="1440"/>
+        </w:tabs>
+        <w:ind w:left="1440" w:hanging="360"/>
+      </w:pPr>
+      <w:rPr>
+        <w:rFonts w:ascii="Courier New" w:hAnsi="Courier New" w:hint="default"/>
+        <w:sz w:val="20"/>
+      </w:rPr>
+    </w:lvl>
+    <w:lvl w:ilvl="2" w:tentative="1">
+      <w:start w:val="1"/>
+      <w:numFmt w:val="bullet"/>
+      <w:lvlText w:val=""/>
+      <w:lvlJc w:val="left"/>
+      <w:pPr>
+        <w:tabs>
+          <w:tab w:val="num" w:pos="2160"/>
+        </w:tabs>
+        <w:ind w:left="2160" w:hanging="360"/>
+      </w:pPr>
+      <w:rPr>
+        <w:rFonts w:ascii="Wingdings" w:hAnsi="Wingdings" w:hint="default"/>
+        <w:sz w:val="20"/>
+      </w:rPr>
+    </w:lvl>
+    <w:lvl w:ilvl="3" w:tentative="1">
+      <w:start w:val="1"/>
+      <w:numFmt w:val="bullet"/>
+      <w:lvlText w:val=""/>
+      <w:lvlJc w:val="left"/>
+      <w:pPr>
+        <w:tabs>
+          <w:tab w:val="num" w:pos="2880"/>
+        </w:tabs>
+        <w:ind w:left="2880" w:hanging="360"/>
+      </w:pPr>
+      <w:rPr>
+        <w:rFonts w:ascii="Wingdings" w:hAnsi="Wingdings" w:hint="default"/>
+        <w:sz w:val="20"/>
+      </w:rPr>
+    </w:lvl>
+    <w:lvl w:ilvl="4" w:tentative="1">
+      <w:start w:val="1"/>
+      <w:numFmt w:val="bullet"/>
+      <w:lvlText w:val=""/>
+      <w:lvlJc w:val="left"/>
+      <w:pPr>
+        <w:tabs>
+          <w:tab w:val="num" w:pos="3600"/>
+        </w:tabs>
+        <w:ind w:left="3600" w:hanging="360"/>
+      </w:pPr>
+      <w:rPr>
+        <w:rFonts w:ascii="Wingdings" w:hAnsi="Wingdings" w:hint="default"/>
+        <w:sz w:val="20"/>
+      </w:rPr>
+    </w:lvl>
+    <w:lvl w:ilvl="5" w:tentative="1">
+      <w:start w:val="1"/>
+      <w:numFmt w:val="bullet"/>
+      <w:lvlText w:val=""/>
+      <w:lvlJc w:val="left"/>
+      <w:pPr>
+        <w:tabs>
+          <w:tab w:val="num" w:pos="4320"/>
+        </w:tabs>
+        <w:ind w:left="4320" w:hanging="360"/>
+      </w:pPr>
+      <w:rPr>
+        <w:rFonts w:ascii="Wingdings" w:hAnsi="Wingdings" w:hint="default"/>
+        <w:sz w:val="20"/>
+      </w:rPr>
+    </w:lvl>
+    <w:lvl w:ilvl="6" w:tentative="1">
+      <w:start w:val="1"/>
+      <w:numFmt w:val="bullet"/>
+      <w:lvlText w:val=""/>
+      <w:lvlJc w:val="left"/>
+      <w:pPr>
+        <w:tabs>
+          <w:tab w:val="num" w:pos="5040"/>
+        </w:tabs>
+        <w:ind w:left="5040" w:hanging="360"/>
+      </w:pPr>
+      <w:rPr>
+        <w:rFonts w:ascii="Wingdings" w:hAnsi="Wingdings" w:hint="default"/>
+        <w:sz w:val="20"/>
+      </w:rPr>
+    </w:lvl>
+    <w:lvl w:ilvl="7" w:tentative="1">
+      <w:start w:val="1"/>
+      <w:numFmt w:val="bullet"/>
+      <w:lvlText w:val=""/>
+      <w:lvlJc w:val="left"/>
+      <w:pPr>
+        <w:tabs>
+          <w:tab w:val="num" w:pos="5760"/>
+        </w:tabs>
+        <w:ind w:left="5760" w:hanging="360"/>
+      </w:pPr>
+      <w:rPr>
+        <w:rFonts w:ascii="Wingdings" w:hAnsi="Wingdings" w:hint="default"/>
+        <w:sz w:val="20"/>
+      </w:rPr>
+    </w:lvl>
+    <w:lvl w:ilvl="8" w:tentative="1">
+      <w:start w:val="1"/>
+      <w:numFmt w:val="bullet"/>
+      <w:lvlText w:val=""/>
+      <w:lvlJc w:val="left"/>
+      <w:pPr>
+        <w:tabs>
+          <w:tab w:val="num" w:pos="6480"/>
+        </w:tabs>
+        <w:ind w:left="6480" w:hanging="360"/>
+      </w:pPr>
+      <w:rPr>
+        <w:rFonts w:ascii="Wingdings" w:hAnsi="Wingdings" w:hint="default"/>
+        <w:sz w:val="20"/>
+      </w:rPr>
+    </w:lvl>
+  </w:abstractNum>
+  <w:abstractNum w:abstractNumId="30" w15:restartNumberingAfterBreak="0">
     <w:nsid w:val="4B460275"/>
     <w:multiLevelType w:val="multilevel"/>
     <w:tmpl w:val="D58CEE96"/>
@@ -11687,7 +17216,7 @@
       </w:pPr>
     </w:lvl>
   </w:abstractNum>
-  <w:abstractNum w:abstractNumId="24" w15:restartNumberingAfterBreak="0">
+  <w:abstractNum w:abstractNumId="31" w15:restartNumberingAfterBreak="0">
     <w:nsid w:val="4C0D5FD4"/>
     <w:multiLevelType w:val="multilevel"/>
     <w:tmpl w:val="2DC437D4"/>
@@ -11800,7 +17329,7 @@
       </w:pPr>
     </w:lvl>
   </w:abstractNum>
-  <w:abstractNum w:abstractNumId="25" w15:restartNumberingAfterBreak="0">
+  <w:abstractNum w:abstractNumId="32" w15:restartNumberingAfterBreak="0">
     <w:nsid w:val="4E7E7F1C"/>
     <w:multiLevelType w:val="multilevel"/>
     <w:tmpl w:val="5BC89C12"/>
@@ -11949,7 +17478,7 @@
       </w:rPr>
     </w:lvl>
   </w:abstractNum>
-  <w:abstractNum w:abstractNumId="26" w15:restartNumberingAfterBreak="0">
+  <w:abstractNum w:abstractNumId="33" w15:restartNumberingAfterBreak="0">
     <w:nsid w:val="4F751365"/>
     <w:multiLevelType w:val="multilevel"/>
     <w:tmpl w:val="76724DE8"/>
@@ -12062,7 +17591,156 @@
       </w:pPr>
     </w:lvl>
   </w:abstractNum>
-  <w:abstractNum w:abstractNumId="27" w15:restartNumberingAfterBreak="0">
+  <w:abstractNum w:abstractNumId="34" w15:restartNumberingAfterBreak="0">
+    <w:nsid w:val="5068799C"/>
+    <w:multiLevelType w:val="multilevel"/>
+    <w:tmpl w:val="5C0C9F66"/>
+    <w:lvl w:ilvl="0">
+      <w:start w:val="1"/>
+      <w:numFmt w:val="bullet"/>
+      <w:lvlText w:val=""/>
+      <w:lvlJc w:val="left"/>
+      <w:pPr>
+        <w:tabs>
+          <w:tab w:val="num" w:pos="720"/>
+        </w:tabs>
+        <w:ind w:left="720" w:hanging="360"/>
+      </w:pPr>
+      <w:rPr>
+        <w:rFonts w:ascii="Symbol" w:hAnsi="Symbol" w:hint="default"/>
+        <w:sz w:val="20"/>
+      </w:rPr>
+    </w:lvl>
+    <w:lvl w:ilvl="1" w:tentative="1">
+      <w:start w:val="1"/>
+      <w:numFmt w:val="bullet"/>
+      <w:lvlText w:val="o"/>
+      <w:lvlJc w:val="left"/>
+      <w:pPr>
+        <w:tabs>
+          <w:tab w:val="num" w:pos="1440"/>
+        </w:tabs>
+        <w:ind w:left="1440" w:hanging="360"/>
+      </w:pPr>
+      <w:rPr>
+        <w:rFonts w:ascii="Courier New" w:hAnsi="Courier New" w:hint="default"/>
+        <w:sz w:val="20"/>
+      </w:rPr>
+    </w:lvl>
+    <w:lvl w:ilvl="2" w:tentative="1">
+      <w:start w:val="1"/>
+      <w:numFmt w:val="bullet"/>
+      <w:lvlText w:val=""/>
+      <w:lvlJc w:val="left"/>
+      <w:pPr>
+        <w:tabs>
+          <w:tab w:val="num" w:pos="2160"/>
+        </w:tabs>
+        <w:ind w:left="2160" w:hanging="360"/>
+      </w:pPr>
+      <w:rPr>
+        <w:rFonts w:ascii="Wingdings" w:hAnsi="Wingdings" w:hint="default"/>
+        <w:sz w:val="20"/>
+      </w:rPr>
+    </w:lvl>
+    <w:lvl w:ilvl="3" w:tentative="1">
+      <w:start w:val="1"/>
+      <w:numFmt w:val="bullet"/>
+      <w:lvlText w:val=""/>
+      <w:lvlJc w:val="left"/>
+      <w:pPr>
+        <w:tabs>
+          <w:tab w:val="num" w:pos="2880"/>
+        </w:tabs>
+        <w:ind w:left="2880" w:hanging="360"/>
+      </w:pPr>
+      <w:rPr>
+        <w:rFonts w:ascii="Wingdings" w:hAnsi="Wingdings" w:hint="default"/>
+        <w:sz w:val="20"/>
+      </w:rPr>
+    </w:lvl>
+    <w:lvl w:ilvl="4" w:tentative="1">
+      <w:start w:val="1"/>
+      <w:numFmt w:val="bullet"/>
+      <w:lvlText w:val=""/>
+      <w:lvlJc w:val="left"/>
+      <w:pPr>
+        <w:tabs>
+          <w:tab w:val="num" w:pos="3600"/>
+        </w:tabs>
+        <w:ind w:left="3600" w:hanging="360"/>
+      </w:pPr>
+      <w:rPr>
+        <w:rFonts w:ascii="Wingdings" w:hAnsi="Wingdings" w:hint="default"/>
+        <w:sz w:val="20"/>
+      </w:rPr>
+    </w:lvl>
+    <w:lvl w:ilvl="5" w:tentative="1">
+      <w:start w:val="1"/>
+      <w:numFmt w:val="bullet"/>
+      <w:lvlText w:val=""/>
+      <w:lvlJc w:val="left"/>
+      <w:pPr>
+        <w:tabs>
+          <w:tab w:val="num" w:pos="4320"/>
+        </w:tabs>
+        <w:ind w:left="4320" w:hanging="360"/>
+      </w:pPr>
+      <w:rPr>
+        <w:rFonts w:ascii="Wingdings" w:hAnsi="Wingdings" w:hint="default"/>
+        <w:sz w:val="20"/>
+      </w:rPr>
+    </w:lvl>
+    <w:lvl w:ilvl="6" w:tentative="1">
+      <w:start w:val="1"/>
+      <w:numFmt w:val="bullet"/>
+      <w:lvlText w:val=""/>
+      <w:lvlJc w:val="left"/>
+      <w:pPr>
+        <w:tabs>
+          <w:tab w:val="num" w:pos="5040"/>
+        </w:tabs>
+        <w:ind w:left="5040" w:hanging="360"/>
+      </w:pPr>
+      <w:rPr>
+        <w:rFonts w:ascii="Wingdings" w:hAnsi="Wingdings" w:hint="default"/>
+        <w:sz w:val="20"/>
+      </w:rPr>
+    </w:lvl>
+    <w:lvl w:ilvl="7" w:tentative="1">
+      <w:start w:val="1"/>
+      <w:numFmt w:val="bullet"/>
+      <w:lvlText w:val=""/>
+      <w:lvlJc w:val="left"/>
+      <w:pPr>
+        <w:tabs>
+          <w:tab w:val="num" w:pos="5760"/>
+        </w:tabs>
+        <w:ind w:left="5760" w:hanging="360"/>
+      </w:pPr>
+      <w:rPr>
+        <w:rFonts w:ascii="Wingdings" w:hAnsi="Wingdings" w:hint="default"/>
+        <w:sz w:val="20"/>
+      </w:rPr>
+    </w:lvl>
+    <w:lvl w:ilvl="8" w:tentative="1">
+      <w:start w:val="1"/>
+      <w:numFmt w:val="bullet"/>
+      <w:lvlText w:val=""/>
+      <w:lvlJc w:val="left"/>
+      <w:pPr>
+        <w:tabs>
+          <w:tab w:val="num" w:pos="6480"/>
+        </w:tabs>
+        <w:ind w:left="6480" w:hanging="360"/>
+      </w:pPr>
+      <w:rPr>
+        <w:rFonts w:ascii="Wingdings" w:hAnsi="Wingdings" w:hint="default"/>
+        <w:sz w:val="20"/>
+      </w:rPr>
+    </w:lvl>
+  </w:abstractNum>
+  <w:abstractNum w:abstractNumId="35" w15:restartNumberingAfterBreak="0">
     <w:nsid w:val="56FA0182"/>
     <w:multiLevelType w:val="multilevel"/>
     <w:tmpl w:val="322AD6A8"/>
@@ -12175,7 +17853,7 @@
       </w:pPr>
     </w:lvl>
   </w:abstractNum>
-  <w:abstractNum w:abstractNumId="28" w15:restartNumberingAfterBreak="0">
+  <w:abstractNum w:abstractNumId="36" w15:restartNumberingAfterBreak="0">
     <w:nsid w:val="5DC34F05"/>
     <w:multiLevelType w:val="multilevel"/>
     <w:tmpl w:val="5A1AFE68"/>
@@ -12288,7 +17966,7 @@
       </w:pPr>
     </w:lvl>
   </w:abstractNum>
-  <w:abstractNum w:abstractNumId="29" w15:restartNumberingAfterBreak="0">
+  <w:abstractNum w:abstractNumId="37" w15:restartNumberingAfterBreak="0">
     <w:nsid w:val="60F27F47"/>
     <w:multiLevelType w:val="multilevel"/>
     <w:tmpl w:val="3252C3C2"/>
@@ -12437,7 +18115,156 @@
       </w:rPr>
     </w:lvl>
   </w:abstractNum>
-  <w:abstractNum w:abstractNumId="30" w15:restartNumberingAfterBreak="0">
+  <w:abstractNum w:abstractNumId="38" w15:restartNumberingAfterBreak="0">
+    <w:nsid w:val="6115402C"/>
+    <w:multiLevelType w:val="multilevel"/>
+    <w:tmpl w:val="53EAA79C"/>
+    <w:lvl w:ilvl="0">
+      <w:start w:val="1"/>
+      <w:numFmt w:val="bullet"/>
+      <w:lvlText w:val=""/>
+      <w:lvlJc w:val="left"/>
+      <w:pPr>
+        <w:tabs>
+          <w:tab w:val="num" w:pos="720"/>
+        </w:tabs>
+        <w:ind w:left="720" w:hanging="360"/>
+      </w:pPr>
+      <w:rPr>
+        <w:rFonts w:ascii="Symbol" w:hAnsi="Symbol" w:hint="default"/>
+        <w:sz w:val="20"/>
+      </w:rPr>
+    </w:lvl>
+    <w:lvl w:ilvl="1" w:tentative="1">
+      <w:start w:val="1"/>
+      <w:numFmt w:val="bullet"/>
+      <w:lvlText w:val="o"/>
+      <w:lvlJc w:val="left"/>
+      <w:pPr>
+        <w:tabs>
+          <w:tab w:val="num" w:pos="1440"/>
+        </w:tabs>
+        <w:ind w:left="1440" w:hanging="360"/>
+      </w:pPr>
+      <w:rPr>
+        <w:rFonts w:ascii="Courier New" w:hAnsi="Courier New" w:hint="default"/>
+        <w:sz w:val="20"/>
+      </w:rPr>
+    </w:lvl>
+    <w:lvl w:ilvl="2" w:tentative="1">
+      <w:start w:val="1"/>
+      <w:numFmt w:val="bullet"/>
+      <w:lvlText w:val=""/>
+      <w:lvlJc w:val="left"/>
+      <w:pPr>
+        <w:tabs>
+          <w:tab w:val="num" w:pos="2160"/>
+        </w:tabs>
+        <w:ind w:left="2160" w:hanging="360"/>
+      </w:pPr>
+      <w:rPr>
+        <w:rFonts w:ascii="Wingdings" w:hAnsi="Wingdings" w:hint="default"/>
+        <w:sz w:val="20"/>
+      </w:rPr>
+    </w:lvl>
+    <w:lvl w:ilvl="3" w:tentative="1">
+      <w:start w:val="1"/>
+      <w:numFmt w:val="bullet"/>
+      <w:lvlText w:val=""/>
+      <w:lvlJc w:val="left"/>
+      <w:pPr>
+        <w:tabs>
+          <w:tab w:val="num" w:pos="2880"/>
+        </w:tabs>
+        <w:ind w:left="2880" w:hanging="360"/>
+      </w:pPr>
+      <w:rPr>
+        <w:rFonts w:ascii="Wingdings" w:hAnsi="Wingdings" w:hint="default"/>
+        <w:sz w:val="20"/>
+      </w:rPr>
+    </w:lvl>
+    <w:lvl w:ilvl="4" w:tentative="1">
+      <w:start w:val="1"/>
+      <w:numFmt w:val="bullet"/>
+      <w:lvlText w:val=""/>
+      <w:lvlJc w:val="left"/>
+      <w:pPr>
+        <w:tabs>
+          <w:tab w:val="num" w:pos="3600"/>
+        </w:tabs>
+        <w:ind w:left="3600" w:hanging="360"/>
+      </w:pPr>
+      <w:rPr>
+        <w:rFonts w:ascii="Wingdings" w:hAnsi="Wingdings" w:hint="default"/>
+        <w:sz w:val="20"/>
+      </w:rPr>
+    </w:lvl>
+    <w:lvl w:ilvl="5" w:tentative="1">
+      <w:start w:val="1"/>
+      <w:numFmt w:val="bullet"/>
+      <w:lvlText w:val=""/>
+      <w:lvlJc w:val="left"/>
+      <w:pPr>
+        <w:tabs>
+          <w:tab w:val="num" w:pos="4320"/>
+        </w:tabs>
+        <w:ind w:left="4320" w:hanging="360"/>
+      </w:pPr>
+      <w:rPr>
+        <w:rFonts w:ascii="Wingdings" w:hAnsi="Wingdings" w:hint="default"/>
+        <w:sz w:val="20"/>
+      </w:rPr>
+    </w:lvl>
+    <w:lvl w:ilvl="6" w:tentative="1">
+      <w:start w:val="1"/>
+      <w:numFmt w:val="bullet"/>
+      <w:lvlText w:val=""/>
+      <w:lvlJc w:val="left"/>
+      <w:pPr>
+        <w:tabs>
+          <w:tab w:val="num" w:pos="5040"/>
+        </w:tabs>
+        <w:ind w:left="5040" w:hanging="360"/>
+      </w:pPr>
+      <w:rPr>
+        <w:rFonts w:ascii="Wingdings" w:hAnsi="Wingdings" w:hint="default"/>
+        <w:sz w:val="20"/>
+      </w:rPr>
+    </w:lvl>
+    <w:lvl w:ilvl="7" w:tentative="1">
+      <w:start w:val="1"/>
+      <w:numFmt w:val="bullet"/>
+      <w:lvlText w:val=""/>
+      <w:lvlJc w:val="left"/>
+      <w:pPr>
+        <w:tabs>
+          <w:tab w:val="num" w:pos="5760"/>
+        </w:tabs>
+        <w:ind w:left="5760" w:hanging="360"/>
+      </w:pPr>
+      <w:rPr>
+        <w:rFonts w:ascii="Wingdings" w:hAnsi="Wingdings" w:hint="default"/>
+        <w:sz w:val="20"/>
+      </w:rPr>
+    </w:lvl>
+    <w:lvl w:ilvl="8" w:tentative="1">
+      <w:start w:val="1"/>
+      <w:numFmt w:val="bullet"/>
+      <w:lvlText w:val=""/>
+      <w:lvlJc w:val="left"/>
+      <w:pPr>
+        <w:tabs>
+          <w:tab w:val="num" w:pos="6480"/>
+        </w:tabs>
+        <w:ind w:left="6480" w:hanging="360"/>
+      </w:pPr>
+      <w:rPr>
+        <w:rFonts w:ascii="Wingdings" w:hAnsi="Wingdings" w:hint="default"/>
+        <w:sz w:val="20"/>
+      </w:rPr>
+    </w:lvl>
+  </w:abstractNum>
+  <w:abstractNum w:abstractNumId="39" w15:restartNumberingAfterBreak="0">
     <w:nsid w:val="612357C6"/>
     <w:multiLevelType w:val="multilevel"/>
     <w:tmpl w:val="032AD5E0"/>
@@ -12550,7 +18377,120 @@
       </w:pPr>
     </w:lvl>
   </w:abstractNum>
-  <w:abstractNum w:abstractNumId="31" w15:restartNumberingAfterBreak="0">
+  <w:abstractNum w:abstractNumId="40" w15:restartNumberingAfterBreak="0">
+    <w:nsid w:val="61EB3957"/>
+    <w:multiLevelType w:val="multilevel"/>
+    <w:tmpl w:val="0754806C"/>
+    <w:lvl w:ilvl="0">
+      <w:start w:val="1"/>
+      <w:numFmt w:val="decimal"/>
+      <w:lvlText w:val="%1."/>
+      <w:lvlJc w:val="left"/>
+      <w:pPr>
+        <w:tabs>
+          <w:tab w:val="num" w:pos="720"/>
+        </w:tabs>
+        <w:ind w:left="720" w:hanging="360"/>
+      </w:pPr>
+    </w:lvl>
+    <w:lvl w:ilvl="1" w:tentative="1">
+      <w:start w:val="1"/>
+      <w:numFmt w:val="decimal"/>
+      <w:lvlText w:val="%2."/>
+      <w:lvlJc w:val="left"/>
+      <w:pPr>
+        <w:tabs>
+          <w:tab w:val="num" w:pos="1440"/>
+        </w:tabs>
+        <w:ind w:left="1440" w:hanging="360"/>
+      </w:pPr>
+    </w:lvl>
+    <w:lvl w:ilvl="2" w:tentative="1">
+      <w:start w:val="1"/>
+      <w:numFmt w:val="decimal"/>
+      <w:lvlText w:val="%3."/>
+      <w:lvlJc w:val="left"/>
+      <w:pPr>
+        <w:tabs>
+          <w:tab w:val="num" w:pos="2160"/>
+        </w:tabs>
+        <w:ind w:left="2160" w:hanging="360"/>
+      </w:pPr>
+    </w:lvl>
+    <w:lvl w:ilvl="3" w:tentative="1">
+      <w:start w:val="1"/>
+      <w:numFmt w:val="decimal"/>
+      <w:lvlText w:val="%4."/>
+      <w:lvlJc w:val="left"/>
+      <w:pPr>
+        <w:tabs>
+          <w:tab w:val="num" w:pos="2880"/>
+        </w:tabs>
+        <w:ind w:left="2880" w:hanging="360"/>
+      </w:pPr>
+    </w:lvl>
+    <w:lvl w:ilvl="4" w:tentative="1">
+      <w:start w:val="1"/>
+      <w:numFmt w:val="decimal"/>
+      <w:lvlText w:val="%5."/>
+      <w:lvlJc w:val="left"/>
+      <w:pPr>
+        <w:tabs>
+          <w:tab w:val="num" w:pos="3600"/>
+        </w:tabs>
+        <w:ind w:left="3600" w:hanging="360"/>
+      </w:pPr>
+    </w:lvl>
+    <w:lvl w:ilvl="5" w:tentative="1">
+      <w:start w:val="1"/>
+      <w:numFmt w:val="decimal"/>
+      <w:lvlText w:val="%6."/>
+      <w:lvlJc w:val="left"/>
+      <w:pPr>
+        <w:tabs>
+          <w:tab w:val="num" w:pos="4320"/>
+        </w:tabs>
+        <w:ind w:left="4320" w:hanging="360"/>
+      </w:pPr>
+    </w:lvl>
+    <w:lvl w:ilvl="6" w:tentative="1">
+      <w:start w:val="1"/>
+      <w:numFmt w:val="decimal"/>
+      <w:lvlText w:val="%7."/>
+      <w:lvlJc w:val="left"/>
+      <w:pPr>
+        <w:tabs>
+          <w:tab w:val="num" w:pos="5040"/>
+        </w:tabs>
+        <w:ind w:left="5040" w:hanging="360"/>
+      </w:pPr>
+    </w:lvl>
+    <w:lvl w:ilvl="7" w:tentative="1">
+      <w:start w:val="1"/>
+      <w:numFmt w:val="decimal"/>
+      <w:lvlText w:val="%8."/>
+      <w:lvlJc w:val="left"/>
+      <w:pPr>
+        <w:tabs>
+          <w:tab w:val="num" w:pos="5760"/>
+        </w:tabs>
+        <w:ind w:left="5760" w:hanging="360"/>
+      </w:pPr>
+    </w:lvl>
+    <w:lvl w:ilvl="8" w:tentative="1">
+      <w:start w:val="1"/>
+      <w:numFmt w:val="decimal"/>
+      <w:lvlText w:val="%9."/>
+      <w:lvlJc w:val="left"/>
+      <w:pPr>
+        <w:tabs>
+          <w:tab w:val="num" w:pos="6480"/>
+        </w:tabs>
+        <w:ind w:left="6480" w:hanging="360"/>
+      </w:pPr>
+    </w:lvl>
+  </w:abstractNum>
+  <w:abstractNum w:abstractNumId="41" w15:restartNumberingAfterBreak="0">
     <w:nsid w:val="63FD31D0"/>
     <w:multiLevelType w:val="multilevel"/>
     <w:tmpl w:val="919A58BC"/>
@@ -12663,7 +18603,7 @@
       </w:pPr>
     </w:lvl>
   </w:abstractNum>
-  <w:abstractNum w:abstractNumId="32" w15:restartNumberingAfterBreak="0">
+  <w:abstractNum w:abstractNumId="42" w15:restartNumberingAfterBreak="0">
     <w:nsid w:val="65314ABA"/>
     <w:multiLevelType w:val="multilevel"/>
     <w:tmpl w:val="08C83AAC"/>
@@ -12812,7 +18752,7 @@
       </w:rPr>
     </w:lvl>
   </w:abstractNum>
-  <w:abstractNum w:abstractNumId="33" w15:restartNumberingAfterBreak="0">
+  <w:abstractNum w:abstractNumId="43" w15:restartNumberingAfterBreak="0">
     <w:nsid w:val="7068233E"/>
     <w:multiLevelType w:val="multilevel"/>
     <w:tmpl w:val="76724DE8"/>
@@ -12925,7 +18865,7 @@
       </w:pPr>
     </w:lvl>
   </w:abstractNum>
-  <w:abstractNum w:abstractNumId="34" w15:restartNumberingAfterBreak="0">
+  <w:abstractNum w:abstractNumId="44" w15:restartNumberingAfterBreak="0">
     <w:nsid w:val="71983665"/>
     <w:multiLevelType w:val="multilevel"/>
     <w:tmpl w:val="FF6457B2"/>
@@ -13038,7 +18978,418 @@
       </w:pPr>
     </w:lvl>
   </w:abstractNum>
-  <w:abstractNum w:abstractNumId="35" w15:restartNumberingAfterBreak="0">
+  <w:abstractNum w:abstractNumId="45" w15:restartNumberingAfterBreak="0">
+    <w:nsid w:val="72E915E2"/>
+    <w:multiLevelType w:val="multilevel"/>
+    <w:tmpl w:val="51F0B662"/>
+    <w:lvl w:ilvl="0">
+      <w:start w:val="1"/>
+      <w:numFmt w:val="decimal"/>
+      <w:lvlText w:val="%1."/>
+      <w:lvlJc w:val="left"/>
+      <w:pPr>
+        <w:tabs>
+          <w:tab w:val="num" w:pos="720"/>
+        </w:tabs>
+        <w:ind w:left="720" w:hanging="360"/>
+      </w:pPr>
+    </w:lvl>
+    <w:lvl w:ilvl="1" w:tentative="1">
+      <w:start w:val="1"/>
+      <w:numFmt w:val="decimal"/>
+      <w:lvlText w:val="%2."/>
+      <w:lvlJc w:val="left"/>
+      <w:pPr>
+        <w:tabs>
+          <w:tab w:val="num" w:pos="1440"/>
+        </w:tabs>
+        <w:ind w:left="1440" w:hanging="360"/>
+      </w:pPr>
+    </w:lvl>
+    <w:lvl w:ilvl="2" w:tentative="1">
+      <w:start w:val="1"/>
+      <w:numFmt w:val="decimal"/>
+      <w:lvlText w:val="%3."/>
+      <w:lvlJc w:val="left"/>
+      <w:pPr>
+        <w:tabs>
+          <w:tab w:val="num" w:pos="2160"/>
+        </w:tabs>
+        <w:ind w:left="2160" w:hanging="360"/>
+      </w:pPr>
+    </w:lvl>
+    <w:lvl w:ilvl="3" w:tentative="1">
+      <w:start w:val="1"/>
+      <w:numFmt w:val="decimal"/>
+      <w:lvlText w:val="%4."/>
+      <w:lvlJc w:val="left"/>
+      <w:pPr>
+        <w:tabs>
+          <w:tab w:val="num" w:pos="2880"/>
+        </w:tabs>
+        <w:ind w:left="2880" w:hanging="360"/>
+      </w:pPr>
+    </w:lvl>
+    <w:lvl w:ilvl="4" w:tentative="1">
+      <w:start w:val="1"/>
+      <w:numFmt w:val="decimal"/>
+      <w:lvlText w:val="%5."/>
+      <w:lvlJc w:val="left"/>
+      <w:pPr>
+        <w:tabs>
+          <w:tab w:val="num" w:pos="3600"/>
+        </w:tabs>
+        <w:ind w:left="3600" w:hanging="360"/>
+      </w:pPr>
+    </w:lvl>
+    <w:lvl w:ilvl="5" w:tentative="1">
+      <w:start w:val="1"/>
+      <w:numFmt w:val="decimal"/>
+      <w:lvlText w:val="%6."/>
+      <w:lvlJc w:val="left"/>
+      <w:pPr>
+        <w:tabs>
+          <w:tab w:val="num" w:pos="4320"/>
+        </w:tabs>
+        <w:ind w:left="4320" w:hanging="360"/>
+      </w:pPr>
+    </w:lvl>
+    <w:lvl w:ilvl="6" w:tentative="1">
+      <w:start w:val="1"/>
+      <w:numFmt w:val="decimal"/>
+      <w:lvlText w:val="%7."/>
+      <w:lvlJc w:val="left"/>
+      <w:pPr>
+        <w:tabs>
+          <w:tab w:val="num" w:pos="5040"/>
+        </w:tabs>
+        <w:ind w:left="5040" w:hanging="360"/>
+      </w:pPr>
+    </w:lvl>
+    <w:lvl w:ilvl="7" w:tentative="1">
+      <w:start w:val="1"/>
+      <w:numFmt w:val="decimal"/>
+      <w:lvlText w:val="%8."/>
+      <w:lvlJc w:val="left"/>
+      <w:pPr>
+        <w:tabs>
+          <w:tab w:val="num" w:pos="5760"/>
+        </w:tabs>
+        <w:ind w:left="5760" w:hanging="360"/>
+      </w:pPr>
+    </w:lvl>
+    <w:lvl w:ilvl="8" w:tentative="1">
+      <w:start w:val="1"/>
+      <w:numFmt w:val="decimal"/>
+      <w:lvlText w:val="%9."/>
+      <w:lvlJc w:val="left"/>
+      <w:pPr>
+        <w:tabs>
+          <w:tab w:val="num" w:pos="6480"/>
+        </w:tabs>
+        <w:ind w:left="6480" w:hanging="360"/>
+      </w:pPr>
+    </w:lvl>
+  </w:abstractNum>
+  <w:abstractNum w:abstractNumId="46" w15:restartNumberingAfterBreak="0">
+    <w:nsid w:val="72EE7747"/>
+    <w:multiLevelType w:val="multilevel"/>
+    <w:tmpl w:val="605ADA58"/>
+    <w:lvl w:ilvl="0">
+      <w:start w:val="1"/>
+      <w:numFmt w:val="bullet"/>
+      <w:lvlText w:val=""/>
+      <w:lvlJc w:val="left"/>
+      <w:pPr>
+        <w:tabs>
+          <w:tab w:val="num" w:pos="720"/>
+        </w:tabs>
+        <w:ind w:left="720" w:hanging="360"/>
+      </w:pPr>
+      <w:rPr>
+        <w:rFonts w:ascii="Symbol" w:hAnsi="Symbol" w:hint="default"/>
+        <w:sz w:val="20"/>
+      </w:rPr>
+    </w:lvl>
+    <w:lvl w:ilvl="1" w:tentative="1">
+      <w:start w:val="1"/>
+      <w:numFmt w:val="bullet"/>
+      <w:lvlText w:val="o"/>
+      <w:lvlJc w:val="left"/>
+      <w:pPr>
+        <w:tabs>
+          <w:tab w:val="num" w:pos="1440"/>
+        </w:tabs>
+        <w:ind w:left="1440" w:hanging="360"/>
+      </w:pPr>
+      <w:rPr>
+        <w:rFonts w:ascii="Courier New" w:hAnsi="Courier New" w:hint="default"/>
+        <w:sz w:val="20"/>
+      </w:rPr>
+    </w:lvl>
+    <w:lvl w:ilvl="2" w:tentative="1">
+      <w:start w:val="1"/>
+      <w:numFmt w:val="bullet"/>
+      <w:lvlText w:val=""/>
+      <w:lvlJc w:val="left"/>
+      <w:pPr>
+        <w:tabs>
+          <w:tab w:val="num" w:pos="2160"/>
+        </w:tabs>
+        <w:ind w:left="2160" w:hanging="360"/>
+      </w:pPr>
+      <w:rPr>
+        <w:rFonts w:ascii="Wingdings" w:hAnsi="Wingdings" w:hint="default"/>
+        <w:sz w:val="20"/>
+      </w:rPr>
+    </w:lvl>
+    <w:lvl w:ilvl="3" w:tentative="1">
+      <w:start w:val="1"/>
+      <w:numFmt w:val="bullet"/>
+      <w:lvlText w:val=""/>
+      <w:lvlJc w:val="left"/>
+      <w:pPr>
+        <w:tabs>
+          <w:tab w:val="num" w:pos="2880"/>
+        </w:tabs>
+        <w:ind w:left="2880" w:hanging="360"/>
+      </w:pPr>
+      <w:rPr>
+        <w:rFonts w:ascii="Wingdings" w:hAnsi="Wingdings" w:hint="default"/>
+        <w:sz w:val="20"/>
+      </w:rPr>
+    </w:lvl>
+    <w:lvl w:ilvl="4" w:tentative="1">
+      <w:start w:val="1"/>
+      <w:numFmt w:val="bullet"/>
+      <w:lvlText w:val=""/>
+      <w:lvlJc w:val="left"/>
+      <w:pPr>
+        <w:tabs>
+          <w:tab w:val="num" w:pos="3600"/>
+        </w:tabs>
+        <w:ind w:left="3600" w:hanging="360"/>
+      </w:pPr>
+      <w:rPr>
+        <w:rFonts w:ascii="Wingdings" w:hAnsi="Wingdings" w:hint="default"/>
+        <w:sz w:val="20"/>
+      </w:rPr>
+    </w:lvl>
+    <w:lvl w:ilvl="5" w:tentative="1">
+      <w:start w:val="1"/>
+      <w:numFmt w:val="bullet"/>
+      <w:lvlText w:val=""/>
+      <w:lvlJc w:val="left"/>
+      <w:pPr>
+        <w:tabs>
+          <w:tab w:val="num" w:pos="4320"/>
+        </w:tabs>
+        <w:ind w:left="4320" w:hanging="360"/>
+      </w:pPr>
+      <w:rPr>
+        <w:rFonts w:ascii="Wingdings" w:hAnsi="Wingdings" w:hint="default"/>
+        <w:sz w:val="20"/>
+      </w:rPr>
+    </w:lvl>
+    <w:lvl w:ilvl="6" w:tentative="1">
+      <w:start w:val="1"/>
+      <w:numFmt w:val="bullet"/>
+      <w:lvlText w:val=""/>
+      <w:lvlJc w:val="left"/>
+      <w:pPr>
+        <w:tabs>
+          <w:tab w:val="num" w:pos="5040"/>
+        </w:tabs>
+        <w:ind w:left="5040" w:hanging="360"/>
+      </w:pPr>
+      <w:rPr>
+        <w:rFonts w:ascii="Wingdings" w:hAnsi="Wingdings" w:hint="default"/>
+        <w:sz w:val="20"/>
+      </w:rPr>
+    </w:lvl>
+    <w:lvl w:ilvl="7" w:tentative="1">
+      <w:start w:val="1"/>
+      <w:numFmt w:val="bullet"/>
+      <w:lvlText w:val=""/>
+      <w:lvlJc w:val="left"/>
+      <w:pPr>
+        <w:tabs>
+          <w:tab w:val="num" w:pos="5760"/>
+        </w:tabs>
+        <w:ind w:left="5760" w:hanging="360"/>
+      </w:pPr>
+      <w:rPr>
+        <w:rFonts w:ascii="Wingdings" w:hAnsi="Wingdings" w:hint="default"/>
+        <w:sz w:val="20"/>
+      </w:rPr>
+    </w:lvl>
+    <w:lvl w:ilvl="8" w:tentative="1">
+      <w:start w:val="1"/>
+      <w:numFmt w:val="bullet"/>
+      <w:lvlText w:val=""/>
+      <w:lvlJc w:val="left"/>
+      <w:pPr>
+        <w:tabs>
+          <w:tab w:val="num" w:pos="6480"/>
+        </w:tabs>
+        <w:ind w:left="6480" w:hanging="360"/>
+      </w:pPr>
+      <w:rPr>
+        <w:rFonts w:ascii="Wingdings" w:hAnsi="Wingdings" w:hint="default"/>
+        <w:sz w:val="20"/>
+      </w:rPr>
+    </w:lvl>
+  </w:abstractNum>
+  <w:abstractNum w:abstractNumId="47" w15:restartNumberingAfterBreak="0">
+    <w:nsid w:val="73EB5EB2"/>
+    <w:multiLevelType w:val="multilevel"/>
+    <w:tmpl w:val="397A68DA"/>
+    <w:lvl w:ilvl="0">
+      <w:start w:val="1"/>
+      <w:numFmt w:val="bullet"/>
+      <w:lvlText w:val=""/>
+      <w:lvlJc w:val="left"/>
+      <w:pPr>
+        <w:tabs>
+          <w:tab w:val="num" w:pos="720"/>
+        </w:tabs>
+        <w:ind w:left="720" w:hanging="360"/>
+      </w:pPr>
+      <w:rPr>
+        <w:rFonts w:ascii="Symbol" w:hAnsi="Symbol" w:hint="default"/>
+        <w:sz w:val="20"/>
+      </w:rPr>
+    </w:lvl>
+    <w:lvl w:ilvl="1" w:tentative="1">
+      <w:start w:val="1"/>
+      <w:numFmt w:val="bullet"/>
+      <w:lvlText w:val="o"/>
+      <w:lvlJc w:val="left"/>
+      <w:pPr>
+        <w:tabs>
+          <w:tab w:val="num" w:pos="1440"/>
+        </w:tabs>
+        <w:ind w:left="1440" w:hanging="360"/>
+      </w:pPr>
+      <w:rPr>
+        <w:rFonts w:ascii="Courier New" w:hAnsi="Courier New" w:hint="default"/>
+        <w:sz w:val="20"/>
+      </w:rPr>
+    </w:lvl>
+    <w:lvl w:ilvl="2" w:tentative="1">
+      <w:start w:val="1"/>
+      <w:numFmt w:val="bullet"/>
+      <w:lvlText w:val=""/>
+      <w:lvlJc w:val="left"/>
+      <w:pPr>
+        <w:tabs>
+          <w:tab w:val="num" w:pos="2160"/>
+        </w:tabs>
+        <w:ind w:left="2160" w:hanging="360"/>
+      </w:pPr>
+      <w:rPr>
+        <w:rFonts w:ascii="Wingdings" w:hAnsi="Wingdings" w:hint="default"/>
+        <w:sz w:val="20"/>
+      </w:rPr>
+    </w:lvl>
+    <w:lvl w:ilvl="3" w:tentative="1">
+      <w:start w:val="1"/>
+      <w:numFmt w:val="bullet"/>
+      <w:lvlText w:val=""/>
+      <w:lvlJc w:val="left"/>
+      <w:pPr>
+        <w:tabs>
+          <w:tab w:val="num" w:pos="2880"/>
+        </w:tabs>
+        <w:ind w:left="2880" w:hanging="360"/>
+      </w:pPr>
+      <w:rPr>
+        <w:rFonts w:ascii="Wingdings" w:hAnsi="Wingdings" w:hint="default"/>
+        <w:sz w:val="20"/>
+      </w:rPr>
+    </w:lvl>
+    <w:lvl w:ilvl="4" w:tentative="1">
+      <w:start w:val="1"/>
+      <w:numFmt w:val="bullet"/>
+      <w:lvlText w:val=""/>
+      <w:lvlJc w:val="left"/>
+      <w:pPr>
+        <w:tabs>
+          <w:tab w:val="num" w:pos="3600"/>
+        </w:tabs>
+        <w:ind w:left="3600" w:hanging="360"/>
+      </w:pPr>
+      <w:rPr>
+        <w:rFonts w:ascii="Wingdings" w:hAnsi="Wingdings" w:hint="default"/>
+        <w:sz w:val="20"/>
+      </w:rPr>
+    </w:lvl>
+    <w:lvl w:ilvl="5" w:tentative="1">
+      <w:start w:val="1"/>
+      <w:numFmt w:val="bullet"/>
+      <w:lvlText w:val=""/>
+      <w:lvlJc w:val="left"/>
+      <w:pPr>
+        <w:tabs>
+          <w:tab w:val="num" w:pos="4320"/>
+        </w:tabs>
+        <w:ind w:left="4320" w:hanging="360"/>
+      </w:pPr>
+      <w:rPr>
+        <w:rFonts w:ascii="Wingdings" w:hAnsi="Wingdings" w:hint="default"/>
+        <w:sz w:val="20"/>
+      </w:rPr>
+    </w:lvl>
+    <w:lvl w:ilvl="6" w:tentative="1">
+      <w:start w:val="1"/>
+      <w:numFmt w:val="bullet"/>
+      <w:lvlText w:val=""/>
+      <w:lvlJc w:val="left"/>
+      <w:pPr>
+        <w:tabs>
+          <w:tab w:val="num" w:pos="5040"/>
+        </w:tabs>
+        <w:ind w:left="5040" w:hanging="360"/>
+      </w:pPr>
+      <w:rPr>
+        <w:rFonts w:ascii="Wingdings" w:hAnsi="Wingdings" w:hint="default"/>
+        <w:sz w:val="20"/>
+      </w:rPr>
+    </w:lvl>
+    <w:lvl w:ilvl="7" w:tentative="1">
+      <w:start w:val="1"/>
+      <w:numFmt w:val="bullet"/>
+      <w:lvlText w:val=""/>
+      <w:lvlJc w:val="left"/>
+      <w:pPr>
+        <w:tabs>
+          <w:tab w:val="num" w:pos="5760"/>
+        </w:tabs>
+        <w:ind w:left="5760" w:hanging="360"/>
+      </w:pPr>
+      <w:rPr>
+        <w:rFonts w:ascii="Wingdings" w:hAnsi="Wingdings" w:hint="default"/>
+        <w:sz w:val="20"/>
+      </w:rPr>
+    </w:lvl>
+    <w:lvl w:ilvl="8" w:tentative="1">
+      <w:start w:val="1"/>
+      <w:numFmt w:val="bullet"/>
+      <w:lvlText w:val=""/>
+      <w:lvlJc w:val="left"/>
+      <w:pPr>
+        <w:tabs>
+          <w:tab w:val="num" w:pos="6480"/>
+        </w:tabs>
+        <w:ind w:left="6480" w:hanging="360"/>
+      </w:pPr>
+      <w:rPr>
+        <w:rFonts w:ascii="Wingdings" w:hAnsi="Wingdings" w:hint="default"/>
+        <w:sz w:val="20"/>
+      </w:rPr>
+    </w:lvl>
+  </w:abstractNum>
+  <w:abstractNum w:abstractNumId="48" w15:restartNumberingAfterBreak="0">
     <w:nsid w:val="750B061E"/>
     <w:multiLevelType w:val="multilevel"/>
     <w:tmpl w:val="9D7ADCD2"/>
@@ -13187,7 +19538,156 @@
       </w:rPr>
     </w:lvl>
   </w:abstractNum>
-  <w:abstractNum w:abstractNumId="36" w15:restartNumberingAfterBreak="0">
+  <w:abstractNum w:abstractNumId="49" w15:restartNumberingAfterBreak="0">
+    <w:nsid w:val="7C406BA4"/>
+    <w:multiLevelType w:val="multilevel"/>
+    <w:tmpl w:val="7E40E0B8"/>
+    <w:lvl w:ilvl="0">
+      <w:start w:val="1"/>
+      <w:numFmt w:val="bullet"/>
+      <w:lvlText w:val=""/>
+      <w:lvlJc w:val="left"/>
+      <w:pPr>
+        <w:tabs>
+          <w:tab w:val="num" w:pos="720"/>
+        </w:tabs>
+        <w:ind w:left="720" w:hanging="360"/>
+      </w:pPr>
+      <w:rPr>
+        <w:rFonts w:ascii="Symbol" w:hAnsi="Symbol" w:hint="default"/>
+        <w:sz w:val="20"/>
+      </w:rPr>
+    </w:lvl>
+    <w:lvl w:ilvl="1" w:tentative="1">
+      <w:start w:val="1"/>
+      <w:numFmt w:val="bullet"/>
+      <w:lvlText w:val="o"/>
+      <w:lvlJc w:val="left"/>
+      <w:pPr>
+        <w:tabs>
+          <w:tab w:val="num" w:pos="1440"/>
+        </w:tabs>
+        <w:ind w:left="1440" w:hanging="360"/>
+      </w:pPr>
+      <w:rPr>
+        <w:rFonts w:ascii="Courier New" w:hAnsi="Courier New" w:hint="default"/>
+        <w:sz w:val="20"/>
+      </w:rPr>
+    </w:lvl>
+    <w:lvl w:ilvl="2" w:tentative="1">
+      <w:start w:val="1"/>
+      <w:numFmt w:val="bullet"/>
+      <w:lvlText w:val=""/>
+      <w:lvlJc w:val="left"/>
+      <w:pPr>
+        <w:tabs>
+          <w:tab w:val="num" w:pos="2160"/>
+        </w:tabs>
+        <w:ind w:left="2160" w:hanging="360"/>
+      </w:pPr>
+      <w:rPr>
+        <w:rFonts w:ascii="Wingdings" w:hAnsi="Wingdings" w:hint="default"/>
+        <w:sz w:val="20"/>
+      </w:rPr>
+    </w:lvl>
+    <w:lvl w:ilvl="3" w:tentative="1">
+      <w:start w:val="1"/>
+      <w:numFmt w:val="bullet"/>
+      <w:lvlText w:val=""/>
+      <w:lvlJc w:val="left"/>
+      <w:pPr>
+        <w:tabs>
+          <w:tab w:val="num" w:pos="2880"/>
+        </w:tabs>
+        <w:ind w:left="2880" w:hanging="360"/>
+      </w:pPr>
+      <w:rPr>
+        <w:rFonts w:ascii="Wingdings" w:hAnsi="Wingdings" w:hint="default"/>
+        <w:sz w:val="20"/>
+      </w:rPr>
+    </w:lvl>
+    <w:lvl w:ilvl="4" w:tentative="1">
+      <w:start w:val="1"/>
+      <w:numFmt w:val="bullet"/>
+      <w:lvlText w:val=""/>
+      <w:lvlJc w:val="left"/>
+      <w:pPr>
+        <w:tabs>
+          <w:tab w:val="num" w:pos="3600"/>
+        </w:tabs>
+        <w:ind w:left="3600" w:hanging="360"/>
+      </w:pPr>
+      <w:rPr>
+        <w:rFonts w:ascii="Wingdings" w:hAnsi="Wingdings" w:hint="default"/>
+        <w:sz w:val="20"/>
+      </w:rPr>
+    </w:lvl>
+    <w:lvl w:ilvl="5" w:tentative="1">
+      <w:start w:val="1"/>
+      <w:numFmt w:val="bullet"/>
+      <w:lvlText w:val=""/>
+      <w:lvlJc w:val="left"/>
+      <w:pPr>
+        <w:tabs>
+          <w:tab w:val="num" w:pos="4320"/>
+        </w:tabs>
+        <w:ind w:left="4320" w:hanging="360"/>
+      </w:pPr>
+      <w:rPr>
+        <w:rFonts w:ascii="Wingdings" w:hAnsi="Wingdings" w:hint="default"/>
+        <w:sz w:val="20"/>
+      </w:rPr>
+    </w:lvl>
+    <w:lvl w:ilvl="6" w:tentative="1">
+      <w:start w:val="1"/>
+      <w:numFmt w:val="bullet"/>
+      <w:lvlText w:val=""/>
+      <w:lvlJc w:val="left"/>
+      <w:pPr>
+        <w:tabs>
+          <w:tab w:val="num" w:pos="5040"/>
+        </w:tabs>
+        <w:ind w:left="5040" w:hanging="360"/>
+      </w:pPr>
+      <w:rPr>
+        <w:rFonts w:ascii="Wingdings" w:hAnsi="Wingdings" w:hint="default"/>
+        <w:sz w:val="20"/>
+      </w:rPr>
+    </w:lvl>
+    <w:lvl w:ilvl="7" w:tentative="1">
+      <w:start w:val="1"/>
+      <w:numFmt w:val="bullet"/>
+      <w:lvlText w:val=""/>
+      <w:lvlJc w:val="left"/>
+      <w:pPr>
+        <w:tabs>
+          <w:tab w:val="num" w:pos="5760"/>
+        </w:tabs>
+        <w:ind w:left="5760" w:hanging="360"/>
+      </w:pPr>
+      <w:rPr>
+        <w:rFonts w:ascii="Wingdings" w:hAnsi="Wingdings" w:hint="default"/>
+        <w:sz w:val="20"/>
+      </w:rPr>
+    </w:lvl>
+    <w:lvl w:ilvl="8" w:tentative="1">
+      <w:start w:val="1"/>
+      <w:numFmt w:val="bullet"/>
+      <w:lvlText w:val=""/>
+      <w:lvlJc w:val="left"/>
+      <w:pPr>
+        <w:tabs>
+          <w:tab w:val="num" w:pos="6480"/>
+        </w:tabs>
+        <w:ind w:left="6480" w:hanging="360"/>
+      </w:pPr>
+      <w:rPr>
+        <w:rFonts w:ascii="Wingdings" w:hAnsi="Wingdings" w:hint="default"/>
+        <w:sz w:val="20"/>
+      </w:rPr>
+    </w:lvl>
+  </w:abstractNum>
+  <w:abstractNum w:abstractNumId="50" w15:restartNumberingAfterBreak="0">
     <w:nsid w:val="7F110567"/>
     <w:multiLevelType w:val="multilevel"/>
     <w:tmpl w:val="CD561912"/>
@@ -13337,115 +19837,157 @@
     </w:lvl>
   </w:abstractNum>
   <w:num w:numId="1" w16cid:durableId="1704089216">
-    <w:abstractNumId w:val="18"/>
+    <w:abstractNumId w:val="22"/>
   </w:num>
   <w:num w:numId="2" w16cid:durableId="725876769">
-    <w:abstractNumId w:val="13"/>
+    <w:abstractNumId w:val="17"/>
   </w:num>
   <w:num w:numId="3" w16cid:durableId="1651059778">
-    <w:abstractNumId w:val="9"/>
+    <w:abstractNumId w:val="12"/>
   </w:num>
   <w:num w:numId="4" w16cid:durableId="373046032">
-    <w:abstractNumId w:val="5"/>
+    <w:abstractNumId w:val="7"/>
   </w:num>
   <w:num w:numId="5" w16cid:durableId="451628812">
-    <w:abstractNumId w:val="11"/>
+    <w:abstractNumId w:val="14"/>
   </w:num>
   <w:num w:numId="6" w16cid:durableId="1616057820">
-    <w:abstractNumId w:val="19"/>
+    <w:abstractNumId w:val="23"/>
   </w:num>
   <w:num w:numId="7" w16cid:durableId="1215004143">
-    <w:abstractNumId w:val="27"/>
+    <w:abstractNumId w:val="35"/>
   </w:num>
   <w:num w:numId="8" w16cid:durableId="1948998601">
     <w:abstractNumId w:val="0"/>
   </w:num>
   <w:num w:numId="9" w16cid:durableId="1776710485">
-    <w:abstractNumId w:val="34"/>
+    <w:abstractNumId w:val="44"/>
   </w:num>
   <w:num w:numId="10" w16cid:durableId="258492482">
+    <w:abstractNumId w:val="33"/>
+  </w:num>
+  <w:num w:numId="11" w16cid:durableId="468013383">
     <w:abstractNumId w:val="26"/>
   </w:num>
-  <w:num w:numId="11" w16cid:durableId="468013383">
-    <w:abstractNumId w:val="21"/>
-  </w:num>
   <w:num w:numId="12" w16cid:durableId="1166551215">
-    <w:abstractNumId w:val="22"/>
+    <w:abstractNumId w:val="27"/>
   </w:num>
   <w:num w:numId="13" w16cid:durableId="1981768495">
-    <w:abstractNumId w:val="4"/>
+    <w:abstractNumId w:val="5"/>
   </w:num>
   <w:num w:numId="14" w16cid:durableId="885606865">
-    <w:abstractNumId w:val="28"/>
+    <w:abstractNumId w:val="36"/>
   </w:num>
   <w:num w:numId="15" w16cid:durableId="331958671">
-    <w:abstractNumId w:val="10"/>
+    <w:abstractNumId w:val="13"/>
   </w:num>
   <w:num w:numId="16" w16cid:durableId="1361081393">
-    <w:abstractNumId w:val="20"/>
+    <w:abstractNumId w:val="24"/>
   </w:num>
   <w:num w:numId="17" w16cid:durableId="81878272">
-    <w:abstractNumId w:val="24"/>
+    <w:abstractNumId w:val="31"/>
   </w:num>
   <w:num w:numId="18" w16cid:durableId="747962943">
     <w:abstractNumId w:val="2"/>
   </w:num>
   <w:num w:numId="19" w16cid:durableId="1296136884">
-    <w:abstractNumId w:val="23"/>
+    <w:abstractNumId w:val="30"/>
   </w:num>
   <w:num w:numId="20" w16cid:durableId="4017524">
-    <w:abstractNumId w:val="6"/>
+    <w:abstractNumId w:val="8"/>
   </w:num>
   <w:num w:numId="21" w16cid:durableId="473841148">
-    <w:abstractNumId w:val="17"/>
+    <w:abstractNumId w:val="21"/>
   </w:num>
   <w:num w:numId="22" w16cid:durableId="5639109">
-    <w:abstractNumId w:val="12"/>
+    <w:abstractNumId w:val="15"/>
   </w:num>
   <w:num w:numId="23" w16cid:durableId="1679431044">
-    <w:abstractNumId w:val="16"/>
+    <w:abstractNumId w:val="20"/>
   </w:num>
   <w:num w:numId="24" w16cid:durableId="1016538250">
-    <w:abstractNumId w:val="14"/>
+    <w:abstractNumId w:val="18"/>
   </w:num>
   <w:num w:numId="25" w16cid:durableId="239876891">
-    <w:abstractNumId w:val="36"/>
+    <w:abstractNumId w:val="50"/>
   </w:num>
   <w:num w:numId="26" w16cid:durableId="1765614263">
-    <w:abstractNumId w:val="15"/>
+    <w:abstractNumId w:val="19"/>
   </w:num>
   <w:num w:numId="27" w16cid:durableId="620651018">
     <w:abstractNumId w:val="1"/>
   </w:num>
   <w:num w:numId="28" w16cid:durableId="1410231709">
-    <w:abstractNumId w:val="31"/>
+    <w:abstractNumId w:val="41"/>
   </w:num>
   <w:num w:numId="29" w16cid:durableId="971709043">
-    <w:abstractNumId w:val="8"/>
+    <w:abstractNumId w:val="11"/>
   </w:num>
   <w:num w:numId="30" w16cid:durableId="651065738">
-    <w:abstractNumId w:val="32"/>
+    <w:abstractNumId w:val="42"/>
   </w:num>
   <w:num w:numId="31" w16cid:durableId="130098764">
     <w:abstractNumId w:val="3"/>
   </w:num>
   <w:num w:numId="32" w16cid:durableId="1418601543">
-    <w:abstractNumId w:val="30"/>
+    <w:abstractNumId w:val="39"/>
   </w:num>
   <w:num w:numId="33" w16cid:durableId="945427670">
-    <w:abstractNumId w:val="33"/>
+    <w:abstractNumId w:val="43"/>
   </w:num>
   <w:num w:numId="34" w16cid:durableId="1780179236">
-    <w:abstractNumId w:val="25"/>
+    <w:abstractNumId w:val="32"/>
   </w:num>
   <w:num w:numId="35" w16cid:durableId="803427576">
+    <w:abstractNumId w:val="37"/>
+  </w:num>
+  <w:num w:numId="36" w16cid:durableId="1979216379">
+    <w:abstractNumId w:val="10"/>
+  </w:num>
+  <w:num w:numId="37" w16cid:durableId="56246239">
+    <w:abstractNumId w:val="48"/>
+  </w:num>
+  <w:num w:numId="38" w16cid:durableId="1935816666">
+    <w:abstractNumId w:val="16"/>
+  </w:num>
+  <w:num w:numId="39" w16cid:durableId="891843835">
+    <w:abstractNumId w:val="9"/>
+  </w:num>
+  <w:num w:numId="40" w16cid:durableId="975141615">
+    <w:abstractNumId w:val="6"/>
+  </w:num>
+  <w:num w:numId="41" w16cid:durableId="160313909">
+    <w:abstractNumId w:val="47"/>
+  </w:num>
+  <w:num w:numId="42" w16cid:durableId="373390177">
     <w:abstractNumId w:val="29"/>
   </w:num>
-  <w:num w:numId="36" w16cid:durableId="1979216379">
-    <w:abstractNumId w:val="7"/>
+  <w:num w:numId="43" w16cid:durableId="1331979386">
+    <w:abstractNumId w:val="49"/>
   </w:num>
-  <w:num w:numId="37" w16cid:durableId="56246239">
-    <w:abstractNumId w:val="35"/>
+  <w:num w:numId="44" w16cid:durableId="1016879743">
+    <w:abstractNumId w:val="34"/>
+  </w:num>
+  <w:num w:numId="45" w16cid:durableId="907302656">
+    <w:abstractNumId w:val="4"/>
+  </w:num>
+  <w:num w:numId="46" w16cid:durableId="1163201372">
+    <w:abstractNumId w:val="38"/>
+  </w:num>
+  <w:num w:numId="47" w16cid:durableId="1016005063">
+    <w:abstractNumId w:val="45"/>
+  </w:num>
+  <w:num w:numId="48" w16cid:durableId="719935820">
+    <w:abstractNumId w:val="40"/>
+  </w:num>
+  <w:num w:numId="49" w16cid:durableId="19356679">
+    <w:abstractNumId w:val="46"/>
+  </w:num>
+  <w:num w:numId="50" w16cid:durableId="130833475">
+    <w:abstractNumId w:val="28"/>
+  </w:num>
+  <w:num w:numId="51" w16cid:durableId="482891067">
+    <w:abstractNumId w:val="25"/>
   </w:num>
 </w:numbering>
 </file>
@@ -13850,7 +20392,7 @@
   <w:style w:type="paragraph" w:default="1" w:styleId="Normal">
     <w:name w:val="Normal"/>
     <w:qFormat/>
-    <w:rsid w:val="00870B9D"/>
+    <w:rsid w:val="00495047"/>
   </w:style>
   <w:style w:type="paragraph" w:styleId="Heading1">
     <w:name w:val="heading 1"/>
